--- a/downloads/workbook/ai-1-week-01.docx
+++ b/downloads/workbook/ai-1-week-01.docx
@@ -1212,6 +1212,178 @@
         <w:t>Project connection: For the Helpful Classroom Sorter, annotate which decisions follow written instructions and which, if any, were fitted from examples.</w:t>
       </w:r>
     </w:p>
+    <w:p>
+      <w:pPr>
+        <w:pStyle w:val="Heading1"/>
+      </w:pPr>
+      <w:r>
+        <w:t>19. Project portfolio milestone</w:t>
+      </w:r>
+    </w:p>
+    <w:p>
+      <w:r>
+        <w:t>Project: Helpful Classroom Sorter</w:t>
+      </w:r>
+    </w:p>
+    <w:p>
+      <w:r>
+        <w:t>Current milestone: Frame the need. Name the user, the problem, allowed inputs and a safe simple starting method.</w:t>
+      </w:r>
+    </w:p>
+    <w:p>
+      <w:r>
+        <w:t>For the Helpful Classroom Sorter, annotate which decisions follow written instructions and which, if any, were fitted from examples.</w:t>
+      </w:r>
+    </w:p>
+    <w:tbl>
+      <w:tblPr>
+        <w:tblStyle w:val="LightShading-Accent1"/>
+        <w:tblW w:type="auto" w:w="0"/>
+        <w:tblLook w:firstColumn="1" w:firstRow="1" w:lastColumn="0" w:lastRow="0" w:noHBand="0" w:noVBand="1" w:val="04A0"/>
+      </w:tblPr>
+      <w:tblGrid>
+        <w:gridCol w:w="5112"/>
+        <w:gridCol w:w="5112"/>
+      </w:tblGrid>
+      <w:tr>
+        <w:trPr>
+          <w:tblHeader/>
+        </w:trPr>
+        <w:tc>
+          <w:tcPr>
+            <w:tcW w:type="dxa" w:w="5112"/>
+          </w:tcPr>
+          <w:p>
+            <w:r>
+              <w:t>Evidence to keep</w:t>
+            </w:r>
+          </w:p>
+        </w:tc>
+        <w:tc>
+          <w:tcPr>
+            <w:tcW w:type="dxa" w:w="5112"/>
+          </w:tcPr>
+          <w:p>
+            <w:r>
+              <w:t>My record</w:t>
+            </w:r>
+          </w:p>
+        </w:tc>
+      </w:tr>
+      <w:tr>
+        <w:tc>
+          <w:tcPr>
+            <w:tcW w:type="dxa" w:w="5112"/>
+          </w:tcPr>
+          <w:p>
+            <w:r>
+              <w:t>This week’s input and deciding step</w:t>
+            </w:r>
+          </w:p>
+        </w:tc>
+        <w:tc>
+          <w:tcPr>
+            <w:tcW w:type="dxa" w:w="5112"/>
+          </w:tcPr>
+          <w:p>
+            <w:r/>
+          </w:p>
+        </w:tc>
+      </w:tr>
+      <w:tr>
+        <w:tc>
+          <w:tcPr>
+            <w:tcW w:type="dxa" w:w="5112"/>
+          </w:tcPr>
+          <w:p>
+            <w:r>
+              <w:t>Prediction and actual result (or labelled paper trace)</w:t>
+            </w:r>
+          </w:p>
+        </w:tc>
+        <w:tc>
+          <w:tcPr>
+            <w:tcW w:type="dxa" w:w="5112"/>
+          </w:tcPr>
+          <w:p>
+            <w:r/>
+          </w:p>
+        </w:tc>
+      </w:tr>
+      <w:tr>
+        <w:tc>
+          <w:tcPr>
+            <w:tcW w:type="dxa" w:w="5112"/>
+          </w:tcPr>
+          <w:p>
+            <w:r>
+              <w:t>One change since the previous checkpoint and why</w:t>
+            </w:r>
+          </w:p>
+        </w:tc>
+        <w:tc>
+          <w:tcPr>
+            <w:tcW w:type="dxa" w:w="5112"/>
+          </w:tcPr>
+          <w:p>
+            <w:r/>
+          </w:p>
+        </w:tc>
+      </w:tr>
+      <w:tr>
+        <w:tc>
+          <w:tcPr>
+            <w:tcW w:type="dxa" w:w="5112"/>
+          </w:tcPr>
+          <w:p>
+            <w:r>
+              <w:t>One error or limit and the next test</w:t>
+            </w:r>
+          </w:p>
+        </w:tc>
+        <w:tc>
+          <w:tcPr>
+            <w:tcW w:type="dxa" w:w="5112"/>
+          </w:tcPr>
+          <w:p>
+            <w:r/>
+          </w:p>
+        </w:tc>
+      </w:tr>
+    </w:tbl>
+    <w:p>
+      <w:pPr>
+        <w:pStyle w:val="Heading3"/>
+      </w:pPr>
+      <w:r>
+        <w:t>Explain what this week adds to your project. Reuse last week’s record rather than starting again.</w:t>
+      </w:r>
+    </w:p>
+    <w:p>
+      <w:r>
+        <w:t>________________________________________________________________</w:t>
+      </w:r>
+    </w:p>
+    <w:p>
+      <w:r>
+        <w:t>________________________________________________________________</w:t>
+      </w:r>
+    </w:p>
+    <w:p>
+      <w:r>
+        <w:t>________________________________________________________________</w:t>
+      </w:r>
+    </w:p>
+    <w:p>
+      <w:r>
+        <w:t>________________________________________________________________</w:t>
+      </w:r>
+    </w:p>
+    <w:p>
+      <w:r>
+        <w:t>________________________________________________________________</w:t>
+      </w:r>
+    </w:p>
     <w:sectPr>
       <w:pgSz w:w="12240" w:h="15840"/>
       <w:pgMar w:top="936" w:right="1008" w:bottom="936" w:left="1008" w:header="720" w:footer="720" w:gutter="0"/>

--- a/downloads/workbook/ai-1-week-01.docx
+++ b/downloads/workbook/ai-1-week-01.docx
@@ -1384,6 +1384,230 @@
         <w:t>________________________________________________________________</w:t>
       </w:r>
     </w:p>
+    <w:p>
+      <w:pPr>
+        <w:pStyle w:val="Heading1"/>
+      </w:pPr>
+      <w:r>
+        <w:t>20. Supported practice and learning evidence</w:t>
+      </w:r>
+    </w:p>
+    <w:p>
+      <w:r>
+        <w:t>Use this supported practice once, in the browser or on paper. Keep the reserved independent assessment for a separate first attempt before teacher feedback.</w:t>
+      </w:r>
+    </w:p>
+    <w:p>
+      <w:r>
+        <w:t>A fictional school umbrella display shows TAKE ONE before lunch. What produced that advice?</w:t>
+      </w:r>
+    </w:p>
+    <w:p>
+      <w:pPr>
+        <w:pStyle w:val="Heading3"/>
+      </w:pPr>
+      <w:r>
+        <w:t>Practice 1: explain the deciding evidence</w:t>
+      </w:r>
+    </w:p>
+    <w:p>
+      <w:r>
+        <w:t>Which labelled step matches this detail? The teacher checks current conditions before distributing umbrellas.</w:t>
+      </w:r>
+    </w:p>
+    <w:p>
+      <w:r>
+        <w:t>1. Weather records</w:t>
+      </w:r>
+    </w:p>
+    <w:p>
+      <w:r>
+        <w:t>2. Final decision</w:t>
+      </w:r>
+    </w:p>
+    <w:p>
+      <w:r>
+        <w:t>3. Display rule</w:t>
+      </w:r>
+    </w:p>
+    <w:p>
+      <w:r>
+        <w:t>4. Forecast</w:t>
+      </w:r>
+    </w:p>
+    <w:p>
+      <w:pPr>
+        <w:pStyle w:val="Heading3"/>
+      </w:pPr>
+      <w:r>
+        <w:t>My selected conclusion, deciding fact and explanation</w:t>
+      </w:r>
+    </w:p>
+    <w:p>
+      <w:r>
+        <w:t>________________________________________________________________</w:t>
+      </w:r>
+    </w:p>
+    <w:p>
+      <w:r>
+        <w:t>________________________________________________________________</w:t>
+      </w:r>
+    </w:p>
+    <w:p>
+      <w:r>
+        <w:t>________________________________________________________________</w:t>
+      </w:r>
+    </w:p>
+    <w:p>
+      <w:r>
+        <w:t>________________________________________________________________</w:t>
+      </w:r>
+    </w:p>
+    <w:p>
+      <w:r>
+        <w:t>________________________________________________________________</w:t>
+      </w:r>
+    </w:p>
+    <w:p>
+      <w:r>
+        <w:t>Hint if needed: Read the steps in the pictorial case. Match the supplied detail to the stage that performs or records it.</w:t>
+      </w:r>
+    </w:p>
+    <w:p>
+      <w:r>
+        <w:t>After your attempt, compare with the supported explanation: Final decision The teacher checks current conditions before distributing umbrellas. The fitting record supports calling the forecasting stage learned. Comparing 70 with 60 is an explicit rule. The final action belongs to a person. Merely seeing TAKE ONE would not reveal any of these mechanisms; the process notes supply that evidence.</w:t>
+      </w:r>
+    </w:p>
+    <w:p>
+      <w:pPr>
+        <w:pStyle w:val="Heading3"/>
+      </w:pPr>
+      <w:r>
+        <w:t>Practice 2: explain the deciding evidence</w:t>
+      </w:r>
+    </w:p>
+    <w:p>
+      <w:r>
+        <w:t>Changed-case practice: Keep the forecast but raise the display boundary to 80%. Which conclusion is supported by the supplied facts?</w:t>
+      </w:r>
+    </w:p>
+    <w:p>
+      <w:r>
+        <w:t>1. This one example guarantees correct results for every future input.</w:t>
+      </w:r>
+    </w:p>
+    <w:p>
+      <w:r>
+        <w:t>2. The display no longer says TAKE ONE.</w:t>
+      </w:r>
+    </w:p>
+    <w:p>
+      <w:r>
+        <w:t>3. We can decide the result without examining the changed input or the procedure.</w:t>
+      </w:r>
+    </w:p>
+    <w:p>
+      <w:pPr>
+        <w:pStyle w:val="Heading3"/>
+      </w:pPr>
+      <w:r>
+        <w:t>My selected conclusion, deciding fact and explanation</w:t>
+      </w:r>
+    </w:p>
+    <w:p>
+      <w:r>
+        <w:t>________________________________________________________________</w:t>
+      </w:r>
+    </w:p>
+    <w:p>
+      <w:r>
+        <w:t>________________________________________________________________</w:t>
+      </w:r>
+    </w:p>
+    <w:p>
+      <w:r>
+        <w:t>________________________________________________________________</w:t>
+      </w:r>
+    </w:p>
+    <w:p>
+      <w:r>
+        <w:t>________________________________________________________________</w:t>
+      </w:r>
+    </w:p>
+    <w:p>
+      <w:r>
+        <w:t>________________________________________________________________</w:t>
+      </w:r>
+    </w:p>
+    <w:p>
+      <w:r>
+        <w:t>Hint if needed: Use the changed condition and the deciding step in the pictorial trace. The answer must say what follows from those facts.</w:t>
+      </w:r>
+    </w:p>
+    <w:p>
+      <w:r>
+        <w:t>After your attempt, compare with the supported explanation: The display no longer says TAKE ONE. 70 is below 80; changing a display rule does not refit the model.</w:t>
+      </w:r>
+    </w:p>
+    <w:p>
+      <w:pPr>
+        <w:pStyle w:val="Heading3"/>
+      </w:pPr>
+      <w:r>
+        <w:t>Repair a missing building block</w:t>
+      </w:r>
+    </w:p>
+    <w:p>
+      <w:r>
+        <w:t>This is the starting lesson. Ask your teacher to model one observation, one written rule and one deciding step, then try your own example.</w:t>
+      </w:r>
+    </w:p>
+    <w:p>
+      <w:pPr>
+        <w:pStyle w:val="Heading3"/>
+      </w:pPr>
+      <w:r>
+        <w:t>Keep your completed work</w:t>
+      </w:r>
+    </w:p>
+    <w:p>
+      <w:r>
+        <w:t>Use Download completed work in the hosted lesson to export your answers, reflections, practice feedback and code-run evidence. Open the HTML copy to read or print it. Drafts stay in this browser when storage is available; clear drafts on a shared device.</w:t>
+      </w:r>
+    </w:p>
+    <w:p>
+      <w:pPr>
+        <w:pStyle w:val="Heading3"/>
+      </w:pPr>
+      <w:r>
+        <w:t>What I repaired, the evidence I kept and the next test</w:t>
+      </w:r>
+    </w:p>
+    <w:p>
+      <w:r>
+        <w:t>________________________________________________________________</w:t>
+      </w:r>
+    </w:p>
+    <w:p>
+      <w:r>
+        <w:t>________________________________________________________________</w:t>
+      </w:r>
+    </w:p>
+    <w:p>
+      <w:r>
+        <w:t>________________________________________________________________</w:t>
+      </w:r>
+    </w:p>
+    <w:p>
+      <w:r>
+        <w:t>________________________________________________________________</w:t>
+      </w:r>
+    </w:p>
+    <w:p>
+      <w:r>
+        <w:t>________________________________________________________________</w:t>
+      </w:r>
+    </w:p>
     <w:sectPr>
       <w:pgSz w:w="12240" w:h="15840"/>
       <w:pgMar w:top="936" w:right="1008" w:bottom="936" w:left="1008" w:header="720" w:footer="720" w:gutter="0"/>

--- a/downloads/workbook/ai-1-week-01.docx
+++ b/downloads/workbook/ai-1-week-01.docx
@@ -30,11 +30,28 @@
     </w:p>
     <w:p>
       <w:r>
+        <w:t>Record your first explanation before opening notes, then show any correction separately.</w:t>
+      </w:r>
+    </w:p>
+    <w:p>
+      <w:pPr>
+        <w:spacing w:line="336" w:lineRule="auto" w:after="180"/>
+      </w:pPr>
+      <w:r>
+        <w:rPr>
+          <w:b w:val="0"/>
+        </w:rPr>
         <w:t>Try the recall before opening notes. Then use a different colour or a labelled second line to correct your explanation.</w:t>
       </w:r>
     </w:p>
     <w:p>
-      <w:r>
+      <w:pPr>
+        <w:spacing w:line="336" w:lineRule="auto" w:after="180"/>
+      </w:pPr>
+      <w:r>
+        <w:rPr>
+          <w:b w:val="0"/>
+        </w:rPr>
         <w:t>A classroom clock speaks the time. Write one thing you observed and one thing you cannot determine just from hearing it.</w:t>
       </w:r>
     </w:p>
@@ -71,7 +88,42 @@
     </w:p>
     <w:p>
       <w:r>
-        <w:t>Use W2: Complete the photo library explanation for Evidence and decision mechanisms. Record the answer once; the lesson and workbook refer to the same attempt.</w:t>
+        <w:t>Use the photo-library completion task. Keep a trace of the step you completed and any help you used.</w:t>
+      </w:r>
+    </w:p>
+    <w:p>
+      <w:pPr>
+        <w:spacing w:line="336" w:lineRule="auto" w:after="180"/>
+      </w:pPr>
+      <w:r>
+        <w:rPr>
+          <w:b w:val="0"/>
+        </w:rPr>
+        <w:t xml:space="preserve">Use W2: Complete the photo library explanation for </w:t>
+      </w:r>
+      <w:r>
+        <w:rPr>
+          <w:b/>
+        </w:rPr>
+        <w:t>Evidence</w:t>
+      </w:r>
+      <w:r>
+        <w:rPr>
+          <w:b w:val="0"/>
+        </w:rPr>
+        <w:t xml:space="preserve"> and decision </w:t>
+      </w:r>
+      <w:r>
+        <w:rPr>
+          <w:b/>
+        </w:rPr>
+        <w:t>mechanism</w:t>
+      </w:r>
+      <w:r>
+        <w:rPr>
+          <w:b w:val="0"/>
+        </w:rPr>
+        <w:t>s. Record the answer once; the lesson and workbook refer to the same attempt.</w:t>
       </w:r>
     </w:p>
     <w:tbl>
@@ -199,7 +251,53 @@
     </w:p>
     <w:p>
       <w:r>
-        <w:t>Use the worked case for Evidence and decision mechanisms. Proposed explanation: “All rules are outside AI”. Decide whether this explanation is supported. Point to the step or supplied fact that decides; explain your repair if needed.</w:t>
+        <w:t>Challenge the proposed claim using the supplied facts before discussing it with a partner.</w:t>
+      </w:r>
+    </w:p>
+    <w:p>
+      <w:pPr>
+        <w:spacing w:line="336" w:lineRule="auto" w:after="180"/>
+      </w:pPr>
+      <w:r>
+        <w:rPr>
+          <w:b w:val="0"/>
+        </w:rPr>
+        <w:t xml:space="preserve">Use the worked case for </w:t>
+      </w:r>
+      <w:r>
+        <w:rPr>
+          <w:b/>
+        </w:rPr>
+        <w:t>Evidence</w:t>
+      </w:r>
+      <w:r>
+        <w:rPr>
+          <w:b w:val="0"/>
+        </w:rPr>
+        <w:t xml:space="preserve"> and decision </w:t>
+      </w:r>
+      <w:r>
+        <w:rPr>
+          <w:b/>
+        </w:rPr>
+        <w:t>mechanism</w:t>
+      </w:r>
+      <w:r>
+        <w:rPr>
+          <w:b w:val="0"/>
+        </w:rPr>
+        <w:t>s. Proposed explanation: “All rules are outside AI”. Decide whether this explanation is supported.</w:t>
+      </w:r>
+    </w:p>
+    <w:p>
+      <w:pPr>
+        <w:spacing w:line="336" w:lineRule="auto" w:after="180"/>
+      </w:pPr>
+      <w:r>
+        <w:rPr>
+          <w:b w:val="0"/>
+        </w:rPr>
+        <w:t>Point to the step or supplied fact that decides; explain your repair if needed.</w:t>
       </w:r>
     </w:p>
     <w:p>
@@ -239,6 +337,11 @@
       </w:r>
     </w:p>
     <w:p>
+      <w:r>
+        <w:t>Write one first attempt at the reserved greenhouse case before feedback; Section W4 refers to this same case.</w:t>
+      </w:r>
+    </w:p>
+    <w:p>
       <w:pPr>
         <w:pStyle w:val="Heading3"/>
       </w:pPr>
@@ -247,8 +350,61 @@
       </w:r>
     </w:p>
     <w:p>
-      <w:r>
-        <w:t>A school greenhouse estimates tomorrow's temperature using a model fitted on historical weather. A written rule displays CHECK PLANTS above 30 degrees C. A caretaker chooses whether to open a vent. Identify each mechanism and explain why a correct CHECK PLANTS message would not prove an accurate temperature prediction.</w:t>
+      <w:pPr>
+        <w:spacing w:line="336" w:lineRule="auto" w:after="180"/>
+      </w:pPr>
+      <w:r>
+        <w:rPr>
+          <w:b w:val="0"/>
+        </w:rPr>
+        <w:t xml:space="preserve">A school greenhouse estimates tomorrow's temperature using a model fitted on historical weather. A </w:t>
+      </w:r>
+      <w:r>
+        <w:rPr>
+          <w:b/>
+        </w:rPr>
+        <w:t>written rule</w:t>
+      </w:r>
+      <w:r>
+        <w:rPr>
+          <w:b w:val="0"/>
+        </w:rPr>
+        <w:t xml:space="preserve"> displays CHECK PLANTS above 30 degrees C. A caretaker chooses whether to open a vent.</w:t>
+      </w:r>
+    </w:p>
+    <w:p>
+      <w:pPr>
+        <w:spacing w:line="336" w:lineRule="auto" w:after="180"/>
+      </w:pPr>
+      <w:r>
+        <w:rPr>
+          <w:b w:val="0"/>
+        </w:rPr>
+        <w:t xml:space="preserve">Identify each </w:t>
+      </w:r>
+      <w:r>
+        <w:rPr>
+          <w:b/>
+        </w:rPr>
+        <w:t>mechanism</w:t>
+      </w:r>
+      <w:r>
+        <w:rPr>
+          <w:b w:val="0"/>
+        </w:rPr>
+        <w:t xml:space="preserve"> and explain why a correct CHECK PLANTS message would not prove an accurate temperature </w:t>
+      </w:r>
+      <w:r>
+        <w:rPr>
+          <w:b/>
+        </w:rPr>
+        <w:t>prediction</w:t>
+      </w:r>
+      <w:r>
+        <w:rPr>
+          <w:b w:val="0"/>
+        </w:rPr>
+        <w:t>.</w:t>
       </w:r>
     </w:p>
     <w:p>
@@ -295,7 +451,13 @@
       </w:r>
     </w:p>
     <w:p>
-      <w:r>
+      <w:pPr>
+        <w:spacing w:line="336" w:lineRule="auto" w:after="180"/>
+      </w:pPr>
+      <w:r>
+        <w:rPr>
+          <w:b w:val="0"/>
+        </w:rPr>
         <w:t>Attempt this case before feedback. Record any help. Earlier examples below are further practice; a case already practised with feedback cannot establish fresh transfer.</w:t>
       </w:r>
     </w:p>
@@ -309,7 +471,67 @@
     </w:p>
     <w:p>
       <w:r>
-        <w:t>A bus displays a delay prediction learned from past journeys. A written rule turns the display red above 10 minutes. A driver can override the message. Identify all three mechanisms. Would seeing a red display prove that learning occurred?</w:t>
+        <w:t>Use the bus target to explain which component makes each decision and which evidence supports the classification.</w:t>
+      </w:r>
+    </w:p>
+    <w:p>
+      <w:pPr>
+        <w:spacing w:line="336" w:lineRule="auto" w:after="180"/>
+        <w:shd w:fill="F5F1FB"/>
+      </w:pPr>
+      <w:r>
+        <w:rPr>
+          <w:b w:val="0"/>
+        </w:rPr>
+        <w:t xml:space="preserve">A bus displays a delay </w:t>
+      </w:r>
+      <w:r>
+        <w:rPr>
+          <w:b/>
+        </w:rPr>
+        <w:t>prediction</w:t>
+      </w:r>
+      <w:r>
+        <w:rPr>
+          <w:b w:val="0"/>
+        </w:rPr>
+        <w:t xml:space="preserve"> learned from past journeys. A </w:t>
+      </w:r>
+      <w:r>
+        <w:rPr>
+          <w:b/>
+        </w:rPr>
+        <w:t>written rule</w:t>
+      </w:r>
+      <w:r>
+        <w:rPr>
+          <w:b w:val="0"/>
+        </w:rPr>
+        <w:t xml:space="preserve"> turns the display red above 10 minutes. A driver can override the message. Identify all three </w:t>
+      </w:r>
+      <w:r>
+        <w:rPr>
+          <w:b/>
+        </w:rPr>
+        <w:t>mechanism</w:t>
+      </w:r>
+      <w:r>
+        <w:rPr>
+          <w:b w:val="0"/>
+        </w:rPr>
+        <w:t>s.</w:t>
+      </w:r>
+    </w:p>
+    <w:p>
+      <w:pPr>
+        <w:spacing w:line="336" w:lineRule="auto" w:after="180"/>
+        <w:shd w:fill="F5F1FB"/>
+      </w:pPr>
+      <w:r>
+        <w:rPr>
+          <w:b w:val="0"/>
+        </w:rPr>
+        <w:t>Would seeing a red display prove that learning occurred?</w:t>
       </w:r>
     </w:p>
     <w:p>
@@ -322,17 +544,83 @@
     </w:p>
     <w:p>
       <w:r>
+        <w:t>Classify the six supplied devices and support each conclusion with mechanism evidence.</w:t>
+      </w:r>
+    </w:p>
+    <w:p>
+      <w:pPr>
+        <w:spacing w:line="336" w:lineRule="auto" w:after="180"/>
+      </w:pPr>
+      <w:r>
+        <w:rPr>
+          <w:b w:val="0"/>
+        </w:rPr>
         <w:t>Six devices are a motion-triggered lamp, a trained photo sorter, a remote-controlled car, a calculator, an unspecified smart speaker and an unspecified robot vacuum.</w:t>
       </w:r>
     </w:p>
     <w:p>
-      <w:r>
-        <w:t>Classify all six using mechanism evidence. Which two need more information?</w:t>
-      </w:r>
-    </w:p>
-    <w:p>
-      <w:r>
-        <w:t>Show your trace, calculation or evidence</w:t>
+      <w:pPr>
+        <w:spacing w:line="336" w:lineRule="auto" w:after="180"/>
+        <w:shd w:fill="F5F1FB"/>
+      </w:pPr>
+      <w:r>
+        <w:rPr>
+          <w:b w:val="0"/>
+        </w:rPr>
+        <w:t xml:space="preserve">Classify all six using </w:t>
+      </w:r>
+      <w:r>
+        <w:rPr>
+          <w:b/>
+        </w:rPr>
+        <w:t>mechanism</w:t>
+      </w:r>
+      <w:r>
+        <w:rPr>
+          <w:b w:val="0"/>
+        </w:rPr>
+        <w:t xml:space="preserve"> </w:t>
+      </w:r>
+      <w:r>
+        <w:rPr>
+          <w:b/>
+        </w:rPr>
+        <w:t>evidence</w:t>
+      </w:r>
+      <w:r>
+        <w:rPr>
+          <w:b w:val="0"/>
+        </w:rPr>
+        <w:t xml:space="preserve">. Which two need </w:t>
+      </w:r>
+      <w:r>
+        <w:rPr>
+          <w:b/>
+        </w:rPr>
+        <w:t>more information</w:t>
+      </w:r>
+      <w:r>
+        <w:rPr>
+          <w:b w:val="0"/>
+        </w:rPr>
+        <w:t>?</w:t>
+      </w:r>
+    </w:p>
+    <w:p>
+      <w:pPr>
+        <w:spacing w:line="336" w:lineRule="auto" w:after="180"/>
+      </w:pPr>
+      <w:r>
+        <w:rPr>
+          <w:b w:val="0"/>
+        </w:rPr>
+        <w:t xml:space="preserve">Show your trace, calculation or </w:t>
+      </w:r>
+      <w:r>
+        <w:rPr>
+          <w:b/>
+        </w:rPr>
+        <w:t>evidence</w:t>
       </w:r>
     </w:p>
     <w:p>
@@ -378,11 +666,53 @@
     </w:p>
     <w:p>
       <w:r>
-        <w:t>A toy follows your steering buttons. A photo app learned from labelled pictures. A talking clock follows a written timetable. Which uses a learned model? What evidence supports each classification?</w:t>
-      </w:r>
-    </w:p>
-    <w:p>
-      <w:r>
+        <w:t>Apply the distinction to the toy, photo app and talking clock, and explain each classification.</w:t>
+      </w:r>
+    </w:p>
+    <w:p>
+      <w:pPr>
+        <w:spacing w:line="336" w:lineRule="auto" w:after="180"/>
+        <w:shd w:fill="F5F1FB"/>
+      </w:pPr>
+      <w:r>
+        <w:rPr>
+          <w:b w:val="0"/>
+        </w:rPr>
+        <w:t xml:space="preserve">A toy follows your steering buttons. A photo app learned from labelled pictures. A talking clock follows a written timetable. Which uses a </w:t>
+      </w:r>
+      <w:r>
+        <w:rPr>
+          <w:b/>
+        </w:rPr>
+        <w:t>learned model</w:t>
+      </w:r>
+      <w:r>
+        <w:rPr>
+          <w:b w:val="0"/>
+        </w:rPr>
+        <w:t xml:space="preserve">? What </w:t>
+      </w:r>
+      <w:r>
+        <w:rPr>
+          <w:b/>
+        </w:rPr>
+        <w:t>evidence</w:t>
+      </w:r>
+      <w:r>
+        <w:rPr>
+          <w:b w:val="0"/>
+        </w:rPr>
+        <w:t xml:space="preserve"> supports each classification?</w:t>
+      </w:r>
+    </w:p>
+    <w:p>
+      <w:pPr>
+        <w:spacing w:line="336" w:lineRule="auto" w:after="180"/>
+      </w:pPr>
+      <w:r>
+        <w:rPr>
+          <w:b w:val="0"/>
+        </w:rPr>
         <w:t>My independent answer and reason</w:t>
       </w:r>
     </w:p>
@@ -437,7 +767,30 @@
     </w:p>
     <w:p>
       <w:r>
-        <w:t>Create a changed input, boundary case or missing-information case. Write the expected answer or safe response before testing.</w:t>
+        <w:t>Design a changed or missing-information case and keep the expected result separate from what you observe.</w:t>
+      </w:r>
+    </w:p>
+    <w:p>
+      <w:pPr>
+        <w:spacing w:line="336" w:lineRule="auto" w:after="180"/>
+      </w:pPr>
+      <w:r>
+        <w:rPr>
+          <w:b w:val="0"/>
+        </w:rPr>
+        <w:t xml:space="preserve">Create a changed </w:t>
+      </w:r>
+      <w:r>
+        <w:rPr>
+          <w:b/>
+        </w:rPr>
+        <w:t>input</w:t>
+      </w:r>
+      <w:r>
+        <w:rPr>
+          <w:b w:val="0"/>
+        </w:rPr>
+        <w:t>, boundary case or missing-information case. Write the expected answer or safe response before testing.</w:t>
       </w:r>
     </w:p>
     <w:tbl>
@@ -566,12 +919,53 @@
     </w:p>
     <w:p>
       <w:r>
-        <w:t>Choose whether the Helpful Classroom Sorter needs a person, fixed rule, or learned model; justify the smallest safe solution.</w:t>
-      </w:r>
-    </w:p>
-    <w:p>
-      <w:r>
-        <w:t>The project change and evidence I will keep</w:t>
+        <w:t>Justify a project decision and retain the evidence that would let another person check it.</w:t>
+      </w:r>
+    </w:p>
+    <w:p>
+      <w:pPr>
+        <w:spacing w:line="336" w:lineRule="auto" w:after="180"/>
+      </w:pPr>
+      <w:r>
+        <w:rPr>
+          <w:b w:val="0"/>
+        </w:rPr>
+        <w:t xml:space="preserve">Choose whether the Helpful Classroom Sorter needs a person, fixed rule, or </w:t>
+      </w:r>
+      <w:r>
+        <w:rPr>
+          <w:b/>
+        </w:rPr>
+        <w:t>learned model</w:t>
+      </w:r>
+      <w:r>
+        <w:rPr>
+          <w:b w:val="0"/>
+        </w:rPr>
+        <w:t>; justify the smallest safe solution.</w:t>
+      </w:r>
+    </w:p>
+    <w:p>
+      <w:pPr>
+        <w:spacing w:line="336" w:lineRule="auto" w:after="180"/>
+      </w:pPr>
+      <w:r>
+        <w:rPr>
+          <w:b w:val="0"/>
+        </w:rPr>
+        <w:t xml:space="preserve">The project change and </w:t>
+      </w:r>
+      <w:r>
+        <w:rPr>
+          <w:b/>
+        </w:rPr>
+        <w:t>evidence</w:t>
+      </w:r>
+      <w:r>
+        <w:rPr>
+          <w:b w:val="0"/>
+        </w:rPr>
+        <w:t xml:space="preserve"> I will keep</w:t>
       </w:r>
     </w:p>
     <w:p>
@@ -617,11 +1011,54 @@
     </w:p>
     <w:p>
       <w:r>
-        <w:t>I can explain the mechanism. I can show evidence. I can handle a changed case. I can name a limit. Mark each as not yet, with help or independently, and attach supporting work.</w:t>
-      </w:r>
-    </w:p>
-    <w:p>
-      <w:r>
+        <w:t>Assess explanation, evidence, transfer and limits separately; attach the work behind your judgement.</w:t>
+      </w:r>
+    </w:p>
+    <w:p>
+      <w:pPr>
+        <w:pStyle w:val="ListBullet"/>
+      </w:pPr>
+      <w:r>
+        <w:t>I can explain the mechanism.</w:t>
+      </w:r>
+    </w:p>
+    <w:p>
+      <w:pPr>
+        <w:pStyle w:val="ListBullet"/>
+      </w:pPr>
+      <w:r>
+        <w:t>I can show evidence.</w:t>
+      </w:r>
+    </w:p>
+    <w:p>
+      <w:pPr>
+        <w:pStyle w:val="ListBullet"/>
+      </w:pPr>
+      <w:r>
+        <w:t>I can handle a changed case.</w:t>
+      </w:r>
+    </w:p>
+    <w:p>
+      <w:pPr>
+        <w:pStyle w:val="ListBullet"/>
+      </w:pPr>
+      <w:r>
+        <w:t>I can name a limit.</w:t>
+      </w:r>
+    </w:p>
+    <w:p>
+      <w:r>
+        <w:t>Mark each as not yet, with help or independently, and attach supporting work.</w:t>
+      </w:r>
+    </w:p>
+    <w:p>
+      <w:pPr>
+        <w:spacing w:line="336" w:lineRule="auto" w:after="180"/>
+      </w:pPr>
+      <w:r>
+        <w:rPr>
+          <w:b w:val="0"/>
+        </w:rPr>
         <w:t>Teacher review ____________________  Next step ____________________</w:t>
       </w:r>
     </w:p>
@@ -635,7 +1072,67 @@
     </w:p>
     <w:p>
       <w:r>
-        <w:t>A bus displays a delay prediction learned from past journeys. A written rule turns the display red above 10 minutes. A driver can override the message. Identify all three mechanisms. Would seeing a red display prove that learning occurred?</w:t>
+        <w:t>Use the original bus question as transfer practice. A previously discussed case is not fresh assessment evidence.</w:t>
+      </w:r>
+    </w:p>
+    <w:p>
+      <w:pPr>
+        <w:spacing w:line="336" w:lineRule="auto" w:after="180"/>
+        <w:shd w:fill="F5F1FB"/>
+      </w:pPr>
+      <w:r>
+        <w:rPr>
+          <w:b w:val="0"/>
+        </w:rPr>
+        <w:t xml:space="preserve">A bus displays a delay </w:t>
+      </w:r>
+      <w:r>
+        <w:rPr>
+          <w:b/>
+        </w:rPr>
+        <w:t>prediction</w:t>
+      </w:r>
+      <w:r>
+        <w:rPr>
+          <w:b w:val="0"/>
+        </w:rPr>
+        <w:t xml:space="preserve"> learned from past journeys. A </w:t>
+      </w:r>
+      <w:r>
+        <w:rPr>
+          <w:b/>
+        </w:rPr>
+        <w:t>written rule</w:t>
+      </w:r>
+      <w:r>
+        <w:rPr>
+          <w:b w:val="0"/>
+        </w:rPr>
+        <w:t xml:space="preserve"> turns the display red above 10 minutes. A driver can override the message. Identify all three </w:t>
+      </w:r>
+      <w:r>
+        <w:rPr>
+          <w:b/>
+        </w:rPr>
+        <w:t>mechanism</w:t>
+      </w:r>
+      <w:r>
+        <w:rPr>
+          <w:b w:val="0"/>
+        </w:rPr>
+        <w:t>s.</w:t>
+      </w:r>
+    </w:p>
+    <w:p>
+      <w:pPr>
+        <w:spacing w:line="336" w:lineRule="auto" w:after="180"/>
+        <w:shd w:fill="F5F1FB"/>
+      </w:pPr>
+      <w:r>
+        <w:rPr>
+          <w:b w:val="0"/>
+        </w:rPr>
+        <w:t>Would seeing a red display prove that learning occurred?</w:t>
       </w:r>
     </w:p>
     <w:p>
@@ -682,7 +1179,13 @@
       </w:r>
     </w:p>
     <w:p>
-      <w:r>
+      <w:pPr>
+        <w:spacing w:line="336" w:lineRule="auto" w:after="180"/>
+      </w:pPr>
+      <w:r>
+        <w:rPr>
+          <w:b w:val="0"/>
+        </w:rPr>
         <w:t>Record support used: none, hint or teacher explanation.</w:t>
       </w:r>
     </w:p>
@@ -696,7 +1199,42 @@
     </w:p>
     <w:p>
       <w:r>
-        <w:t>A door opens when a visitor approaches. Its label says intelligent entrance. List two observations and write one mechanism question whose answer would help classify the opening decision.</w:t>
+        <w:t>Separate what is visible at the door from the question you still need answered about its mechanism.</w:t>
+      </w:r>
+    </w:p>
+    <w:p>
+      <w:pPr>
+        <w:spacing w:line="336" w:lineRule="auto" w:after="180"/>
+      </w:pPr>
+      <w:r>
+        <w:rPr>
+          <w:b w:val="0"/>
+        </w:rPr>
+        <w:t xml:space="preserve">A door opens when a visitor approaches. Its label says intelligent entrance. List two </w:t>
+      </w:r>
+      <w:r>
+        <w:rPr>
+          <w:b/>
+        </w:rPr>
+        <w:t>observation</w:t>
+      </w:r>
+      <w:r>
+        <w:rPr>
+          <w:b w:val="0"/>
+        </w:rPr>
+        <w:t xml:space="preserve">s and write one </w:t>
+      </w:r>
+      <w:r>
+        <w:rPr>
+          <w:b/>
+        </w:rPr>
+        <w:t>mechanism</w:t>
+      </w:r>
+      <w:r>
+        <w:rPr>
+          <w:b w:val="0"/>
+        </w:rPr>
+        <w:t xml:space="preserve"> question whose answer would help classify the opening decision.</w:t>
       </w:r>
     </w:p>
     <w:p>
@@ -742,7 +1280,30 @@
     </w:p>
     <w:p>
       <w:r>
-        <w:t>Use the photo-library case from the lesson. Classify the prediction, album-placement rule and owner move. A bicycle photo is in the wrong album. Name the first two records you would inspect.</w:t>
+        <w:t>Classify the photo-library decisions and name the records needed to diagnose a misplaced picture.</w:t>
+      </w:r>
+    </w:p>
+    <w:p>
+      <w:pPr>
+        <w:spacing w:line="336" w:lineRule="auto" w:after="180"/>
+      </w:pPr>
+      <w:r>
+        <w:rPr>
+          <w:b w:val="0"/>
+        </w:rPr>
+        <w:t xml:space="preserve">Use the photo-library case from the lesson. Classify the </w:t>
+      </w:r>
+      <w:r>
+        <w:rPr>
+          <w:b/>
+        </w:rPr>
+        <w:t>prediction</w:t>
+      </w:r>
+      <w:r>
+        <w:rPr>
+          <w:b w:val="0"/>
+        </w:rPr>
+        <w:t>, album-placement rule and owner move. A bicycle photo is in the wrong album. Name the first two records you would inspect.</w:t>
       </w:r>
     </w:p>
     <w:p>
@@ -793,7 +1354,55 @@
     </w:p>
     <w:p>
       <w:r>
-        <w:t>Maya says a vacuum must learn because it changes direction after hitting a chair. Give two different mechanisms consistent with that observation. What evidence would distinguish them?</w:t>
+        <w:t>Offer plausible alternatives for the vacuum turn, then identify evidence that could distinguish them.</w:t>
+      </w:r>
+    </w:p>
+    <w:p>
+      <w:pPr>
+        <w:spacing w:line="336" w:lineRule="auto" w:after="180"/>
+        <w:shd w:fill="F5F1FB"/>
+      </w:pPr>
+      <w:r>
+        <w:rPr>
+          <w:b w:val="0"/>
+        </w:rPr>
+        <w:t xml:space="preserve">Maya says a vacuum must learn because it changes direction after hitting a chair. Give two different </w:t>
+      </w:r>
+      <w:r>
+        <w:rPr>
+          <w:b/>
+        </w:rPr>
+        <w:t>mechanism</w:t>
+      </w:r>
+      <w:r>
+        <w:rPr>
+          <w:b w:val="0"/>
+        </w:rPr>
+        <w:t xml:space="preserve">s consistent with that </w:t>
+      </w:r>
+      <w:r>
+        <w:rPr>
+          <w:b/>
+        </w:rPr>
+        <w:t>observation</w:t>
+      </w:r>
+      <w:r>
+        <w:rPr>
+          <w:b w:val="0"/>
+        </w:rPr>
+        <w:t xml:space="preserve">. What </w:t>
+      </w:r>
+      <w:r>
+        <w:rPr>
+          <w:b/>
+        </w:rPr>
+        <w:t>evidence</w:t>
+      </w:r>
+      <w:r>
+        <w:rPr>
+          <w:b w:val="0"/>
+        </w:rPr>
+        <w:t xml:space="preserve"> would distinguish them?</w:t>
       </w:r>
     </w:p>
     <w:p>
@@ -839,7 +1448,65 @@
     </w:p>
     <w:p>
       <w:r>
-        <w:t>A school greenhouse estimates tomorrow's temperature using a model fitted on historical weather. A written rule displays CHECK PLANTS above 30 degrees C. A caretaker chooses whether to open a vent. Identify each mechanism and explain why a correct CHECK PLANTS message would not prove an accurate temperature prediction.</w:t>
+        <w:t>This is the same greenhouse task as the independent transfer section. Reuse that recorded first attempt.</w:t>
+      </w:r>
+    </w:p>
+    <w:p>
+      <w:pPr>
+        <w:spacing w:line="336" w:lineRule="auto" w:after="180"/>
+      </w:pPr>
+      <w:r>
+        <w:rPr>
+          <w:b w:val="0"/>
+        </w:rPr>
+        <w:t xml:space="preserve">A school greenhouse estimates tomorrow's temperature using a model fitted on historical weather. A </w:t>
+      </w:r>
+      <w:r>
+        <w:rPr>
+          <w:b/>
+        </w:rPr>
+        <w:t>written rule</w:t>
+      </w:r>
+      <w:r>
+        <w:rPr>
+          <w:b w:val="0"/>
+        </w:rPr>
+        <w:t xml:space="preserve"> displays CHECK PLANTS above 30 degrees C. A caretaker chooses whether to open a vent.</w:t>
+      </w:r>
+    </w:p>
+    <w:p>
+      <w:pPr>
+        <w:spacing w:line="336" w:lineRule="auto" w:after="180"/>
+      </w:pPr>
+      <w:r>
+        <w:rPr>
+          <w:b w:val="0"/>
+        </w:rPr>
+        <w:t xml:space="preserve">Identify each </w:t>
+      </w:r>
+      <w:r>
+        <w:rPr>
+          <w:b/>
+        </w:rPr>
+        <w:t>mechanism</w:t>
+      </w:r>
+      <w:r>
+        <w:rPr>
+          <w:b w:val="0"/>
+        </w:rPr>
+        <w:t xml:space="preserve"> and explain why a correct CHECK PLANTS message would not prove an accurate temperature </w:t>
+      </w:r>
+      <w:r>
+        <w:rPr>
+          <w:b/>
+        </w:rPr>
+        <w:t>prediction</w:t>
+      </w:r>
+      <w:r>
+        <w:rPr>
+          <w:b w:val="0"/>
+        </w:rPr>
+        <w:t>.</w:t>
       </w:r>
     </w:p>
     <w:p>
@@ -900,7 +1567,30 @@
     </w:p>
     <w:p>
       <w:r>
-        <w:t>Invent one product containing two mechanisms. State the supplied facts, draw an information path and write one claim the facts support and one they do not. Do not use real classmates' personal information.</w:t>
+        <w:t>Design one product with two mechanisms, then state one supported and one unsupported claim.</w:t>
+      </w:r>
+    </w:p>
+    <w:p>
+      <w:pPr>
+        <w:spacing w:line="336" w:lineRule="auto" w:after="180"/>
+      </w:pPr>
+      <w:r>
+        <w:rPr>
+          <w:b w:val="0"/>
+        </w:rPr>
+        <w:t xml:space="preserve">Invent one product containing two </w:t>
+      </w:r>
+      <w:r>
+        <w:rPr>
+          <w:b/>
+        </w:rPr>
+        <w:t>mechanism</w:t>
+      </w:r>
+      <w:r>
+        <w:rPr>
+          <w:b w:val="0"/>
+        </w:rPr>
+        <w:t>s. State the supplied facts, draw an information path and write one claim the facts support and one they do not. Do not use real classmates' personal information.</w:t>
       </w:r>
     </w:p>
     <w:p>
@@ -957,6 +1647,11 @@
       </w:pPr>
       <w:r>
         <w:t>17. Feedback, return check and learning record</w:t>
+      </w:r>
+    </w:p>
+    <w:p>
+      <w:r>
+        <w:t>Record the feedback, the first step you repaired and a different case to revisit after a delay.</w:t>
       </w:r>
     </w:p>
     <w:tbl>
@@ -1096,7 +1791,13 @@
       </w:tr>
     </w:tbl>
     <w:p>
-      <w:r>
+      <w:pPr>
+        <w:spacing w:line="336" w:lineRule="auto" w:after="180"/>
+      </w:pPr>
+      <w:r>
+        <w:rPr>
+          <w:b w:val="0"/>
+        </w:rPr>
         <w:t>Revisit this idea with your teacher after a delay. Familiarity is different from explaining and using it on a changed case.</w:t>
       </w:r>
     </w:p>
@@ -1110,17 +1811,77 @@
     </w:p>
     <w:p>
       <w:r>
+        <w:t>Explain the umbrella picture and predict a changed boundary using the supplied facts.</w:t>
+      </w:r>
+    </w:p>
+    <w:p>
+      <w:pPr>
+        <w:spacing w:line="336" w:lineRule="auto" w:after="180"/>
+        <w:shd w:fill="F5F1FB"/>
+      </w:pPr>
+      <w:r>
+        <w:rPr>
+          <w:b w:val="0"/>
+        </w:rPr>
         <w:t>A fictional school umbrella display shows TAKE ONE before lunch. What produced that advice?</w:t>
       </w:r>
     </w:p>
     <w:p>
-      <w:r>
-        <w:t>A weather model was fitted on earlier weather records; its forecast is 70% rain.</w:t>
-      </w:r>
-    </w:p>
-    <w:p>
-      <w:r>
-        <w:t>A written rule shows TAKE ONE at rain forecasts of 60% or more. The teacher decides whether to distribute umbrellas.</w:t>
+      <w:pPr>
+        <w:spacing w:line="336" w:lineRule="auto" w:after="180"/>
+      </w:pPr>
+      <w:r>
+        <w:rPr>
+          <w:b w:val="0"/>
+        </w:rPr>
+        <w:t xml:space="preserve">A weather model was fitted on earlier weather records; its forecast is </w:t>
+      </w:r>
+      <w:r>
+        <w:rPr>
+          <w:b/>
+        </w:rPr>
+        <w:t>70%</w:t>
+      </w:r>
+      <w:r>
+        <w:rPr>
+          <w:b w:val="0"/>
+        </w:rPr>
+        <w:t xml:space="preserve"> rain.</w:t>
+      </w:r>
+    </w:p>
+    <w:p>
+      <w:pPr>
+        <w:spacing w:line="336" w:lineRule="auto" w:after="180"/>
+      </w:pPr>
+      <w:r>
+        <w:rPr>
+          <w:b w:val="0"/>
+        </w:rPr>
+        <w:t xml:space="preserve">A </w:t>
+      </w:r>
+      <w:r>
+        <w:rPr>
+          <w:b/>
+        </w:rPr>
+        <w:t>written rule</w:t>
+      </w:r>
+      <w:r>
+        <w:rPr>
+          <w:b w:val="0"/>
+        </w:rPr>
+        <w:t xml:space="preserve"> shows TAKE ONE at rain forecasts of </w:t>
+      </w:r>
+      <w:r>
+        <w:rPr>
+          <w:b/>
+        </w:rPr>
+        <w:t>60%</w:t>
+      </w:r>
+      <w:r>
+        <w:rPr>
+          <w:b w:val="0"/>
+        </w:rPr>
+        <w:t xml:space="preserve"> or more. The teacher decides whether to distribute umbrellas.</w:t>
       </w:r>
     </w:p>
     <w:p>
@@ -1160,7 +1921,14 @@
       </w:r>
     </w:p>
     <w:p>
-      <w:r>
+      <w:pPr>
+        <w:spacing w:line="336" w:lineRule="auto" w:after="180"/>
+        <w:shd w:fill="F5F1FB"/>
+      </w:pPr>
+      <w:r>
+        <w:rPr>
+          <w:b w:val="0"/>
+        </w:rPr>
         <w:t>Point to the learned stage. Does the changed display prove the weather forecast changed?</w:t>
       </w:r>
     </w:p>
@@ -1203,12 +1971,46 @@
       </w:r>
     </w:p>
     <w:p>
-      <w:r>
-        <w:t>Support used: alone / hint / worked example. This record is practice evidence.</w:t>
-      </w:r>
-    </w:p>
-    <w:p>
-      <w:r>
+      <w:pPr>
+        <w:pStyle w:val="Heading3"/>
+      </w:pPr>
+      <w:r>
+        <w:t>Record the help you used</w:t>
+      </w:r>
+    </w:p>
+    <w:p>
+      <w:pPr>
+        <w:spacing w:line="336" w:lineRule="auto" w:after="180"/>
+        <w:shd w:fill="F1F6F8"/>
+      </w:pPr>
+      <w:r>
+        <w:rPr>
+          <w:b w:val="0"/>
+        </w:rPr>
+        <w:t xml:space="preserve">Support used: alone / hint / worked example. This record is practice </w:t>
+      </w:r>
+      <w:r>
+        <w:rPr>
+          <w:b/>
+        </w:rPr>
+        <w:t>evidence</w:t>
+      </w:r>
+      <w:r>
+        <w:rPr>
+          <w:b w:val="0"/>
+        </w:rPr>
+        <w:t>.</w:t>
+      </w:r>
+    </w:p>
+    <w:p>
+      <w:pPr>
+        <w:spacing w:line="336" w:lineRule="auto" w:after="180"/>
+        <w:shd w:fill="EDF7F3"/>
+      </w:pPr>
+      <w:r>
+        <w:rPr>
+          <w:b w:val="0"/>
+        </w:rPr>
         <w:t>Project connection: For the Helpful Classroom Sorter, annotate which decisions follow written instructions and which, if any, were fitted from examples.</w:t>
       </w:r>
     </w:p>
@@ -1222,16 +2024,53 @@
     </w:p>
     <w:p>
       <w:r>
+        <w:t>Keep the sorter milestone, input, deciding step, result and limitation together in the project record.</w:t>
+      </w:r>
+    </w:p>
+    <w:p>
+      <w:pPr>
+        <w:spacing w:line="336" w:lineRule="auto" w:after="180"/>
+        <w:shd w:fill="EDF7F3"/>
+      </w:pPr>
+      <w:r>
+        <w:rPr>
+          <w:b w:val="0"/>
+        </w:rPr>
         <w:t>Project: Helpful Classroom Sorter</w:t>
       </w:r>
     </w:p>
     <w:p>
-      <w:r>
-        <w:t>Current milestone: Frame the need. Name the user, the problem, allowed inputs and a safe simple starting method.</w:t>
-      </w:r>
-    </w:p>
-    <w:p>
-      <w:r>
+      <w:pPr>
+        <w:spacing w:line="336" w:lineRule="auto" w:after="180"/>
+        <w:shd w:fill="EDF7F3"/>
+      </w:pPr>
+      <w:r>
+        <w:rPr>
+          <w:b w:val="0"/>
+        </w:rPr>
+        <w:t xml:space="preserve">Current milestone: Frame the need. Name the user, the problem, allowed </w:t>
+      </w:r>
+      <w:r>
+        <w:rPr>
+          <w:b/>
+        </w:rPr>
+        <w:t>input</w:t>
+      </w:r>
+      <w:r>
+        <w:rPr>
+          <w:b w:val="0"/>
+        </w:rPr>
+        <w:t>s and a safe simple starting method.</w:t>
+      </w:r>
+    </w:p>
+    <w:p>
+      <w:pPr>
+        <w:spacing w:line="336" w:lineRule="auto" w:after="180"/>
+      </w:pPr>
+      <w:r>
+        <w:rPr>
+          <w:b w:val="0"/>
+        </w:rPr>
         <w:t>For the Helpful Classroom Sorter, annotate which decisions follow written instructions and which, if any, were fitted from examples.</w:t>
       </w:r>
     </w:p>
@@ -1394,11 +2233,29 @@
     </w:p>
     <w:p>
       <w:r>
+        <w:t>Use the supported questions once, compare with feedback after attempting them, and record what you repaired.</w:t>
+      </w:r>
+    </w:p>
+    <w:p>
+      <w:pPr>
+        <w:spacing w:line="336" w:lineRule="auto" w:after="180"/>
+      </w:pPr>
+      <w:r>
+        <w:rPr>
+          <w:b w:val="0"/>
+        </w:rPr>
         <w:t>Use this supported practice once, in the browser or on paper. Keep the reserved independent assessment for a separate first attempt before teacher feedback.</w:t>
       </w:r>
     </w:p>
     <w:p>
-      <w:r>
+      <w:pPr>
+        <w:spacing w:line="336" w:lineRule="auto" w:after="180"/>
+        <w:shd w:fill="F5F1FB"/>
+      </w:pPr>
+      <w:r>
+        <w:rPr>
+          <w:b w:val="0"/>
+        </w:rPr>
         <w:t>A fictional school umbrella display shows TAKE ONE before lunch. What produced that advice?</w:t>
       </w:r>
     </w:p>
@@ -1411,27 +2268,61 @@
       </w:r>
     </w:p>
     <w:p>
-      <w:r>
+      <w:pPr>
+        <w:spacing w:line="336" w:lineRule="auto" w:after="180"/>
+      </w:pPr>
+      <w:r>
+        <w:rPr>
+          <w:b w:val="0"/>
+        </w:rPr>
         <w:t>Which labelled step matches this detail? The teacher checks current conditions before distributing umbrellas.</w:t>
       </w:r>
     </w:p>
     <w:p>
-      <w:r>
+      <w:pPr>
+        <w:spacing w:line="336" w:lineRule="auto" w:after="180"/>
+        <w:shd w:fill="F4F9FC"/>
+      </w:pPr>
+      <w:r>
+        <w:rPr>
+          <w:b w:val="0"/>
+        </w:rPr>
         <w:t>1. Weather records</w:t>
       </w:r>
     </w:p>
     <w:p>
-      <w:r>
+      <w:pPr>
+        <w:spacing w:line="336" w:lineRule="auto" w:after="180"/>
+        <w:shd w:fill="F4F9FC"/>
+      </w:pPr>
+      <w:r>
+        <w:rPr>
+          <w:b w:val="0"/>
+        </w:rPr>
         <w:t>2. Final decision</w:t>
       </w:r>
     </w:p>
     <w:p>
-      <w:r>
+      <w:pPr>
+        <w:spacing w:line="336" w:lineRule="auto" w:after="180"/>
+        <w:shd w:fill="F4F9FC"/>
+      </w:pPr>
+      <w:r>
+        <w:rPr>
+          <w:b w:val="0"/>
+        </w:rPr>
         <w:t>3. Display rule</w:t>
       </w:r>
     </w:p>
     <w:p>
-      <w:r>
+      <w:pPr>
+        <w:spacing w:line="336" w:lineRule="auto" w:after="180"/>
+        <w:shd w:fill="F4F9FC"/>
+      </w:pPr>
+      <w:r>
+        <w:rPr>
+          <w:b w:val="0"/>
+        </w:rPr>
         <w:t>4. Forecast</w:t>
       </w:r>
     </w:p>
@@ -1469,41 +2360,203 @@
       </w:r>
     </w:p>
     <w:p>
-      <w:r>
+      <w:pPr>
+        <w:pStyle w:val="Heading3"/>
+      </w:pPr>
+      <w:r>
+        <w:t>Hint · use only after trying</w:t>
+      </w:r>
+    </w:p>
+    <w:p>
+      <w:pPr>
+        <w:spacing w:line="336" w:lineRule="auto" w:after="180"/>
+        <w:shd w:fill="F1F6F8"/>
+      </w:pPr>
+      <w:r>
+        <w:rPr>
+          <w:b w:val="0"/>
+        </w:rPr>
         <w:t>Hint if needed: Read the steps in the pictorial case. Match the supplied detail to the stage that performs or records it.</w:t>
       </w:r>
     </w:p>
     <w:p>
-      <w:r>
-        <w:t>After your attempt, compare with the supported explanation: Final decision The teacher checks current conditions before distributing umbrellas. The fitting record supports calling the forecasting stage learned. Comparing 70 with 60 is an explicit rule. The final action belongs to a person. Merely seeing TAKE ONE would not reveal any of these mechanisms; the process notes supply that evidence.</w:t>
-      </w:r>
-    </w:p>
-    <w:p>
       <w:pPr>
         <w:pStyle w:val="Heading3"/>
       </w:pPr>
       <w:r>
+        <w:t>Feedback · compare after your attempt</w:t>
+      </w:r>
+    </w:p>
+    <w:p>
+      <w:pPr>
+        <w:spacing w:line="336" w:lineRule="auto" w:after="180"/>
+        <w:shd w:fill="F1F6FC"/>
+      </w:pPr>
+      <w:r>
+        <w:rPr>
+          <w:b w:val="0"/>
+        </w:rPr>
+        <w:t xml:space="preserve">After your attempt, compare with the supported explanation: Final decision The teacher checks current conditions before distributing umbrellas. The </w:t>
+      </w:r>
+      <w:r>
+        <w:rPr>
+          <w:b/>
+        </w:rPr>
+        <w:t>fitting</w:t>
+      </w:r>
+      <w:r>
+        <w:rPr>
+          <w:b w:val="0"/>
+        </w:rPr>
+        <w:t xml:space="preserve"> record supports calling the forecasting stage learned.</w:t>
+      </w:r>
+    </w:p>
+    <w:p>
+      <w:pPr>
+        <w:spacing w:line="336" w:lineRule="auto" w:after="180"/>
+        <w:shd w:fill="F1F6FC"/>
+      </w:pPr>
+      <w:r>
+        <w:rPr>
+          <w:b w:val="0"/>
+        </w:rPr>
+        <w:t xml:space="preserve">Comparing 70 with 60 is an explicit rule. The final action belongs to a person. Merely seeing TAKE ONE would not reveal any of these </w:t>
+      </w:r>
+      <w:r>
+        <w:rPr>
+          <w:b/>
+        </w:rPr>
+        <w:t>mechanism</w:t>
+      </w:r>
+      <w:r>
+        <w:rPr>
+          <w:b w:val="0"/>
+        </w:rPr>
+        <w:t xml:space="preserve">s; the </w:t>
+      </w:r>
+      <w:r>
+        <w:rPr>
+          <w:b/>
+        </w:rPr>
+        <w:t>process</w:t>
+      </w:r>
+      <w:r>
+        <w:rPr>
+          <w:b w:val="0"/>
+        </w:rPr>
+        <w:t xml:space="preserve"> notes supply that </w:t>
+      </w:r>
+      <w:r>
+        <w:rPr>
+          <w:b/>
+        </w:rPr>
+        <w:t>evidence</w:t>
+      </w:r>
+      <w:r>
+        <w:rPr>
+          <w:b w:val="0"/>
+        </w:rPr>
+        <w:t>.</w:t>
+      </w:r>
+    </w:p>
+    <w:p>
+      <w:pPr>
+        <w:pStyle w:val="Heading3"/>
+      </w:pPr>
+      <w:r>
         <w:t>Practice 2: explain the deciding evidence</w:t>
       </w:r>
     </w:p>
     <w:p>
-      <w:r>
-        <w:t>Changed-case practice: Keep the forecast but raise the display boundary to 80%. Which conclusion is supported by the supplied facts?</w:t>
-      </w:r>
-    </w:p>
-    <w:p>
-      <w:r>
-        <w:t>1. This one example guarantees correct results for every future input.</w:t>
-      </w:r>
-    </w:p>
-    <w:p>
-      <w:r>
+      <w:pPr>
+        <w:pStyle w:val="Heading3"/>
+      </w:pPr>
+      <w:r>
+        <w:t>Changed case · predict first</w:t>
+      </w:r>
+    </w:p>
+    <w:p>
+      <w:pPr>
+        <w:spacing w:line="336" w:lineRule="auto" w:after="180"/>
+        <w:shd w:fill="F5F1FB"/>
+      </w:pPr>
+      <w:r>
+        <w:rPr>
+          <w:b w:val="0"/>
+        </w:rPr>
+        <w:t xml:space="preserve">Changed-case practice: Keep the forecast but raise the display boundary to </w:t>
+      </w:r>
+      <w:r>
+        <w:rPr>
+          <w:b/>
+        </w:rPr>
+        <w:t>80%</w:t>
+      </w:r>
+      <w:r>
+        <w:rPr>
+          <w:b w:val="0"/>
+        </w:rPr>
+        <w:t>. Which conclusion is supported by the supplied facts?</w:t>
+      </w:r>
+    </w:p>
+    <w:p>
+      <w:pPr>
+        <w:spacing w:line="336" w:lineRule="auto" w:after="180"/>
+        <w:shd w:fill="F4F9FC"/>
+      </w:pPr>
+      <w:r>
+        <w:rPr>
+          <w:b w:val="0"/>
+        </w:rPr>
+        <w:t xml:space="preserve">1. This one example guarantees correct results for every future </w:t>
+      </w:r>
+      <w:r>
+        <w:rPr>
+          <w:b/>
+        </w:rPr>
+        <w:t>input</w:t>
+      </w:r>
+      <w:r>
+        <w:rPr>
+          <w:b w:val="0"/>
+        </w:rPr>
+        <w:t>.</w:t>
+      </w:r>
+    </w:p>
+    <w:p>
+      <w:pPr>
+        <w:spacing w:line="336" w:lineRule="auto" w:after="180"/>
+        <w:shd w:fill="F4F9FC"/>
+      </w:pPr>
+      <w:r>
+        <w:rPr>
+          <w:b w:val="0"/>
+        </w:rPr>
         <w:t>2. The display no longer says TAKE ONE.</w:t>
       </w:r>
     </w:p>
     <w:p>
-      <w:r>
-        <w:t>3. We can decide the result without examining the changed input or the procedure.</w:t>
+      <w:pPr>
+        <w:spacing w:line="336" w:lineRule="auto" w:after="180"/>
+        <w:shd w:fill="F4F9FC"/>
+      </w:pPr>
+      <w:r>
+        <w:rPr>
+          <w:b w:val="0"/>
+        </w:rPr>
+        <w:t xml:space="preserve">3. We can decide the result without examining the changed </w:t>
+      </w:r>
+      <w:r>
+        <w:rPr>
+          <w:b/>
+        </w:rPr>
+        <w:t>input</w:t>
+      </w:r>
+      <w:r>
+        <w:rPr>
+          <w:b w:val="0"/>
+        </w:rPr>
+        <w:t xml:space="preserve"> or the procedure.</w:t>
       </w:r>
     </w:p>
     <w:p>
@@ -1540,12 +2593,42 @@
       </w:r>
     </w:p>
     <w:p>
-      <w:r>
+      <w:pPr>
+        <w:pStyle w:val="Heading3"/>
+      </w:pPr>
+      <w:r>
+        <w:t>Hint · use only after trying</w:t>
+      </w:r>
+    </w:p>
+    <w:p>
+      <w:pPr>
+        <w:spacing w:line="336" w:lineRule="auto" w:after="180"/>
+        <w:shd w:fill="F1F6F8"/>
+      </w:pPr>
+      <w:r>
+        <w:rPr>
+          <w:b w:val="0"/>
+        </w:rPr>
         <w:t>Hint if needed: Use the changed condition and the deciding step in the pictorial trace. The answer must say what follows from those facts.</w:t>
       </w:r>
     </w:p>
     <w:p>
-      <w:r>
+      <w:pPr>
+        <w:pStyle w:val="Heading3"/>
+      </w:pPr>
+      <w:r>
+        <w:t>Feedback · compare after your attempt</w:t>
+      </w:r>
+    </w:p>
+    <w:p>
+      <w:pPr>
+        <w:spacing w:line="336" w:lineRule="auto" w:after="180"/>
+        <w:shd w:fill="F1F6FC"/>
+      </w:pPr>
+      <w:r>
+        <w:rPr>
+          <w:b w:val="0"/>
+        </w:rPr>
         <w:t>After your attempt, compare with the supported explanation: The display no longer says TAKE ONE. 70 is below 80; changing a display rule does not refit the model.</w:t>
       </w:r>
     </w:p>
@@ -1558,8 +2641,38 @@
       </w:r>
     </w:p>
     <w:p>
-      <w:r>
-        <w:t>This is the starting lesson. Ask your teacher to model one observation, one written rule and one deciding step, then try your own example.</w:t>
+      <w:pPr>
+        <w:spacing w:line="336" w:lineRule="auto" w:after="180"/>
+      </w:pPr>
+      <w:r>
+        <w:rPr>
+          <w:b w:val="0"/>
+        </w:rPr>
+        <w:t xml:space="preserve">This is the starting lesson. Ask your teacher to model one </w:t>
+      </w:r>
+      <w:r>
+        <w:rPr>
+          <w:b/>
+        </w:rPr>
+        <w:t>observation</w:t>
+      </w:r>
+      <w:r>
+        <w:rPr>
+          <w:b w:val="0"/>
+        </w:rPr>
+        <w:t xml:space="preserve">, one </w:t>
+      </w:r>
+      <w:r>
+        <w:rPr>
+          <w:b/>
+        </w:rPr>
+        <w:t>written rule</w:t>
+      </w:r>
+      <w:r>
+        <w:rPr>
+          <w:b w:val="0"/>
+        </w:rPr>
+        <w:t xml:space="preserve"> and one deciding step, then try your own example.</w:t>
       </w:r>
     </w:p>
     <w:p>
@@ -1571,8 +2684,37 @@
       </w:r>
     </w:p>
     <w:p>
-      <w:r>
-        <w:t>Use Download completed work in the hosted lesson to export your answers, reflections, practice feedback and code-run evidence. Open the HTML copy to read or print it. Drafts stay in this browser when storage is available; clear drafts on a shared device.</w:t>
+      <w:pPr>
+        <w:spacing w:line="336" w:lineRule="auto" w:after="180"/>
+      </w:pPr>
+      <w:r>
+        <w:rPr>
+          <w:b w:val="0"/>
+        </w:rPr>
+        <w:t xml:space="preserve">Use Download completed work in the hosted lesson to export your answers, reflections, practice feedback and code-run </w:t>
+      </w:r>
+      <w:r>
+        <w:rPr>
+          <w:b/>
+        </w:rPr>
+        <w:t>evidence</w:t>
+      </w:r>
+      <w:r>
+        <w:rPr>
+          <w:b w:val="0"/>
+        </w:rPr>
+        <w:t>. Open the HTML copy to read or print it.</w:t>
+      </w:r>
+    </w:p>
+    <w:p>
+      <w:pPr>
+        <w:spacing w:line="336" w:lineRule="auto" w:after="180"/>
+      </w:pPr>
+      <w:r>
+        <w:rPr>
+          <w:b w:val="0"/>
+        </w:rPr>
+        <w:t>Drafts stay in this browser when storage is available; clear drafts on a shared device.</w:t>
       </w:r>
     </w:p>
     <w:p>
@@ -1586,6 +2728,781 @@
     <w:p>
       <w:r>
         <w:t>________________________________________________________________</w:t>
+      </w:r>
+    </w:p>
+    <w:p>
+      <w:r>
+        <w:t>________________________________________________________________</w:t>
+      </w:r>
+    </w:p>
+    <w:p>
+      <w:r>
+        <w:t>________________________________________________________________</w:t>
+      </w:r>
+    </w:p>
+    <w:p>
+      <w:r>
+        <w:t>________________________________________________________________</w:t>
+      </w:r>
+    </w:p>
+    <w:p>
+      <w:r>
+        <w:t>________________________________________________________________</w:t>
+      </w:r>
+    </w:p>
+    <w:p>
+      <w:pPr>
+        <w:pStyle w:val="Heading1"/>
+      </w:pPr>
+      <w:r>
+        <w:t>21. Visual concept journey</w:t>
+      </w:r>
+    </w:p>
+    <w:p>
+      <w:r>
+        <w:t>Explain each picture using its labels and evidence, then record a relevant limit.</w:t>
+      </w:r>
+    </w:p>
+    <w:p>
+      <w:pPr>
+        <w:pStyle w:val="Heading3"/>
+      </w:pPr>
+      <w:r>
+        <w:t>01. Seeing a result is not explaining it</w:t>
+      </w:r>
+    </w:p>
+    <w:p>
+      <w:r>
+        <w:drawing>
+          <wp:inline xmlns:a="http://schemas.openxmlformats.org/drawingml/2006/main" xmlns:pic="http://schemas.openxmlformats.org/drawingml/2006/picture">
+            <wp:extent cx="5486400" cy="3291840"/>
+            <wp:docPr id="2" name="Picture 2" descr="A bus has a red display showing a 12-minute delay. That is an observation. A supplied engineering note says past journeys fitted the delay model; that is evidence about its mechanism."/>
+            <wp:cNvGraphicFramePr>
+              <a:graphicFrameLocks noChangeAspect="1"/>
+            </wp:cNvGraphicFramePr>
+            <a:graphic>
+              <a:graphicData uri="http://schemas.openxmlformats.org/drawingml/2006/picture">
+                <pic:pic>
+                  <pic:nvPicPr>
+                    <pic:cNvPr id="0" name="academy-story-ai-1-1-01.png"/>
+                    <pic:cNvPicPr/>
+                  </pic:nvPicPr>
+                  <pic:blipFill>
+                    <a:blip r:embed="rId10"/>
+                    <a:stretch>
+                      <a:fillRect/>
+                    </a:stretch>
+                  </pic:blipFill>
+                  <pic:spPr>
+                    <a:xfrm>
+                      <a:off x="0" y="0"/>
+                      <a:ext cx="5486400" cy="3291840"/>
+                    </a:xfrm>
+                    <a:prstGeom prst="rect"/>
+                  </pic:spPr>
+                </pic:pic>
+              </a:graphicData>
+            </a:graphic>
+          </wp:inline>
+        </w:drawing>
+      </w:r>
+    </w:p>
+    <w:p>
+      <w:pPr>
+        <w:spacing w:line="336" w:lineRule="auto" w:after="180"/>
+      </w:pPr>
+      <w:r>
+        <w:rPr>
+          <w:b w:val="0"/>
+        </w:rPr>
+        <w:t xml:space="preserve">A bus has a red display showing a 12-minute delay. That is an </w:t>
+      </w:r>
+      <w:r>
+        <w:rPr>
+          <w:b/>
+        </w:rPr>
+        <w:t>observation</w:t>
+      </w:r>
+      <w:r>
+        <w:rPr>
+          <w:b w:val="0"/>
+        </w:rPr>
+        <w:t xml:space="preserve">. A supplied engineering note says past journeys fitted the delay model; that is </w:t>
+      </w:r>
+      <w:r>
+        <w:rPr>
+          <w:b/>
+        </w:rPr>
+        <w:t>evidence</w:t>
+      </w:r>
+      <w:r>
+        <w:rPr>
+          <w:b w:val="0"/>
+        </w:rPr>
+        <w:t xml:space="preserve"> about its </w:t>
+      </w:r>
+      <w:r>
+        <w:rPr>
+          <w:b/>
+        </w:rPr>
+        <w:t>mechanism</w:t>
+      </w:r>
+      <w:r>
+        <w:rPr>
+          <w:b w:val="0"/>
+        </w:rPr>
+        <w:t>.</w:t>
+      </w:r>
+    </w:p>
+    <w:p>
+      <w:pPr>
+        <w:spacing w:line="336" w:lineRule="auto" w:after="180"/>
+        <w:shd w:fill="F5F1FB"/>
+      </w:pPr>
+      <w:r>
+        <w:rPr>
+          <w:b w:val="0"/>
+        </w:rPr>
+        <w:t xml:space="preserve">Name one </w:t>
+      </w:r>
+      <w:r>
+        <w:rPr>
+          <w:b/>
+        </w:rPr>
+        <w:t>observation</w:t>
+      </w:r>
+      <w:r>
+        <w:rPr>
+          <w:b w:val="0"/>
+        </w:rPr>
+        <w:t xml:space="preserve"> and one claim that needs more </w:t>
+      </w:r>
+      <w:r>
+        <w:rPr>
+          <w:b/>
+        </w:rPr>
+        <w:t>evidence</w:t>
+      </w:r>
+      <w:r>
+        <w:rPr>
+          <w:b w:val="0"/>
+        </w:rPr>
+        <w:t>.</w:t>
+      </w:r>
+    </w:p>
+    <w:p>
+      <w:pPr>
+        <w:pStyle w:val="Heading3"/>
+      </w:pPr>
+      <w:r>
+        <w:t>My picture explanation, deciding evidence and one limit</w:t>
+      </w:r>
+    </w:p>
+    <w:p>
+      <w:r>
+        <w:t>________________________________________________________________</w:t>
+      </w:r>
+    </w:p>
+    <w:p>
+      <w:r>
+        <w:t>________________________________________________________________</w:t>
+      </w:r>
+    </w:p>
+    <w:p>
+      <w:r>
+        <w:t>________________________________________________________________</w:t>
+      </w:r>
+    </w:p>
+    <w:p>
+      <w:r>
+        <w:t>________________________________________________________________</w:t>
+      </w:r>
+    </w:p>
+    <w:p>
+      <w:pPr>
+        <w:pStyle w:val="Heading3"/>
+      </w:pPr>
+      <w:r>
+        <w:t>02. Who or what makes this decision?</w:t>
+      </w:r>
+    </w:p>
+    <w:p>
+      <w:r>
+        <w:drawing>
+          <wp:inline xmlns:a="http://schemas.openxmlformats.org/drawingml/2006/main" xmlns:pic="http://schemas.openxmlformats.org/drawingml/2006/picture">
+            <wp:extent cx="5486400" cy="3291840"/>
+            <wp:docPr id="3" name="Picture 3" descr="A remote-controlled car follows human commands, a motion lamp follows a written rule, and a trained photo sorter applies a learned model. A product can combine mechanisms. AI also includes symbolic reasoning."/>
+            <wp:cNvGraphicFramePr>
+              <a:graphicFrameLocks noChangeAspect="1"/>
+            </wp:cNvGraphicFramePr>
+            <a:graphic>
+              <a:graphicData uri="http://schemas.openxmlformats.org/drawingml/2006/picture">
+                <pic:pic>
+                  <pic:nvPicPr>
+                    <pic:cNvPr id="0" name="academy-story-ai-1-1-02.png"/>
+                    <pic:cNvPicPr/>
+                  </pic:nvPicPr>
+                  <pic:blipFill>
+                    <a:blip r:embed="rId11"/>
+                    <a:stretch>
+                      <a:fillRect/>
+                    </a:stretch>
+                  </pic:blipFill>
+                  <pic:spPr>
+                    <a:xfrm>
+                      <a:off x="0" y="0"/>
+                      <a:ext cx="5486400" cy="3291840"/>
+                    </a:xfrm>
+                    <a:prstGeom prst="rect"/>
+                  </pic:spPr>
+                </pic:pic>
+              </a:graphicData>
+            </a:graphic>
+          </wp:inline>
+        </w:drawing>
+      </w:r>
+    </w:p>
+    <w:p>
+      <w:pPr>
+        <w:spacing w:line="336" w:lineRule="auto" w:after="180"/>
+      </w:pPr>
+      <w:r>
+        <w:rPr>
+          <w:b w:val="0"/>
+        </w:rPr>
+        <w:t xml:space="preserve">A remote-controlled car follows human commands, a motion lamp follows a </w:t>
+      </w:r>
+      <w:r>
+        <w:rPr>
+          <w:b/>
+        </w:rPr>
+        <w:t>written rule</w:t>
+      </w:r>
+      <w:r>
+        <w:rPr>
+          <w:b w:val="0"/>
+        </w:rPr>
+        <w:t xml:space="preserve">, and a trained photo sorter applies a </w:t>
+      </w:r>
+      <w:r>
+        <w:rPr>
+          <w:b/>
+        </w:rPr>
+        <w:t>learned model</w:t>
+      </w:r>
+      <w:r>
+        <w:rPr>
+          <w:b w:val="0"/>
+        </w:rPr>
+        <w:t xml:space="preserve">. A product can combine </w:t>
+      </w:r>
+      <w:r>
+        <w:rPr>
+          <w:b/>
+        </w:rPr>
+        <w:t>mechanism</w:t>
+      </w:r>
+      <w:r>
+        <w:rPr>
+          <w:b w:val="0"/>
+        </w:rPr>
+        <w:t>s. AI also includes symbolic reasoning.</w:t>
+      </w:r>
+    </w:p>
+    <w:p>
+      <w:pPr>
+        <w:spacing w:line="336" w:lineRule="auto" w:after="180"/>
+        <w:shd w:fill="F5F1FB"/>
+      </w:pPr>
+      <w:r>
+        <w:rPr>
+          <w:b w:val="0"/>
+        </w:rPr>
+        <w:t>Point to who or what makes each decision.</w:t>
+      </w:r>
+    </w:p>
+    <w:p>
+      <w:pPr>
+        <w:pStyle w:val="Heading3"/>
+      </w:pPr>
+      <w:r>
+        <w:t>My picture explanation, deciding evidence and one limit</w:t>
+      </w:r>
+    </w:p>
+    <w:p>
+      <w:r>
+        <w:t>________________________________________________________________</w:t>
+      </w:r>
+    </w:p>
+    <w:p>
+      <w:r>
+        <w:t>________________________________________________________________</w:t>
+      </w:r>
+    </w:p>
+    <w:p>
+      <w:r>
+        <w:t>________________________________________________________________</w:t>
+      </w:r>
+    </w:p>
+    <w:p>
+      <w:r>
+        <w:t>________________________________________________________________</w:t>
+      </w:r>
+    </w:p>
+    <w:p>
+      <w:pPr>
+        <w:pStyle w:val="Heading3"/>
+      </w:pPr>
+      <w:r>
+        <w:t>03. One bus display. Three different decisions.</w:t>
+      </w:r>
+    </w:p>
+    <w:p>
+      <w:r>
+        <w:drawing>
+          <wp:inline xmlns:a="http://schemas.openxmlformats.org/drawingml/2006/main" xmlns:pic="http://schemas.openxmlformats.org/drawingml/2006/picture">
+            <wp:extent cx="5486400" cy="3291840"/>
+            <wp:docPr id="4" name="Picture 4" descr="Three separate rows trace the bus estimate, display colour and driver override. The fitted model estimates 12 minutes; the written greater-than-10 rule makes the display red; the driver can choose ROUTE CLOSED."/>
+            <wp:cNvGraphicFramePr>
+              <a:graphicFrameLocks noChangeAspect="1"/>
+            </wp:cNvGraphicFramePr>
+            <a:graphic>
+              <a:graphicData uri="http://schemas.openxmlformats.org/drawingml/2006/picture">
+                <pic:pic>
+                  <pic:nvPicPr>
+                    <pic:cNvPr id="0" name="academy-story-ai-1-1-03.png"/>
+                    <pic:cNvPicPr/>
+                  </pic:nvPicPr>
+                  <pic:blipFill>
+                    <a:blip r:embed="rId12"/>
+                    <a:stretch>
+                      <a:fillRect/>
+                    </a:stretch>
+                  </pic:blipFill>
+                  <pic:spPr>
+                    <a:xfrm>
+                      <a:off x="0" y="0"/>
+                      <a:ext cx="5486400" cy="3291840"/>
+                    </a:xfrm>
+                    <a:prstGeom prst="rect"/>
+                  </pic:spPr>
+                </pic:pic>
+              </a:graphicData>
+            </a:graphic>
+          </wp:inline>
+        </w:drawing>
+      </w:r>
+    </w:p>
+    <w:p>
+      <w:pPr>
+        <w:spacing w:line="336" w:lineRule="auto" w:after="180"/>
+      </w:pPr>
+      <w:r>
+        <w:rPr>
+          <w:b w:val="0"/>
+        </w:rPr>
+        <w:t xml:space="preserve">Three separate rows trace the bus estimate, display colour and driver override. The fitted model estimates </w:t>
+      </w:r>
+      <w:r>
+        <w:rPr>
+          <w:b/>
+        </w:rPr>
+        <w:t>12 minutes</w:t>
+      </w:r>
+      <w:r>
+        <w:rPr>
+          <w:b w:val="0"/>
+        </w:rPr>
+        <w:t>; the written greater-than-10 rule makes the display red; the driver can choose ROUTE CLOSED.</w:t>
+      </w:r>
+    </w:p>
+    <w:p>
+      <w:pPr>
+        <w:spacing w:line="336" w:lineRule="auto" w:after="180"/>
+        <w:shd w:fill="F5F1FB"/>
+      </w:pPr>
+      <w:r>
+        <w:rPr>
+          <w:b w:val="0"/>
+        </w:rPr>
+        <w:t>Trace the number, colour and override separately.</w:t>
+      </w:r>
+    </w:p>
+    <w:p>
+      <w:pPr>
+        <w:pStyle w:val="Heading3"/>
+      </w:pPr>
+      <w:r>
+        <w:t>My picture explanation, deciding evidence and one limit</w:t>
+      </w:r>
+    </w:p>
+    <w:p>
+      <w:r>
+        <w:t>________________________________________________________________</w:t>
+      </w:r>
+    </w:p>
+    <w:p>
+      <w:r>
+        <w:t>________________________________________________________________</w:t>
+      </w:r>
+    </w:p>
+    <w:p>
+      <w:r>
+        <w:t>________________________________________________________________</w:t>
+      </w:r>
+    </w:p>
+    <w:p>
+      <w:r>
+        <w:t>________________________________________________________________</w:t>
+      </w:r>
+    </w:p>
+    <w:p>
+      <w:pPr>
+        <w:pStyle w:val="Heading3"/>
+      </w:pPr>
+      <w:r>
+        <w:t>04. Learn first. Predict later.</w:t>
+      </w:r>
+    </w:p>
+    <w:p>
+      <w:r>
+        <w:drawing>
+          <wp:inline xmlns:a="http://schemas.openxmlformats.org/drawingml/2006/main" xmlns:pic="http://schemas.openxmlformats.org/drawingml/2006/picture">
+            <wp:extent cx="5486400" cy="3291840"/>
+            <wp:docPr id="5" name="Picture 5" descr="Earlier weather records are used to fit a model. Later, new measurements are passed to that fitted model to obtain a 70 percent rain forecast. It is an estimate, not a guarantee."/>
+            <wp:cNvGraphicFramePr>
+              <a:graphicFrameLocks noChangeAspect="1"/>
+            </wp:cNvGraphicFramePr>
+            <a:graphic>
+              <a:graphicData uri="http://schemas.openxmlformats.org/drawingml/2006/picture">
+                <pic:pic>
+                  <pic:nvPicPr>
+                    <pic:cNvPr id="0" name="academy-story-ai-1-1-04.png"/>
+                    <pic:cNvPicPr/>
+                  </pic:nvPicPr>
+                  <pic:blipFill>
+                    <a:blip r:embed="rId13"/>
+                    <a:stretch>
+                      <a:fillRect/>
+                    </a:stretch>
+                  </pic:blipFill>
+                  <pic:spPr>
+                    <a:xfrm>
+                      <a:off x="0" y="0"/>
+                      <a:ext cx="5486400" cy="3291840"/>
+                    </a:xfrm>
+                    <a:prstGeom prst="rect"/>
+                  </pic:spPr>
+                </pic:pic>
+              </a:graphicData>
+            </a:graphic>
+          </wp:inline>
+        </w:drawing>
+      </w:r>
+    </w:p>
+    <w:p>
+      <w:pPr>
+        <w:spacing w:line="336" w:lineRule="auto" w:after="180"/>
+      </w:pPr>
+      <w:r>
+        <w:rPr>
+          <w:b w:val="0"/>
+        </w:rPr>
+        <w:t>Earlier weather records are used to fit a model. Later, new measurements are passed to that fitted model to obtain a 70 percent rain forecast. It is an estimate, not a guarantee.</w:t>
+      </w:r>
+    </w:p>
+    <w:p>
+      <w:pPr>
+        <w:spacing w:line="336" w:lineRule="auto" w:after="180"/>
+        <w:shd w:fill="F5F1FB"/>
+      </w:pPr>
+      <w:r>
+        <w:rPr>
+          <w:b w:val="0"/>
+        </w:rPr>
+        <w:t>Which steps use earlier examples, and which use a fitted model?</w:t>
+      </w:r>
+    </w:p>
+    <w:p>
+      <w:pPr>
+        <w:pStyle w:val="Heading3"/>
+      </w:pPr>
+      <w:r>
+        <w:t>My picture explanation, deciding evidence and one limit</w:t>
+      </w:r>
+    </w:p>
+    <w:p>
+      <w:r>
+        <w:t>________________________________________________________________</w:t>
+      </w:r>
+    </w:p>
+    <w:p>
+      <w:r>
+        <w:t>________________________________________________________________</w:t>
+      </w:r>
+    </w:p>
+    <w:p>
+      <w:r>
+        <w:t>________________________________________________________________</w:t>
+      </w:r>
+    </w:p>
+    <w:p>
+      <w:r>
+        <w:t>________________________________________________________________</w:t>
+      </w:r>
+    </w:p>
+    <w:p>
+      <w:pPr>
+        <w:pStyle w:val="Heading3"/>
+      </w:pPr>
+      <w:r>
+        <w:t>05. Change the rule. Keep the forecast.</w:t>
+      </w:r>
+    </w:p>
+    <w:p>
+      <w:r>
+        <w:drawing>
+          <wp:inline xmlns:a="http://schemas.openxmlformats.org/drawingml/2006/main" xmlns:pic="http://schemas.openxmlformats.org/drawingml/2006/picture">
+            <wp:extent cx="5486400" cy="3291840"/>
+            <wp:docPr id="6" name="Picture 6" descr="With a 70 percent rain forecast, a 60 percent-or-more rule displays TAKE ONE. An 80 percent-or-more rule does not trigger that message. Only the boundary changed; the fitted model and forecast did not."/>
+            <wp:cNvGraphicFramePr>
+              <a:graphicFrameLocks noChangeAspect="1"/>
+            </wp:cNvGraphicFramePr>
+            <a:graphic>
+              <a:graphicData uri="http://schemas.openxmlformats.org/drawingml/2006/picture">
+                <pic:pic>
+                  <pic:nvPicPr>
+                    <pic:cNvPr id="0" name="academy-story-ai-1-1-05.png"/>
+                    <pic:cNvPicPr/>
+                  </pic:nvPicPr>
+                  <pic:blipFill>
+                    <a:blip r:embed="rId14"/>
+                    <a:stretch>
+                      <a:fillRect/>
+                    </a:stretch>
+                  </pic:blipFill>
+                  <pic:spPr>
+                    <a:xfrm>
+                      <a:off x="0" y="0"/>
+                      <a:ext cx="5486400" cy="3291840"/>
+                    </a:xfrm>
+                    <a:prstGeom prst="rect"/>
+                  </pic:spPr>
+                </pic:pic>
+              </a:graphicData>
+            </a:graphic>
+          </wp:inline>
+        </w:drawing>
+      </w:r>
+    </w:p>
+    <w:p>
+      <w:pPr>
+        <w:spacing w:line="336" w:lineRule="auto" w:after="180"/>
+      </w:pPr>
+      <w:r>
+        <w:rPr>
+          <w:b w:val="0"/>
+        </w:rPr>
+        <w:t>With a 70 percent rain forecast, a 60 percent-or-more rule displays TAKE ONE. An 80 percent-or-more rule does not trigger that message. Only the boundary changed; the fitted model and forecast did not.</w:t>
+      </w:r>
+    </w:p>
+    <w:p>
+      <w:pPr>
+        <w:spacing w:line="336" w:lineRule="auto" w:after="180"/>
+        <w:shd w:fill="F5F1FB"/>
+      </w:pPr>
+      <w:r>
+        <w:rPr>
+          <w:b w:val="0"/>
+        </w:rPr>
+        <w:t xml:space="preserve">Keep the forecast fixed at </w:t>
+      </w:r>
+      <w:r>
+        <w:rPr>
+          <w:b/>
+        </w:rPr>
+        <w:t>70%</w:t>
+      </w:r>
+      <w:r>
+        <w:rPr>
+          <w:b w:val="0"/>
+        </w:rPr>
+        <w:t xml:space="preserve">. What changes when the boundary becomes </w:t>
+      </w:r>
+      <w:r>
+        <w:rPr>
+          <w:b/>
+        </w:rPr>
+        <w:t>80%</w:t>
+      </w:r>
+      <w:r>
+        <w:rPr>
+          <w:b w:val="0"/>
+        </w:rPr>
+        <w:t>?</w:t>
+      </w:r>
+    </w:p>
+    <w:p>
+      <w:pPr>
+        <w:pStyle w:val="Heading3"/>
+      </w:pPr>
+      <w:r>
+        <w:t>My picture explanation, deciding evidence and one limit</w:t>
+      </w:r>
+    </w:p>
+    <w:p>
+      <w:r>
+        <w:t>________________________________________________________________</w:t>
+      </w:r>
+    </w:p>
+    <w:p>
+      <w:r>
+        <w:t>________________________________________________________________</w:t>
+      </w:r>
+    </w:p>
+    <w:p>
+      <w:r>
+        <w:t>________________________________________________________________</w:t>
+      </w:r>
+    </w:p>
+    <w:p>
+      <w:r>
+        <w:t>________________________________________________________________</w:t>
+      </w:r>
+    </w:p>
+    <w:p>
+      <w:pPr>
+        <w:pStyle w:val="Heading3"/>
+      </w:pPr>
+      <w:r>
+        <w:t>06. “Not enough information” is a useful answer</w:t>
+      </w:r>
+    </w:p>
+    <w:p>
+      <w:r>
+        <w:drawing>
+          <wp:inline xmlns:a="http://schemas.openxmlformats.org/drawingml/2006/main" xmlns:pic="http://schemas.openxmlformats.org/drawingml/2006/picture">
+            <wp:extent cx="5486400" cy="3291840"/>
+            <wp:docPr id="7" name="Picture 7" descr="An unspecified smart robot vacuum moves and cleans, but its route mechanism is unknown. Ask for evidence of human commands, written rules or model fitting, and allow combinations. Apply this reasoning to a classroom sorter."/>
+            <wp:cNvGraphicFramePr>
+              <a:graphicFrameLocks noChangeAspect="1"/>
+            </wp:cNvGraphicFramePr>
+            <a:graphic>
+              <a:graphicData uri="http://schemas.openxmlformats.org/drawingml/2006/picture">
+                <pic:pic>
+                  <pic:nvPicPr>
+                    <pic:cNvPr id="0" name="academy-story-ai-1-1-06.png"/>
+                    <pic:cNvPicPr/>
+                  </pic:nvPicPr>
+                  <pic:blipFill>
+                    <a:blip r:embed="rId15"/>
+                    <a:stretch>
+                      <a:fillRect/>
+                    </a:stretch>
+                  </pic:blipFill>
+                  <pic:spPr>
+                    <a:xfrm>
+                      <a:off x="0" y="0"/>
+                      <a:ext cx="5486400" cy="3291840"/>
+                    </a:xfrm>
+                    <a:prstGeom prst="rect"/>
+                  </pic:spPr>
+                </pic:pic>
+              </a:graphicData>
+            </a:graphic>
+          </wp:inline>
+        </w:drawing>
+      </w:r>
+    </w:p>
+    <w:p>
+      <w:pPr>
+        <w:spacing w:line="336" w:lineRule="auto" w:after="180"/>
+      </w:pPr>
+      <w:r>
+        <w:rPr>
+          <w:b w:val="0"/>
+        </w:rPr>
+        <w:t xml:space="preserve">An unspecified smart robot vacuum moves and cleans, but its route </w:t>
+      </w:r>
+      <w:r>
+        <w:rPr>
+          <w:b/>
+        </w:rPr>
+        <w:t>mechanism</w:t>
+      </w:r>
+      <w:r>
+        <w:rPr>
+          <w:b w:val="0"/>
+        </w:rPr>
+        <w:t xml:space="preserve"> is unknown. Ask for </w:t>
+      </w:r>
+      <w:r>
+        <w:rPr>
+          <w:b/>
+        </w:rPr>
+        <w:t>evidence</w:t>
+      </w:r>
+      <w:r>
+        <w:rPr>
+          <w:b w:val="0"/>
+        </w:rPr>
+        <w:t xml:space="preserve"> of human commands, </w:t>
+      </w:r>
+      <w:r>
+        <w:rPr>
+          <w:b/>
+        </w:rPr>
+        <w:t>written rule</w:t>
+      </w:r>
+      <w:r>
+        <w:rPr>
+          <w:b w:val="0"/>
+        </w:rPr>
+        <w:t xml:space="preserve">s or model </w:t>
+      </w:r>
+      <w:r>
+        <w:rPr>
+          <w:b/>
+        </w:rPr>
+        <w:t>fitting</w:t>
+      </w:r>
+      <w:r>
+        <w:rPr>
+          <w:b w:val="0"/>
+        </w:rPr>
+        <w:t>, and allow combinations. Apply this reasoning to a classroom sorter.</w:t>
+      </w:r>
+    </w:p>
+    <w:p>
+      <w:pPr>
+        <w:spacing w:line="336" w:lineRule="auto" w:after="180"/>
+        <w:shd w:fill="F5F1FB"/>
+      </w:pPr>
+      <w:r>
+        <w:rPr>
+          <w:b w:val="0"/>
+        </w:rPr>
+        <w:t xml:space="preserve">Which </w:t>
+      </w:r>
+      <w:r>
+        <w:rPr>
+          <w:b/>
+        </w:rPr>
+        <w:t>evidence</w:t>
+      </w:r>
+      <w:r>
+        <w:rPr>
+          <w:b w:val="0"/>
+        </w:rPr>
+        <w:t xml:space="preserve"> would change your answer about the vacuum?</w:t>
+      </w:r>
+    </w:p>
+    <w:p>
+      <w:pPr>
+        <w:pStyle w:val="Heading3"/>
+      </w:pPr>
+      <w:r>
+        <w:t>My picture explanation, deciding evidence and one limit</w:t>
       </w:r>
     </w:p>
     <w:p>

--- a/downloads/workbook/ai-1-week-01.docx
+++ b/downloads/workbook/ai-1-week-01.docx
@@ -25,12 +25,160 @@
         <w:pStyle w:val="Heading1"/>
       </w:pPr>
       <w:r>
-        <w:t>01. Recall and choose your starting point</w:t>
-      </w:r>
-    </w:p>
-    <w:p>
-      <w:r>
-        <w:t>Record your first explanation before opening notes, then show any correction separately.</w:t>
+        <w:t>One week. One connected evidence record.</w:t>
+      </w:r>
+    </w:p>
+    <w:p>
+      <w:r>
+        <w:t>Use the main worksheets in order. The reference bank contains alternative copies and extra practice, so you can choose support without repeating the whole week.</w:t>
+      </w:r>
+    </w:p>
+    <w:p>
+      <w:r>
+        <w:t>Keep your first attempt, the evidence behind it and the correction you can explain.</w:t>
+      </w:r>
+    </w:p>
+    <w:p>
+      <w:pPr>
+        <w:pStyle w:val="Heading1"/>
+      </w:pPr>
+      <w:r>
+        <w:t>01. Start: what did you observe?</w:t>
+      </w:r>
+    </w:p>
+    <w:p>
+      <w:r>
+        <w:t>Try before notes; keep your later correction visible.</w:t>
+      </w:r>
+    </w:p>
+    <w:p>
+      <w:pPr>
+        <w:pStyle w:val="Heading2"/>
+      </w:pPr>
+      <w:r>
+        <w:t>The speaking-clock puzzle</w:t>
+      </w:r>
+    </w:p>
+    <w:p>
+      <w:pPr>
+        <w:pStyle w:val="ListBullet"/>
+      </w:pPr>
+      <w:r>
+        <w:t>Try the recall before opening notes. Then use a different colour or a labelled second line to correct your explanation.</w:t>
+      </w:r>
+    </w:p>
+    <w:p>
+      <w:pPr>
+        <w:pStyle w:val="ListBullet"/>
+      </w:pPr>
+      <w:r>
+        <w:t>A classroom clock speaks the time. Write one thing you observed and one thing you cannot determine just from hearing it.</w:t>
+      </w:r>
+    </w:p>
+    <w:p>
+      <w:pPr>
+        <w:pStyle w:val="Heading3"/>
+      </w:pPr>
+      <w:r>
+        <w:t>My starting explanation</w:t>
+      </w:r>
+    </w:p>
+    <w:p>
+      <w:r>
+        <w:t>________________________________________________________________</w:t>
+      </w:r>
+    </w:p>
+    <w:p>
+      <w:r>
+        <w:t>________________________________________________________________</w:t>
+      </w:r>
+    </w:p>
+    <w:p>
+      <w:r>
+        <w:t>________________________________________________________________</w:t>
+      </w:r>
+    </w:p>
+    <w:p>
+      <w:pPr>
+        <w:pStyle w:val="Heading1"/>
+      </w:pPr>
+      <w:r>
+        <w:t>12. W1 · Separate seeing from explaining</w:t>
+      </w:r>
+    </w:p>
+    <w:p>
+      <w:r>
+        <w:t>Use the door case to separate an observation from a question about its mechanism.</w:t>
+      </w:r>
+    </w:p>
+    <w:p>
+      <w:pPr>
+        <w:pStyle w:val="Heading2"/>
+      </w:pPr>
+      <w:r>
+        <w:t>Read, then explain</w:t>
+      </w:r>
+    </w:p>
+    <w:p>
+      <w:pPr>
+        <w:pStyle w:val="ListBullet"/>
+      </w:pPr>
+      <w:r>
+        <w:t>A door opens when a visitor approaches. Its label says intelligent entrance. List two observations and write one mechanism question whose answer would help classify the opening decision.</w:t>
+      </w:r>
+    </w:p>
+    <w:p>
+      <w:pPr>
+        <w:pStyle w:val="Heading3"/>
+      </w:pPr>
+      <w:r>
+        <w:t>My reasoning and evidence</w:t>
+      </w:r>
+    </w:p>
+    <w:p>
+      <w:r>
+        <w:t>________________________________________________________________</w:t>
+      </w:r>
+    </w:p>
+    <w:p>
+      <w:r>
+        <w:t>________________________________________________________________</w:t>
+      </w:r>
+    </w:p>
+    <w:p>
+      <w:r>
+        <w:t>________________________________________________________________</w:t>
+      </w:r>
+    </w:p>
+    <w:p>
+      <w:r>
+        <w:t>________________________________________________________________</w:t>
+      </w:r>
+    </w:p>
+    <w:p>
+      <w:r>
+        <w:t>________________________________________________________________</w:t>
+      </w:r>
+    </w:p>
+    <w:p>
+      <w:pPr>
+        <w:pStyle w:val="Heading1"/>
+      </w:pPr>
+      <w:r>
+        <w:t>13. W2 · Trace the photo-library decisions</w:t>
+      </w:r>
+    </w:p>
+    <w:p>
+      <w:r>
+        <w:t>Use the supplied facts to classify each decision and choose a useful diagnostic record.</w:t>
+      </w:r>
+    </w:p>
+    <w:p>
+      <w:pPr>
+        <w:pStyle w:val="Heading2"/>
+      </w:pPr>
+      <w:r>
+        <w:t>The case facts</w:t>
       </w:r>
     </w:p>
     <w:p>
@@ -41,7 +189,144 @@
         <w:rPr>
           <w:b w:val="0"/>
         </w:rPr>
-        <w:t>Try the recall before opening notes. Then use a different colour or a labelled second line to correct your explanation.</w:t>
+        <w:t>Given facts: a photo library uses a model fitted on labelled pictures to predict whether a new picture contains a bicycle. A written instruction puts bicycle predictions in one album. The owner can move any photo. A bicycle photo is in the wrong album; the reason has not yet been identified.</w:t>
+      </w:r>
+    </w:p>
+    <w:p>
+      <w:pPr>
+        <w:pStyle w:val="Heading2"/>
+      </w:pPr>
+      <w:r>
+        <w:t>Your trace and diagnosis</w:t>
+      </w:r>
+    </w:p>
+    <w:p>
+      <w:pPr>
+        <w:pStyle w:val="ListBullet"/>
+      </w:pPr>
+      <w:r>
+        <w:t>Use the photo-library case from the lesson. Classify the prediction, album-placement rule and owner move. A bicycle photo is in the wrong album. Name the first two records you would inspect.</w:t>
+      </w:r>
+    </w:p>
+    <w:p>
+      <w:pPr>
+        <w:pStyle w:val="Heading3"/>
+      </w:pPr>
+      <w:r>
+        <w:t>My reasoning and evidence</w:t>
+      </w:r>
+    </w:p>
+    <w:p>
+      <w:r>
+        <w:t>________________________________________________________________</w:t>
+      </w:r>
+    </w:p>
+    <w:p>
+      <w:r>
+        <w:t>________________________________________________________________</w:t>
+      </w:r>
+    </w:p>
+    <w:p>
+      <w:r>
+        <w:t>________________________________________________________________</w:t>
+      </w:r>
+    </w:p>
+    <w:p>
+      <w:r>
+        <w:t>________________________________________________________________</w:t>
+      </w:r>
+    </w:p>
+    <w:p>
+      <w:r>
+        <w:t>________________________________________________________________</w:t>
+      </w:r>
+    </w:p>
+    <w:p>
+      <w:r>
+        <w:t>________________________________________________________________</w:t>
+      </w:r>
+    </w:p>
+    <w:p>
+      <w:pPr>
+        <w:pStyle w:val="Heading1"/>
+      </w:pPr>
+      <w:r>
+        <w:t>14. W3 · Explain two possible mechanisms</w:t>
+      </w:r>
+    </w:p>
+    <w:p>
+      <w:r>
+        <w:t>One observed turn can have more than one explanation. Name evidence that would distinguish them.</w:t>
+      </w:r>
+    </w:p>
+    <w:p>
+      <w:pPr>
+        <w:pStyle w:val="Heading2"/>
+      </w:pPr>
+      <w:r>
+        <w:t>The vacuum challenge</w:t>
+      </w:r>
+    </w:p>
+    <w:p>
+      <w:pPr>
+        <w:pStyle w:val="ListBullet"/>
+      </w:pPr>
+      <w:r>
+        <w:t>Maya says a vacuum must learn because it changes direction after hitting a chair. Give two different mechanisms consistent with that observation. What evidence would distinguish them?</w:t>
+      </w:r>
+    </w:p>
+    <w:p>
+      <w:pPr>
+        <w:pStyle w:val="Heading3"/>
+      </w:pPr>
+      <w:r>
+        <w:t>My reasoning and evidence</w:t>
+      </w:r>
+    </w:p>
+    <w:p>
+      <w:r>
+        <w:t>________________________________________________________________</w:t>
+      </w:r>
+    </w:p>
+    <w:p>
+      <w:r>
+        <w:t>________________________________________________________________</w:t>
+      </w:r>
+    </w:p>
+    <w:p>
+      <w:r>
+        <w:t>________________________________________________________________</w:t>
+      </w:r>
+    </w:p>
+    <w:p>
+      <w:r>
+        <w:t>________________________________________________________________</w:t>
+      </w:r>
+    </w:p>
+    <w:p>
+      <w:r>
+        <w:t>________________________________________________________________</w:t>
+      </w:r>
+    </w:p>
+    <w:p>
+      <w:pPr>
+        <w:pStyle w:val="Heading1"/>
+      </w:pPr>
+      <w:r>
+        <w:t>04. W4 · Apply the idea independently</w:t>
+      </w:r>
+    </w:p>
+    <w:p>
+      <w:r>
+        <w:t>The greenhouse is a new case. Write one first attempt before feedback.</w:t>
+      </w:r>
+    </w:p>
+    <w:p>
+      <w:pPr>
+        <w:pStyle w:val="Heading2"/>
+      </w:pPr>
+      <w:r>
+        <w:t>Read the new case, then explain</w:t>
       </w:r>
     </w:p>
     <w:p>
@@ -52,66 +337,30 @@
         <w:rPr>
           <w:b w:val="0"/>
         </w:rPr>
-        <w:t>A classroom clock speaks the time. Write one thing you observed and one thing you cannot determine just from hearing it.</w:t>
-      </w:r>
-    </w:p>
-    <w:p>
-      <w:pPr>
-        <w:pStyle w:val="Heading3"/>
-      </w:pPr>
-      <w:r>
-        <w:t>My starting explanation</w:t>
-      </w:r>
-    </w:p>
-    <w:p>
-      <w:r>
-        <w:t>________________________________________________________________</w:t>
-      </w:r>
-    </w:p>
-    <w:p>
-      <w:r>
-        <w:t>________________________________________________________________</w:t>
-      </w:r>
-    </w:p>
-    <w:p>
-      <w:r>
-        <w:t>________________________________________________________________</w:t>
-      </w:r>
-    </w:p>
-    <w:p>
-      <w:pPr>
-        <w:pStyle w:val="Heading1"/>
-      </w:pPr>
-      <w:r>
-        <w:t>02. Practise with fading help</w:t>
-      </w:r>
-    </w:p>
-    <w:p>
-      <w:r>
-        <w:t>Use the photo-library completion task. Keep a trace of the step you completed and any help you used.</w:t>
-      </w:r>
-    </w:p>
-    <w:p>
-      <w:pPr>
-        <w:spacing w:line="336" w:lineRule="auto" w:after="180"/>
-      </w:pPr>
+        <w:t xml:space="preserve">A school greenhouse estimates tomorrow's temperature using a model fitted on historical weather. A </w:t>
+      </w:r>
+      <w:r>
+        <w:rPr>
+          <w:b/>
+        </w:rPr>
+        <w:t>written rule</w:t>
+      </w:r>
       <w:r>
         <w:rPr>
           <w:b w:val="0"/>
         </w:rPr>
-        <w:t xml:space="preserve">Use W2: Complete the photo library explanation for </w:t>
-      </w:r>
-      <w:r>
-        <w:rPr>
-          <w:b/>
-        </w:rPr>
-        <w:t>Evidence</w:t>
-      </w:r>
+        <w:t xml:space="preserve"> displays CHECK PLANTS above 30 degrees C. A caretaker chooses whether to open a vent.</w:t>
+      </w:r>
+    </w:p>
+    <w:p>
+      <w:pPr>
+        <w:spacing w:line="336" w:lineRule="auto" w:after="180"/>
+      </w:pPr>
       <w:r>
         <w:rPr>
           <w:b w:val="0"/>
         </w:rPr>
-        <w:t xml:space="preserve"> and decision </w:t>
+        <w:t xml:space="preserve">Identify each </w:t>
       </w:r>
       <w:r>
         <w:rPr>
@@ -123,275 +372,6 @@
         <w:rPr>
           <w:b w:val="0"/>
         </w:rPr>
-        <w:t>s. Record the answer once; the lesson and workbook refer to the same attempt.</w:t>
-      </w:r>
-    </w:p>
-    <w:tbl>
-      <w:tblPr>
-        <w:tblStyle w:val="LightShading-Accent1"/>
-        <w:tblW w:type="auto" w:w="0"/>
-        <w:tblLook w:firstColumn="1" w:firstRow="1" w:lastColumn="0" w:lastRow="0" w:noHBand="0" w:noVBand="1" w:val="04A0"/>
-      </w:tblPr>
-      <w:tblGrid>
-        <w:gridCol w:w="2556"/>
-        <w:gridCol w:w="2556"/>
-        <w:gridCol w:w="2556"/>
-        <w:gridCol w:w="2556"/>
-      </w:tblGrid>
-      <w:tr>
-        <w:trPr>
-          <w:tblHeader/>
-        </w:trPr>
-        <w:tc>
-          <w:tcPr>
-            <w:tcW w:type="dxa" w:w="2556"/>
-          </w:tcPr>
-          <w:p>
-            <w:r>
-              <w:t>Given inputs</w:t>
-            </w:r>
-          </w:p>
-        </w:tc>
-        <w:tc>
-          <w:tcPr>
-            <w:tcW w:type="dxa" w:w="2556"/>
-          </w:tcPr>
-          <w:p>
-            <w:r>
-              <w:t>Procedure I chose</w:t>
-            </w:r>
-          </w:p>
-        </w:tc>
-        <w:tc>
-          <w:tcPr>
-            <w:tcW w:type="dxa" w:w="2556"/>
-          </w:tcPr>
-          <w:p>
-            <w:r>
-              <w:t>Middle steps</w:t>
-            </w:r>
-          </w:p>
-        </w:tc>
-        <w:tc>
-          <w:tcPr>
-            <w:tcW w:type="dxa" w:w="2556"/>
-          </w:tcPr>
-          <w:p>
-            <w:r>
-              <w:t>Result and check</w:t>
-            </w:r>
-          </w:p>
-        </w:tc>
-      </w:tr>
-      <w:tr>
-        <w:tc>
-          <w:tcPr>
-            <w:tcW w:type="dxa" w:w="2556"/>
-          </w:tcPr>
-          <w:p>
-            <w:r/>
-          </w:p>
-        </w:tc>
-        <w:tc>
-          <w:tcPr>
-            <w:tcW w:type="dxa" w:w="2556"/>
-          </w:tcPr>
-          <w:p>
-            <w:r/>
-          </w:p>
-        </w:tc>
-        <w:tc>
-          <w:tcPr>
-            <w:tcW w:type="dxa" w:w="2556"/>
-          </w:tcPr>
-          <w:p>
-            <w:r/>
-          </w:p>
-        </w:tc>
-        <w:tc>
-          <w:tcPr>
-            <w:tcW w:type="dxa" w:w="2556"/>
-          </w:tcPr>
-          <w:p>
-            <w:r/>
-          </w:p>
-        </w:tc>
-      </w:tr>
-    </w:tbl>
-    <w:p>
-      <w:pPr>
-        <w:pStyle w:val="Heading3"/>
-      </w:pPr>
-      <w:r>
-        <w:t>The step I completed without help, and the hint I needed</w:t>
-      </w:r>
-    </w:p>
-    <w:p>
-      <w:r>
-        <w:t>________________________________________________________________</w:t>
-      </w:r>
-    </w:p>
-    <w:p>
-      <w:r>
-        <w:t>________________________________________________________________</w:t>
-      </w:r>
-    </w:p>
-    <w:p>
-      <w:r>
-        <w:t>________________________________________________________________</w:t>
-      </w:r>
-    </w:p>
-    <w:p>
-      <w:pPr>
-        <w:pStyle w:val="Heading1"/>
-      </w:pPr>
-      <w:r>
-        <w:t>03. Individual reasoning check</w:t>
-      </w:r>
-    </w:p>
-    <w:p>
-      <w:r>
-        <w:t>Challenge the proposed claim using the supplied facts before discussing it with a partner.</w:t>
-      </w:r>
-    </w:p>
-    <w:p>
-      <w:pPr>
-        <w:spacing w:line="336" w:lineRule="auto" w:after="180"/>
-      </w:pPr>
-      <w:r>
-        <w:rPr>
-          <w:b w:val="0"/>
-        </w:rPr>
-        <w:t xml:space="preserve">Use the worked case for </w:t>
-      </w:r>
-      <w:r>
-        <w:rPr>
-          <w:b/>
-        </w:rPr>
-        <w:t>Evidence</w:t>
-      </w:r>
-      <w:r>
-        <w:rPr>
-          <w:b w:val="0"/>
-        </w:rPr>
-        <w:t xml:space="preserve"> and decision </w:t>
-      </w:r>
-      <w:r>
-        <w:rPr>
-          <w:b/>
-        </w:rPr>
-        <w:t>mechanism</w:t>
-      </w:r>
-      <w:r>
-        <w:rPr>
-          <w:b w:val="0"/>
-        </w:rPr>
-        <w:t>s. Proposed explanation: “All rules are outside AI”. Decide whether this explanation is supported.</w:t>
-      </w:r>
-    </w:p>
-    <w:p>
-      <w:pPr>
-        <w:spacing w:line="336" w:lineRule="auto" w:after="180"/>
-      </w:pPr>
-      <w:r>
-        <w:rPr>
-          <w:b w:val="0"/>
-        </w:rPr>
-        <w:t>Point to the step or supplied fact that decides; explain your repair if needed.</w:t>
-      </w:r>
-    </w:p>
-    <w:p>
-      <w:pPr>
-        <w:pStyle w:val="Heading3"/>
-      </w:pPr>
-      <w:r>
-        <w:t>My explanation before partner discussion</w:t>
-      </w:r>
-    </w:p>
-    <w:p>
-      <w:r>
-        <w:t>________________________________________________________________</w:t>
-      </w:r>
-    </w:p>
-    <w:p>
-      <w:r>
-        <w:t>________________________________________________________________</w:t>
-      </w:r>
-    </w:p>
-    <w:p>
-      <w:r>
-        <w:t>________________________________________________________________</w:t>
-      </w:r>
-    </w:p>
-    <w:p>
-      <w:r>
-        <w:t>________________________________________________________________</w:t>
-      </w:r>
-    </w:p>
-    <w:p>
-      <w:pPr>
-        <w:pStyle w:val="Heading1"/>
-      </w:pPr>
-      <w:r>
-        <w:t>04. Independent transfer case</w:t>
-      </w:r>
-    </w:p>
-    <w:p>
-      <w:r>
-        <w:t>Write one first attempt at the reserved greenhouse case before feedback; Section W4 refers to this same case.</w:t>
-      </w:r>
-    </w:p>
-    <w:p>
-      <w:pPr>
-        <w:pStyle w:val="Heading3"/>
-      </w:pPr>
-      <w:r>
-        <w:t>Independent case: Investigate a new hybrid system</w:t>
-      </w:r>
-    </w:p>
-    <w:p>
-      <w:pPr>
-        <w:spacing w:line="336" w:lineRule="auto" w:after="180"/>
-      </w:pPr>
-      <w:r>
-        <w:rPr>
-          <w:b w:val="0"/>
-        </w:rPr>
-        <w:t xml:space="preserve">A school greenhouse estimates tomorrow's temperature using a model fitted on historical weather. A </w:t>
-      </w:r>
-      <w:r>
-        <w:rPr>
-          <w:b/>
-        </w:rPr>
-        <w:t>written rule</w:t>
-      </w:r>
-      <w:r>
-        <w:rPr>
-          <w:b w:val="0"/>
-        </w:rPr>
-        <w:t xml:space="preserve"> displays CHECK PLANTS above 30 degrees C. A caretaker chooses whether to open a vent.</w:t>
-      </w:r>
-    </w:p>
-    <w:p>
-      <w:pPr>
-        <w:spacing w:line="336" w:lineRule="auto" w:after="180"/>
-      </w:pPr>
-      <w:r>
-        <w:rPr>
-          <w:b w:val="0"/>
-        </w:rPr>
-        <w:t xml:space="preserve">Identify each </w:t>
-      </w:r>
-      <w:r>
-        <w:rPr>
-          <w:b/>
-        </w:rPr>
-        <w:t>mechanism</w:t>
-      </w:r>
-      <w:r>
-        <w:rPr>
-          <w:b w:val="0"/>
-        </w:rPr>
         <w:t xml:space="preserve"> and explain why a correct CHECK PLANTS message would not prove an accurate temperature </w:t>
       </w:r>
       <w:r>
@@ -452,6 +432,14 @@
     </w:p>
     <w:p>
       <w:pPr>
+        <w:pStyle w:val="Heading2"/>
+      </w:pPr>
+      <w:r>
+        <w:t>Keep a fair record</w:t>
+      </w:r>
+    </w:p>
+    <w:p>
+      <w:pPr>
         <w:spacing w:line="336" w:lineRule="auto" w:after="180"/>
       </w:pPr>
       <w:r>
@@ -463,75 +451,95 @@
     </w:p>
     <w:p>
       <w:pPr>
+        <w:pStyle w:val="Heading2"/>
+      </w:pPr>
+      <w:r>
+        <w:t>Earlier wording and repeated headings · reference / check after trying</w:t>
+      </w:r>
+    </w:p>
+    <w:p>
+      <w:pPr>
+        <w:pStyle w:val="Heading3"/>
+      </w:pPr>
+      <w:r>
+        <w:t>Independent case: Investigate a new hybrid system</w:t>
+      </w:r>
+    </w:p>
+    <w:p>
+      <w:pPr>
         <w:pStyle w:val="Heading1"/>
       </w:pPr>
       <w:r>
-        <w:t>05. Your learning target</w:t>
-      </w:r>
-    </w:p>
-    <w:p>
-      <w:r>
-        <w:t>Use the bus target to explain which component makes each decision and which evidence supports the classification.</w:t>
-      </w:r>
-    </w:p>
-    <w:p>
-      <w:pPr>
-        <w:spacing w:line="336" w:lineRule="auto" w:after="180"/>
-        <w:shd w:fill="F5F1FB"/>
-      </w:pPr>
-      <w:r>
-        <w:rPr>
-          <w:b w:val="0"/>
-        </w:rPr>
-        <w:t xml:space="preserve">A bus displays a delay </w:t>
-      </w:r>
-      <w:r>
-        <w:rPr>
-          <w:b/>
-        </w:rPr>
-        <w:t>prediction</w:t>
-      </w:r>
-      <w:r>
-        <w:rPr>
-          <w:b w:val="0"/>
-        </w:rPr>
-        <w:t xml:space="preserve"> learned from past journeys. A </w:t>
-      </w:r>
-      <w:r>
-        <w:rPr>
-          <w:b/>
-        </w:rPr>
-        <w:t>written rule</w:t>
-      </w:r>
-      <w:r>
-        <w:rPr>
-          <w:b w:val="0"/>
-        </w:rPr>
-        <w:t xml:space="preserve"> turns the display red above 10 minutes. A driver can override the message. Identify all three </w:t>
-      </w:r>
-      <w:r>
-        <w:rPr>
-          <w:b/>
-        </w:rPr>
-        <w:t>mechanism</w:t>
-      </w:r>
-      <w:r>
-        <w:rPr>
-          <w:b w:val="0"/>
-        </w:rPr>
-        <w:t>s.</w:t>
-      </w:r>
-    </w:p>
-    <w:p>
-      <w:pPr>
-        <w:spacing w:line="336" w:lineRule="auto" w:after="180"/>
-        <w:shd w:fill="F5F1FB"/>
-      </w:pPr>
-      <w:r>
-        <w:rPr>
-          <w:b w:val="0"/>
-        </w:rPr>
-        <w:t>Would seeing a red display prove that learning occurred?</w:t>
+        <w:t>16. W5 · Design an evidence card</w:t>
+      </w:r>
+    </w:p>
+    <w:p>
+      <w:r>
+        <w:t>Build one example that lets another person check your claim.</w:t>
+      </w:r>
+    </w:p>
+    <w:p>
+      <w:pPr>
+        <w:pStyle w:val="Heading2"/>
+      </w:pPr>
+      <w:r>
+        <w:t>Create and justify</w:t>
+      </w:r>
+    </w:p>
+    <w:p>
+      <w:pPr>
+        <w:pStyle w:val="ListBullet"/>
+      </w:pPr>
+      <w:r>
+        <w:t>Invent one product containing two mechanisms. State the supplied facts, draw an information path and write one claim the facts support and one they do not. Do not use real classmates' personal information.</w:t>
+      </w:r>
+    </w:p>
+    <w:p>
+      <w:pPr>
+        <w:pStyle w:val="Heading3"/>
+      </w:pPr>
+      <w:r>
+        <w:t>My reasoning and evidence</w:t>
+      </w:r>
+    </w:p>
+    <w:p>
+      <w:r>
+        <w:t>________________________________________________________________</w:t>
+      </w:r>
+    </w:p>
+    <w:p>
+      <w:r>
+        <w:t>________________________________________________________________</w:t>
+      </w:r>
+    </w:p>
+    <w:p>
+      <w:r>
+        <w:t>________________________________________________________________</w:t>
+      </w:r>
+    </w:p>
+    <w:p>
+      <w:r>
+        <w:t>________________________________________________________________</w:t>
+      </w:r>
+    </w:p>
+    <w:p>
+      <w:r>
+        <w:t>________________________________________________________________</w:t>
+      </w:r>
+    </w:p>
+    <w:p>
+      <w:r>
+        <w:t>________________________________________________________________</w:t>
+      </w:r>
+    </w:p>
+    <w:p>
+      <w:r>
+        <w:t>________________________________________________________________</w:t>
+      </w:r>
+    </w:p>
+    <w:p>
+      <w:r>
+        <w:t>________________________________________________________________</w:t>
       </w:r>
     </w:p>
     <w:p>
@@ -539,88 +547,36 @@
         <w:pStyle w:val="Heading1"/>
       </w:pPr>
       <w:r>
-        <w:t>06. Solve the given case</w:t>
-      </w:r>
-    </w:p>
-    <w:p>
-      <w:r>
-        <w:t>Classify the six supplied devices and support each conclusion with mechanism evidence.</w:t>
-      </w:r>
-    </w:p>
-    <w:p>
-      <w:pPr>
-        <w:spacing w:line="336" w:lineRule="auto" w:after="180"/>
-      </w:pPr>
-      <w:r>
-        <w:rPr>
-          <w:b w:val="0"/>
-        </w:rPr>
-        <w:t>Six devices are a motion-triggered lamp, a trained photo sorter, a remote-controlled car, a calculator, an unspecified smart speaker and an unspecified robot vacuum.</w:t>
-      </w:r>
-    </w:p>
-    <w:p>
-      <w:pPr>
-        <w:spacing w:line="336" w:lineRule="auto" w:after="180"/>
-        <w:shd w:fill="F5F1FB"/>
-      </w:pPr>
-      <w:r>
-        <w:rPr>
-          <w:b w:val="0"/>
-        </w:rPr>
-        <w:t xml:space="preserve">Classify all six using </w:t>
-      </w:r>
-      <w:r>
-        <w:rPr>
-          <w:b/>
-        </w:rPr>
-        <w:t>mechanism</w:t>
-      </w:r>
-      <w:r>
-        <w:rPr>
-          <w:b w:val="0"/>
-        </w:rPr>
-        <w:t xml:space="preserve"> </w:t>
-      </w:r>
-      <w:r>
-        <w:rPr>
-          <w:b/>
-        </w:rPr>
-        <w:t>evidence</w:t>
-      </w:r>
-      <w:r>
-        <w:rPr>
-          <w:b w:val="0"/>
-        </w:rPr>
-        <w:t xml:space="preserve">. Which two need </w:t>
-      </w:r>
-      <w:r>
-        <w:rPr>
-          <w:b/>
-        </w:rPr>
-        <w:t>more information</w:t>
-      </w:r>
-      <w:r>
-        <w:rPr>
-          <w:b w:val="0"/>
-        </w:rPr>
-        <w:t>?</w:t>
-      </w:r>
-    </w:p>
-    <w:p>
-      <w:pPr>
-        <w:spacing w:line="336" w:lineRule="auto" w:after="180"/>
-      </w:pPr>
-      <w:r>
-        <w:rPr>
-          <w:b w:val="0"/>
-        </w:rPr>
-        <w:t xml:space="preserve">Show your trace, calculation or </w:t>
-      </w:r>
-      <w:r>
-        <w:rPr>
-          <w:b/>
-        </w:rPr>
-        <w:t>evidence</w:t>
+        <w:t>09. Project · Choose your sorter’s mechanism</w:t>
+      </w:r>
+    </w:p>
+    <w:p>
+      <w:r>
+        <w:t>Make one decision and attach the evidence behind it.</w:t>
+      </w:r>
+    </w:p>
+    <w:p>
+      <w:pPr>
+        <w:pStyle w:val="Heading2"/>
+      </w:pPr>
+      <w:r>
+        <w:t>Your design choice</w:t>
+      </w:r>
+    </w:p>
+    <w:p>
+      <w:pPr>
+        <w:pStyle w:val="ListBullet"/>
+      </w:pPr>
+      <w:r>
+        <w:t>Choose whether the Helpful Classroom Sorter needs a person, fixed rule, or learned model; justify the smallest safe solution.</w:t>
+      </w:r>
+    </w:p>
+    <w:p>
+      <w:pPr>
+        <w:pStyle w:val="ListBullet"/>
+      </w:pPr>
+      <w:r>
+        <w:t>The project change and evidence I will keep</w:t>
       </w:r>
     </w:p>
     <w:p>
@@ -661,997 +617,20 @@
         <w:pStyle w:val="Heading1"/>
       </w:pPr>
       <w:r>
-        <w:t>07. Check a changed case</w:t>
-      </w:r>
-    </w:p>
-    <w:p>
-      <w:r>
-        <w:t>Apply the distinction to the toy, photo app and talking clock, and explain each classification.</w:t>
-      </w:r>
-    </w:p>
-    <w:p>
-      <w:pPr>
-        <w:spacing w:line="336" w:lineRule="auto" w:after="180"/>
-        <w:shd w:fill="F5F1FB"/>
-      </w:pPr>
-      <w:r>
-        <w:rPr>
-          <w:b w:val="0"/>
-        </w:rPr>
-        <w:t xml:space="preserve">A toy follows your steering buttons. A photo app learned from labelled pictures. A talking clock follows a written timetable. Which uses a </w:t>
-      </w:r>
-      <w:r>
-        <w:rPr>
-          <w:b/>
-        </w:rPr>
-        <w:t>learned model</w:t>
-      </w:r>
-      <w:r>
-        <w:rPr>
-          <w:b w:val="0"/>
-        </w:rPr>
-        <w:t xml:space="preserve">? What </w:t>
-      </w:r>
-      <w:r>
-        <w:rPr>
-          <w:b/>
-        </w:rPr>
-        <w:t>evidence</w:t>
-      </w:r>
-      <w:r>
-        <w:rPr>
-          <w:b w:val="0"/>
-        </w:rPr>
-        <w:t xml:space="preserve"> supports each classification?</w:t>
-      </w:r>
-    </w:p>
-    <w:p>
-      <w:pPr>
-        <w:spacing w:line="336" w:lineRule="auto" w:after="180"/>
-      </w:pPr>
-      <w:r>
-        <w:rPr>
-          <w:b w:val="0"/>
-        </w:rPr>
-        <w:t>My independent answer and reason</w:t>
-      </w:r>
-    </w:p>
-    <w:p>
-      <w:pPr>
-        <w:pStyle w:val="Heading3"/>
-      </w:pPr>
-      <w:r>
-        <w:t>Write or draw your reasoning and evidence.</w:t>
-      </w:r>
-    </w:p>
-    <w:p>
-      <w:r>
-        <w:t>________________________________________________________________</w:t>
-      </w:r>
-    </w:p>
-    <w:p>
-      <w:r>
-        <w:t>________________________________________________________________</w:t>
-      </w:r>
-    </w:p>
-    <w:p>
-      <w:r>
-        <w:t>________________________________________________________________</w:t>
-      </w:r>
-    </w:p>
-    <w:p>
-      <w:r>
-        <w:t>________________________________________________________________</w:t>
-      </w:r>
-    </w:p>
-    <w:p>
-      <w:r>
-        <w:t>________________________________________________________________</w:t>
-      </w:r>
-    </w:p>
-    <w:p>
-      <w:pPr>
-        <w:pStyle w:val="Heading3"/>
-      </w:pPr>
-      <w:r>
-        <w:t>Week 1 Test and reflect</w:t>
-      </w:r>
-    </w:p>
-    <w:p>
-      <w:pPr>
-        <w:pStyle w:val="Heading1"/>
-      </w:pPr>
-      <w:r>
-        <w:t>08. Design a revealing test</w:t>
-      </w:r>
-    </w:p>
-    <w:p>
-      <w:r>
-        <w:t>Design a changed or missing-information case and keep the expected result separate from what you observe.</w:t>
-      </w:r>
-    </w:p>
-    <w:p>
-      <w:pPr>
-        <w:spacing w:line="336" w:lineRule="auto" w:after="180"/>
-      </w:pPr>
-      <w:r>
-        <w:rPr>
-          <w:b w:val="0"/>
-        </w:rPr>
-        <w:t xml:space="preserve">Create a changed </w:t>
-      </w:r>
-      <w:r>
-        <w:rPr>
-          <w:b/>
-        </w:rPr>
-        <w:t>input</w:t>
-      </w:r>
-      <w:r>
-        <w:rPr>
-          <w:b w:val="0"/>
-        </w:rPr>
-        <w:t>, boundary case or missing-information case. Write the expected answer or safe response before testing.</w:t>
-      </w:r>
-    </w:p>
-    <w:tbl>
-      <w:tblPr>
-        <w:tblStyle w:val="LightShading-Accent1"/>
-        <w:tblW w:type="auto" w:w="0"/>
-        <w:tblLook w:firstColumn="1" w:firstRow="1" w:lastColumn="0" w:lastRow="0" w:noHBand="0" w:noVBand="1" w:val="04A0"/>
-      </w:tblPr>
-      <w:tblGrid>
-        <w:gridCol w:w="5112"/>
-        <w:gridCol w:w="5112"/>
-      </w:tblGrid>
-      <w:tr>
-        <w:trPr>
-          <w:tblHeader/>
-        </w:trPr>
-        <w:tc>
-          <w:tcPr>
-            <w:tcW w:type="dxa" w:w="5112"/>
-          </w:tcPr>
-          <w:p>
-            <w:r>
-              <w:t>Test record</w:t>
-            </w:r>
-          </w:p>
-        </w:tc>
-        <w:tc>
-          <w:tcPr>
-            <w:tcW w:type="dxa" w:w="5112"/>
-          </w:tcPr>
-          <w:p>
-            <w:r>
-              <w:t>My evidence</w:t>
-            </w:r>
-          </w:p>
-        </w:tc>
-      </w:tr>
-      <w:tr>
-        <w:tc>
-          <w:tcPr>
-            <w:tcW w:type="dxa" w:w="5112"/>
-          </w:tcPr>
-          <w:p>
-            <w:r>
-              <w:t>Changed input or condition</w:t>
-            </w:r>
-          </w:p>
-        </w:tc>
-        <w:tc>
-          <w:tcPr>
-            <w:tcW w:type="dxa" w:w="5112"/>
-          </w:tcPr>
-          <w:p>
-            <w:r/>
-          </w:p>
-        </w:tc>
-      </w:tr>
-      <w:tr>
-        <w:tc>
-          <w:tcPr>
-            <w:tcW w:type="dxa" w:w="5112"/>
-          </w:tcPr>
-          <w:p>
-            <w:r>
-              <w:t>Expected answer or fallback</w:t>
-            </w:r>
-          </w:p>
-        </w:tc>
-        <w:tc>
-          <w:tcPr>
-            <w:tcW w:type="dxa" w:w="5112"/>
-          </w:tcPr>
-          <w:p>
-            <w:r/>
-          </w:p>
-        </w:tc>
-      </w:tr>
-      <w:tr>
-        <w:tc>
-          <w:tcPr>
-            <w:tcW w:type="dxa" w:w="5112"/>
-          </w:tcPr>
-          <w:p>
-            <w:r>
-              <w:t>Observed result</w:t>
-            </w:r>
-          </w:p>
-        </w:tc>
-        <w:tc>
-          <w:tcPr>
-            <w:tcW w:type="dxa" w:w="5112"/>
-          </w:tcPr>
-          <w:p>
-            <w:r/>
-          </w:p>
-        </w:tc>
-      </w:tr>
-      <w:tr>
-        <w:tc>
-          <w:tcPr>
-            <w:tcW w:type="dxa" w:w="5112"/>
-          </w:tcPr>
-          <w:p>
-            <w:r>
-              <w:t>Why the result occurred</w:t>
-            </w:r>
-          </w:p>
-        </w:tc>
-        <w:tc>
-          <w:tcPr>
-            <w:tcW w:type="dxa" w:w="5112"/>
-          </w:tcPr>
-          <w:p>
-            <w:r/>
-          </w:p>
-        </w:tc>
-      </w:tr>
-    </w:tbl>
-    <w:p>
-      <w:pPr>
-        <w:pStyle w:val="Heading1"/>
-      </w:pPr>
-      <w:r>
-        <w:t>09. Project checkpoint</w:t>
-      </w:r>
-    </w:p>
-    <w:p>
-      <w:r>
-        <w:t>Justify a project decision and retain the evidence that would let another person check it.</w:t>
-      </w:r>
-    </w:p>
-    <w:p>
-      <w:pPr>
-        <w:spacing w:line="336" w:lineRule="auto" w:after="180"/>
-      </w:pPr>
-      <w:r>
-        <w:rPr>
-          <w:b w:val="0"/>
-        </w:rPr>
-        <w:t xml:space="preserve">Choose whether the Helpful Classroom Sorter needs a person, fixed rule, or </w:t>
-      </w:r>
-      <w:r>
-        <w:rPr>
-          <w:b/>
-        </w:rPr>
-        <w:t>learned model</w:t>
-      </w:r>
-      <w:r>
-        <w:rPr>
-          <w:b w:val="0"/>
-        </w:rPr>
-        <w:t>; justify the smallest safe solution.</w:t>
-      </w:r>
-    </w:p>
-    <w:p>
-      <w:pPr>
-        <w:spacing w:line="336" w:lineRule="auto" w:after="180"/>
-      </w:pPr>
-      <w:r>
-        <w:rPr>
-          <w:b w:val="0"/>
-        </w:rPr>
-        <w:t xml:space="preserve">The project change and </w:t>
-      </w:r>
-      <w:r>
-        <w:rPr>
-          <w:b/>
-        </w:rPr>
-        <w:t>evidence</w:t>
-      </w:r>
-      <w:r>
-        <w:rPr>
-          <w:b w:val="0"/>
-        </w:rPr>
-        <w:t xml:space="preserve"> I will keep</w:t>
-      </w:r>
-    </w:p>
-    <w:p>
-      <w:pPr>
-        <w:pStyle w:val="Heading3"/>
-      </w:pPr>
-      <w:r>
-        <w:t>Write or draw your reasoning and evidence.</w:t>
-      </w:r>
-    </w:p>
-    <w:p>
-      <w:r>
-        <w:t>________________________________________________________________</w:t>
-      </w:r>
-    </w:p>
-    <w:p>
-      <w:r>
-        <w:t>________________________________________________________________</w:t>
-      </w:r>
-    </w:p>
-    <w:p>
-      <w:r>
-        <w:t>________________________________________________________________</w:t>
-      </w:r>
-    </w:p>
-    <w:p>
-      <w:r>
-        <w:t>________________________________________________________________</w:t>
-      </w:r>
-    </w:p>
-    <w:p>
-      <w:r>
-        <w:t>________________________________________________________________</w:t>
-      </w:r>
-    </w:p>
-    <w:p>
-      <w:pPr>
-        <w:pStyle w:val="Heading1"/>
-      </w:pPr>
-      <w:r>
-        <w:t>10. Self check</w:t>
-      </w:r>
-    </w:p>
-    <w:p>
-      <w:r>
-        <w:t>Assess explanation, evidence, transfer and limits separately; attach the work behind your judgement.</w:t>
-      </w:r>
-    </w:p>
-    <w:p>
-      <w:pPr>
-        <w:pStyle w:val="ListBullet"/>
-      </w:pPr>
-      <w:r>
-        <w:t>I can explain the mechanism.</w:t>
-      </w:r>
-    </w:p>
-    <w:p>
-      <w:pPr>
-        <w:pStyle w:val="ListBullet"/>
-      </w:pPr>
-      <w:r>
-        <w:t>I can show evidence.</w:t>
-      </w:r>
-    </w:p>
-    <w:p>
-      <w:pPr>
-        <w:pStyle w:val="ListBullet"/>
-      </w:pPr>
-      <w:r>
-        <w:t>I can handle a changed case.</w:t>
-      </w:r>
-    </w:p>
-    <w:p>
-      <w:pPr>
-        <w:pStyle w:val="ListBullet"/>
-      </w:pPr>
-      <w:r>
-        <w:t>I can name a limit.</w:t>
-      </w:r>
-    </w:p>
-    <w:p>
-      <w:r>
-        <w:t>Mark each as not yet, with help or independently, and attach supporting work.</w:t>
-      </w:r>
-    </w:p>
-    <w:p>
-      <w:pPr>
-        <w:spacing w:line="336" w:lineRule="auto" w:after="180"/>
-      </w:pPr>
-      <w:r>
-        <w:rPr>
-          <w:b w:val="0"/>
-        </w:rPr>
-        <w:t>Teacher review ____________________  Next step ____________________</w:t>
-      </w:r>
-    </w:p>
-    <w:p>
-      <w:pPr>
-        <w:pStyle w:val="Heading1"/>
-      </w:pPr>
-      <w:r>
-        <w:t>11. Transfer practice from the original programme</w:t>
-      </w:r>
-    </w:p>
-    <w:p>
-      <w:r>
-        <w:t>Use the original bus question as transfer practice. A previously discussed case is not fresh assessment evidence.</w:t>
-      </w:r>
-    </w:p>
-    <w:p>
-      <w:pPr>
-        <w:spacing w:line="336" w:lineRule="auto" w:after="180"/>
-        <w:shd w:fill="F5F1FB"/>
-      </w:pPr>
-      <w:r>
-        <w:rPr>
-          <w:b w:val="0"/>
-        </w:rPr>
-        <w:t xml:space="preserve">A bus displays a delay </w:t>
-      </w:r>
-      <w:r>
-        <w:rPr>
-          <w:b/>
-        </w:rPr>
-        <w:t>prediction</w:t>
-      </w:r>
-      <w:r>
-        <w:rPr>
-          <w:b w:val="0"/>
-        </w:rPr>
-        <w:t xml:space="preserve"> learned from past journeys. A </w:t>
-      </w:r>
-      <w:r>
-        <w:rPr>
-          <w:b/>
-        </w:rPr>
-        <w:t>written rule</w:t>
-      </w:r>
-      <w:r>
-        <w:rPr>
-          <w:b w:val="0"/>
-        </w:rPr>
-        <w:t xml:space="preserve"> turns the display red above 10 minutes. A driver can override the message. Identify all three </w:t>
-      </w:r>
-      <w:r>
-        <w:rPr>
-          <w:b/>
-        </w:rPr>
-        <w:t>mechanism</w:t>
-      </w:r>
-      <w:r>
-        <w:rPr>
-          <w:b w:val="0"/>
-        </w:rPr>
-        <w:t>s.</w:t>
-      </w:r>
-    </w:p>
-    <w:p>
-      <w:pPr>
-        <w:spacing w:line="336" w:lineRule="auto" w:after="180"/>
-        <w:shd w:fill="F5F1FB"/>
-      </w:pPr>
-      <w:r>
-        <w:rPr>
-          <w:b w:val="0"/>
-        </w:rPr>
-        <w:t>Would seeing a red display prove that learning occurred?</w:t>
-      </w:r>
-    </w:p>
-    <w:p>
-      <w:pPr>
-        <w:pStyle w:val="Heading3"/>
-      </w:pPr>
-      <w:r>
-        <w:t>My independently reasoned answer</w:t>
-      </w:r>
-    </w:p>
-    <w:p>
-      <w:r>
-        <w:t>________________________________________________________________</w:t>
-      </w:r>
-    </w:p>
-    <w:p>
-      <w:r>
-        <w:t>________________________________________________________________</w:t>
-      </w:r>
-    </w:p>
-    <w:p>
-      <w:r>
-        <w:t>________________________________________________________________</w:t>
-      </w:r>
-    </w:p>
-    <w:p>
-      <w:r>
-        <w:t>________________________________________________________________</w:t>
-      </w:r>
-    </w:p>
-    <w:p>
-      <w:r>
-        <w:t>________________________________________________________________</w:t>
-      </w:r>
-    </w:p>
-    <w:p>
-      <w:r>
-        <w:t>________________________________________________________________</w:t>
-      </w:r>
-    </w:p>
-    <w:p>
-      <w:r>
-        <w:t>________________________________________________________________</w:t>
-      </w:r>
-    </w:p>
-    <w:p>
-      <w:pPr>
-        <w:spacing w:line="336" w:lineRule="auto" w:after="180"/>
-      </w:pPr>
-      <w:r>
-        <w:rPr>
-          <w:b w:val="0"/>
-        </w:rPr>
-        <w:t>Record support used: none, hint or teacher explanation.</w:t>
-      </w:r>
-    </w:p>
-    <w:p>
-      <w:pPr>
-        <w:pStyle w:val="Heading1"/>
-      </w:pPr>
-      <w:r>
-        <w:t>12. W1 Separate observations from explanations</w:t>
-      </w:r>
-    </w:p>
-    <w:p>
-      <w:r>
-        <w:t>Separate what is visible at the door from the question you still need answered about its mechanism.</w:t>
-      </w:r>
-    </w:p>
-    <w:p>
-      <w:pPr>
-        <w:spacing w:line="336" w:lineRule="auto" w:after="180"/>
-      </w:pPr>
-      <w:r>
-        <w:rPr>
-          <w:b w:val="0"/>
-        </w:rPr>
-        <w:t xml:space="preserve">A door opens when a visitor approaches. Its label says intelligent entrance. List two </w:t>
-      </w:r>
-      <w:r>
-        <w:rPr>
-          <w:b/>
-        </w:rPr>
-        <w:t>observation</w:t>
-      </w:r>
-      <w:r>
-        <w:rPr>
-          <w:b w:val="0"/>
-        </w:rPr>
-        <w:t xml:space="preserve">s and write one </w:t>
-      </w:r>
-      <w:r>
-        <w:rPr>
-          <w:b/>
-        </w:rPr>
-        <w:t>mechanism</w:t>
-      </w:r>
-      <w:r>
-        <w:rPr>
-          <w:b w:val="0"/>
-        </w:rPr>
-        <w:t xml:space="preserve"> question whose answer would help classify the opening decision.</w:t>
-      </w:r>
-    </w:p>
-    <w:p>
-      <w:pPr>
-        <w:pStyle w:val="Heading3"/>
-      </w:pPr>
-      <w:r>
-        <w:t>My reasoning and evidence</w:t>
-      </w:r>
-    </w:p>
-    <w:p>
-      <w:r>
-        <w:t>________________________________________________________________</w:t>
-      </w:r>
-    </w:p>
-    <w:p>
-      <w:r>
-        <w:t>________________________________________________________________</w:t>
-      </w:r>
-    </w:p>
-    <w:p>
-      <w:r>
-        <w:t>________________________________________________________________</w:t>
-      </w:r>
-    </w:p>
-    <w:p>
-      <w:r>
-        <w:t>________________________________________________________________</w:t>
-      </w:r>
-    </w:p>
-    <w:p>
-      <w:r>
-        <w:t>________________________________________________________________</w:t>
-      </w:r>
-    </w:p>
-    <w:p>
-      <w:pPr>
-        <w:pStyle w:val="Heading1"/>
-      </w:pPr>
-      <w:r>
-        <w:t>13. W2 Complete the photo library explanation</w:t>
-      </w:r>
-    </w:p>
-    <w:p>
-      <w:r>
-        <w:t>Classify the photo-library decisions and name the records needed to diagnose a misplaced picture.</w:t>
-      </w:r>
-    </w:p>
-    <w:p>
-      <w:pPr>
-        <w:spacing w:line="336" w:lineRule="auto" w:after="180"/>
-      </w:pPr>
-      <w:r>
-        <w:rPr>
-          <w:b w:val="0"/>
-        </w:rPr>
-        <w:t xml:space="preserve">Use the photo-library case from the lesson. Classify the </w:t>
-      </w:r>
-      <w:r>
-        <w:rPr>
-          <w:b/>
-        </w:rPr>
-        <w:t>prediction</w:t>
-      </w:r>
-      <w:r>
-        <w:rPr>
-          <w:b w:val="0"/>
-        </w:rPr>
-        <w:t>, album-placement rule and owner move. A bicycle photo is in the wrong album. Name the first two records you would inspect.</w:t>
-      </w:r>
-    </w:p>
-    <w:p>
-      <w:pPr>
-        <w:pStyle w:val="Heading3"/>
-      </w:pPr>
-      <w:r>
-        <w:t>My reasoning and evidence</w:t>
-      </w:r>
-    </w:p>
-    <w:p>
-      <w:r>
-        <w:t>________________________________________________________________</w:t>
-      </w:r>
-    </w:p>
-    <w:p>
-      <w:r>
-        <w:t>________________________________________________________________</w:t>
-      </w:r>
-    </w:p>
-    <w:p>
-      <w:r>
-        <w:t>________________________________________________________________</w:t>
-      </w:r>
-    </w:p>
-    <w:p>
-      <w:r>
-        <w:t>________________________________________________________________</w:t>
-      </w:r>
-    </w:p>
-    <w:p>
-      <w:r>
-        <w:t>________________________________________________________________</w:t>
-      </w:r>
-    </w:p>
-    <w:p>
-      <w:r>
-        <w:t>________________________________________________________________</w:t>
-      </w:r>
-    </w:p>
-    <w:p>
-      <w:pPr>
-        <w:pStyle w:val="Heading1"/>
-      </w:pPr>
-      <w:r>
-        <w:t>14. W3 Challenge an unsupported conclusion</w:t>
-      </w:r>
-    </w:p>
-    <w:p>
-      <w:r>
-        <w:t>Offer plausible alternatives for the vacuum turn, then identify evidence that could distinguish them.</w:t>
-      </w:r>
-    </w:p>
-    <w:p>
-      <w:pPr>
-        <w:spacing w:line="336" w:lineRule="auto" w:after="180"/>
-        <w:shd w:fill="F5F1FB"/>
-      </w:pPr>
-      <w:r>
-        <w:rPr>
-          <w:b w:val="0"/>
-        </w:rPr>
-        <w:t xml:space="preserve">Maya says a vacuum must learn because it changes direction after hitting a chair. Give two different </w:t>
-      </w:r>
-      <w:r>
-        <w:rPr>
-          <w:b/>
-        </w:rPr>
-        <w:t>mechanism</w:t>
-      </w:r>
-      <w:r>
-        <w:rPr>
-          <w:b w:val="0"/>
-        </w:rPr>
-        <w:t xml:space="preserve">s consistent with that </w:t>
-      </w:r>
-      <w:r>
-        <w:rPr>
-          <w:b/>
-        </w:rPr>
-        <w:t>observation</w:t>
-      </w:r>
-      <w:r>
-        <w:rPr>
-          <w:b w:val="0"/>
-        </w:rPr>
-        <w:t xml:space="preserve">. What </w:t>
-      </w:r>
-      <w:r>
-        <w:rPr>
-          <w:b/>
-        </w:rPr>
-        <w:t>evidence</w:t>
-      </w:r>
-      <w:r>
-        <w:rPr>
-          <w:b w:val="0"/>
-        </w:rPr>
-        <w:t xml:space="preserve"> would distinguish them?</w:t>
-      </w:r>
-    </w:p>
-    <w:p>
-      <w:pPr>
-        <w:pStyle w:val="Heading3"/>
-      </w:pPr>
-      <w:r>
-        <w:t>My reasoning and evidence</w:t>
-      </w:r>
-    </w:p>
-    <w:p>
-      <w:r>
-        <w:t>________________________________________________________________</w:t>
-      </w:r>
-    </w:p>
-    <w:p>
-      <w:r>
-        <w:t>________________________________________________________________</w:t>
-      </w:r>
-    </w:p>
-    <w:p>
-      <w:r>
-        <w:t>________________________________________________________________</w:t>
-      </w:r>
-    </w:p>
-    <w:p>
-      <w:r>
-        <w:t>________________________________________________________________</w:t>
-      </w:r>
-    </w:p>
-    <w:p>
-      <w:r>
-        <w:t>________________________________________________________________</w:t>
-      </w:r>
-    </w:p>
-    <w:p>
-      <w:pPr>
-        <w:pStyle w:val="Heading1"/>
-      </w:pPr>
-      <w:r>
-        <w:t>15. W4 Investigate a new hybrid system</w:t>
-      </w:r>
-    </w:p>
-    <w:p>
-      <w:r>
-        <w:t>This is the same greenhouse task as the independent transfer section. Reuse that recorded first attempt.</w:t>
-      </w:r>
-    </w:p>
-    <w:p>
-      <w:pPr>
-        <w:spacing w:line="336" w:lineRule="auto" w:after="180"/>
-      </w:pPr>
-      <w:r>
-        <w:rPr>
-          <w:b w:val="0"/>
-        </w:rPr>
-        <w:t xml:space="preserve">A school greenhouse estimates tomorrow's temperature using a model fitted on historical weather. A </w:t>
-      </w:r>
-      <w:r>
-        <w:rPr>
-          <w:b/>
-        </w:rPr>
-        <w:t>written rule</w:t>
-      </w:r>
-      <w:r>
-        <w:rPr>
-          <w:b w:val="0"/>
-        </w:rPr>
-        <w:t xml:space="preserve"> displays CHECK PLANTS above 30 degrees C. A caretaker chooses whether to open a vent.</w:t>
-      </w:r>
-    </w:p>
-    <w:p>
-      <w:pPr>
-        <w:spacing w:line="336" w:lineRule="auto" w:after="180"/>
-      </w:pPr>
-      <w:r>
-        <w:rPr>
-          <w:b w:val="0"/>
-        </w:rPr>
-        <w:t xml:space="preserve">Identify each </w:t>
-      </w:r>
-      <w:r>
-        <w:rPr>
-          <w:b/>
-        </w:rPr>
-        <w:t>mechanism</w:t>
-      </w:r>
-      <w:r>
-        <w:rPr>
-          <w:b w:val="0"/>
-        </w:rPr>
-        <w:t xml:space="preserve"> and explain why a correct CHECK PLANTS message would not prove an accurate temperature </w:t>
-      </w:r>
-      <w:r>
-        <w:rPr>
-          <w:b/>
-        </w:rPr>
-        <w:t>prediction</w:t>
-      </w:r>
-      <w:r>
-        <w:rPr>
-          <w:b w:val="0"/>
-        </w:rPr>
-        <w:t>.</w:t>
-      </w:r>
-    </w:p>
-    <w:p>
-      <w:pPr>
-        <w:pStyle w:val="Heading3"/>
-      </w:pPr>
-      <w:r>
-        <w:t>My reasoning and evidence</w:t>
-      </w:r>
-    </w:p>
-    <w:p>
-      <w:r>
-        <w:t>________________________________________________________________</w:t>
-      </w:r>
-    </w:p>
-    <w:p>
-      <w:r>
-        <w:t>________________________________________________________________</w:t>
-      </w:r>
-    </w:p>
-    <w:p>
-      <w:r>
-        <w:t>________________________________________________________________</w:t>
-      </w:r>
-    </w:p>
-    <w:p>
-      <w:r>
-        <w:t>________________________________________________________________</w:t>
-      </w:r>
-    </w:p>
-    <w:p>
-      <w:r>
-        <w:t>________________________________________________________________</w:t>
-      </w:r>
-    </w:p>
-    <w:p>
-      <w:r>
-        <w:t>________________________________________________________________</w:t>
-      </w:r>
-    </w:p>
-    <w:p>
-      <w:r>
-        <w:t>________________________________________________________________</w:t>
-      </w:r>
-    </w:p>
-    <w:p>
-      <w:r>
-        <w:t>________________________________________________________________</w:t>
-      </w:r>
-    </w:p>
-    <w:p>
-      <w:pPr>
-        <w:pStyle w:val="Heading1"/>
-      </w:pPr>
-      <w:r>
-        <w:t>16. W5 Design an evidence card</w:t>
-      </w:r>
-    </w:p>
-    <w:p>
-      <w:r>
-        <w:t>Design one product with two mechanisms, then state one supported and one unsupported claim.</w:t>
-      </w:r>
-    </w:p>
-    <w:p>
-      <w:pPr>
-        <w:spacing w:line="336" w:lineRule="auto" w:after="180"/>
-      </w:pPr>
-      <w:r>
-        <w:rPr>
-          <w:b w:val="0"/>
-        </w:rPr>
-        <w:t xml:space="preserve">Invent one product containing two </w:t>
-      </w:r>
-      <w:r>
-        <w:rPr>
-          <w:b/>
-        </w:rPr>
-        <w:t>mechanism</w:t>
-      </w:r>
-      <w:r>
-        <w:rPr>
-          <w:b w:val="0"/>
-        </w:rPr>
-        <w:t>s. State the supplied facts, draw an information path and write one claim the facts support and one they do not. Do not use real classmates' personal information.</w:t>
-      </w:r>
-    </w:p>
-    <w:p>
-      <w:pPr>
-        <w:pStyle w:val="Heading3"/>
-      </w:pPr>
-      <w:r>
-        <w:t>My reasoning and evidence</w:t>
-      </w:r>
-    </w:p>
-    <w:p>
-      <w:r>
-        <w:t>________________________________________________________________</w:t>
-      </w:r>
-    </w:p>
-    <w:p>
-      <w:r>
-        <w:t>________________________________________________________________</w:t>
-      </w:r>
-    </w:p>
-    <w:p>
-      <w:r>
-        <w:t>________________________________________________________________</w:t>
-      </w:r>
-    </w:p>
-    <w:p>
-      <w:r>
-        <w:t>________________________________________________________________</w:t>
-      </w:r>
-    </w:p>
-    <w:p>
-      <w:r>
-        <w:t>________________________________________________________________</w:t>
-      </w:r>
-    </w:p>
-    <w:p>
-      <w:r>
-        <w:t>________________________________________________________________</w:t>
-      </w:r>
-    </w:p>
-    <w:p>
-      <w:r>
-        <w:t>________________________________________________________________</w:t>
-      </w:r>
-    </w:p>
-    <w:p>
-      <w:r>
-        <w:t>________________________________________________________________</w:t>
-      </w:r>
-    </w:p>
-    <w:p>
-      <w:pPr>
-        <w:pStyle w:val="Heading1"/>
-      </w:pPr>
-      <w:r>
-        <w:t>17. Feedback, return check and learning record</w:t>
-      </w:r>
-    </w:p>
-    <w:p>
-      <w:r>
-        <w:t>Record the feedback, the first step you repaired and a different case to revisit after a delay.</w:t>
+        <w:t>17. Feedback · Repair and return</w:t>
+      </w:r>
+    </w:p>
+    <w:p>
+      <w:r>
+        <w:t>Keep your first attempt, the repair and a different case to revisit.</w:t>
+      </w:r>
+    </w:p>
+    <w:p>
+      <w:pPr>
+        <w:pStyle w:val="Heading2"/>
+      </w:pPr>
+      <w:r>
+        <w:t>Your learning record</w:t>
       </w:r>
     </w:p>
     <w:tbl>
@@ -1806,18 +785,1104 @@
         <w:pStyle w:val="Heading1"/>
       </w:pPr>
       <w:r>
-        <w:t>18. Pictorial case practice: AI or Not?</w:t>
-      </w:r>
-    </w:p>
-    <w:p>
-      <w:r>
-        <w:t>Explain the umbrella picture and predict a changed boundary using the supplied facts.</w:t>
+        <w:t>10. Finish · Check what you can explain</w:t>
+      </w:r>
+    </w:p>
+    <w:p>
+      <w:r>
+        <w:t>Judge each item using work you can point to.</w:t>
+      </w:r>
+    </w:p>
+    <w:p>
+      <w:pPr>
+        <w:pStyle w:val="Heading2"/>
+      </w:pPr>
+      <w:r>
+        <w:t>Your self-check</w:t>
+      </w:r>
+    </w:p>
+    <w:p>
+      <w:pPr>
+        <w:pStyle w:val="ListBullet"/>
+      </w:pPr>
+      <w:r>
+        <w:t>I can explain the mechanism.</w:t>
+      </w:r>
+    </w:p>
+    <w:p>
+      <w:pPr>
+        <w:pStyle w:val="ListBullet"/>
+      </w:pPr>
+      <w:r>
+        <w:t>I can show evidence.</w:t>
+      </w:r>
+    </w:p>
+    <w:p>
+      <w:pPr>
+        <w:pStyle w:val="ListBullet"/>
+      </w:pPr>
+      <w:r>
+        <w:t>I can handle a changed case.</w:t>
+      </w:r>
+    </w:p>
+    <w:p>
+      <w:pPr>
+        <w:pStyle w:val="ListBullet"/>
+      </w:pPr>
+      <w:r>
+        <w:t>I can name a limit.</w:t>
+      </w:r>
+    </w:p>
+    <w:p>
+      <w:r>
+        <w:t>Mark each as not yet, with help or independently, and attach supporting work.</w:t>
       </w:r>
     </w:p>
     <w:p>
       <w:pPr>
         <w:spacing w:line="336" w:lineRule="auto" w:after="180"/>
-        <w:shd w:fill="F5F1FB"/>
+      </w:pPr>
+      <w:r>
+        <w:rPr>
+          <w:b w:val="0"/>
+        </w:rPr>
+        <w:t>Teacher review ____________________  Next step ____________________</w:t>
+      </w:r>
+    </w:p>
+    <w:p>
+      <w:pPr>
+        <w:pStyle w:val="Heading1"/>
+      </w:pPr>
+      <w:r>
+        <w:t>Reference bank and extra practice</w:t>
+      </w:r>
+    </w:p>
+    <w:p>
+      <w:pPr>
+        <w:pStyle w:val="Heading1"/>
+      </w:pPr>
+      <w:r>
+        <w:t>02. Reference · Record the help you used</w:t>
+      </w:r>
+    </w:p>
+    <w:p>
+      <w:r>
+        <w:t>This supplements W2; do not repeat the same completed explanation.</w:t>
+      </w:r>
+    </w:p>
+    <w:p>
+      <w:pPr>
+        <w:pStyle w:val="Heading2"/>
+      </w:pPr>
+      <w:r>
+        <w:t>Use this when helpful</w:t>
+      </w:r>
+    </w:p>
+    <w:p>
+      <w:pPr>
+        <w:spacing w:line="336" w:lineRule="auto" w:after="180"/>
+      </w:pPr>
+      <w:r>
+        <w:rPr>
+          <w:b w:val="0"/>
+        </w:rPr>
+        <w:t xml:space="preserve">Use W2: Complete the photo library explanation for </w:t>
+      </w:r>
+      <w:r>
+        <w:rPr>
+          <w:b/>
+        </w:rPr>
+        <w:t>Evidence</w:t>
+      </w:r>
+      <w:r>
+        <w:rPr>
+          <w:b w:val="0"/>
+        </w:rPr>
+        <w:t xml:space="preserve"> and decision </w:t>
+      </w:r>
+      <w:r>
+        <w:rPr>
+          <w:b/>
+        </w:rPr>
+        <w:t>mechanism</w:t>
+      </w:r>
+      <w:r>
+        <w:rPr>
+          <w:b w:val="0"/>
+        </w:rPr>
+        <w:t>s. Record the answer once; the lesson and workbook refer to the same attempt.</w:t>
+      </w:r>
+    </w:p>
+    <w:tbl>
+      <w:tblPr>
+        <w:tblStyle w:val="LightShading-Accent1"/>
+        <w:tblW w:type="auto" w:w="0"/>
+        <w:tblLook w:firstColumn="1" w:firstRow="1" w:lastColumn="0" w:lastRow="0" w:noHBand="0" w:noVBand="1" w:val="04A0"/>
+      </w:tblPr>
+      <w:tblGrid>
+        <w:gridCol w:w="2556"/>
+        <w:gridCol w:w="2556"/>
+        <w:gridCol w:w="2556"/>
+        <w:gridCol w:w="2556"/>
+      </w:tblGrid>
+      <w:tr>
+        <w:trPr>
+          <w:tblHeader/>
+        </w:trPr>
+        <w:tc>
+          <w:tcPr>
+            <w:tcW w:type="dxa" w:w="2556"/>
+          </w:tcPr>
+          <w:p>
+            <w:r>
+              <w:t>Given inputs</w:t>
+            </w:r>
+          </w:p>
+        </w:tc>
+        <w:tc>
+          <w:tcPr>
+            <w:tcW w:type="dxa" w:w="2556"/>
+          </w:tcPr>
+          <w:p>
+            <w:r>
+              <w:t>Procedure I chose</w:t>
+            </w:r>
+          </w:p>
+        </w:tc>
+        <w:tc>
+          <w:tcPr>
+            <w:tcW w:type="dxa" w:w="2556"/>
+          </w:tcPr>
+          <w:p>
+            <w:r>
+              <w:t>Middle steps</w:t>
+            </w:r>
+          </w:p>
+        </w:tc>
+        <w:tc>
+          <w:tcPr>
+            <w:tcW w:type="dxa" w:w="2556"/>
+          </w:tcPr>
+          <w:p>
+            <w:r>
+              <w:t>Result and check</w:t>
+            </w:r>
+          </w:p>
+        </w:tc>
+      </w:tr>
+      <w:tr>
+        <w:tc>
+          <w:tcPr>
+            <w:tcW w:type="dxa" w:w="2556"/>
+          </w:tcPr>
+          <w:p>
+            <w:r/>
+          </w:p>
+        </w:tc>
+        <w:tc>
+          <w:tcPr>
+            <w:tcW w:type="dxa" w:w="2556"/>
+          </w:tcPr>
+          <w:p>
+            <w:r/>
+          </w:p>
+        </w:tc>
+        <w:tc>
+          <w:tcPr>
+            <w:tcW w:type="dxa" w:w="2556"/>
+          </w:tcPr>
+          <w:p>
+            <w:r/>
+          </w:p>
+        </w:tc>
+        <w:tc>
+          <w:tcPr>
+            <w:tcW w:type="dxa" w:w="2556"/>
+          </w:tcPr>
+          <w:p>
+            <w:r/>
+          </w:p>
+        </w:tc>
+      </w:tr>
+    </w:tbl>
+    <w:p>
+      <w:pPr>
+        <w:pStyle w:val="Heading3"/>
+      </w:pPr>
+      <w:r>
+        <w:t>The step I completed without help, and the hint I needed</w:t>
+      </w:r>
+    </w:p>
+    <w:p>
+      <w:r>
+        <w:t>________________________________________________________________</w:t>
+      </w:r>
+    </w:p>
+    <w:p>
+      <w:r>
+        <w:t>________________________________________________________________</w:t>
+      </w:r>
+    </w:p>
+    <w:p>
+      <w:r>
+        <w:t>________________________________________________________________</w:t>
+      </w:r>
+    </w:p>
+    <w:p>
+      <w:pPr>
+        <w:pStyle w:val="Heading1"/>
+      </w:pPr>
+      <w:r>
+        <w:t>03. Extra practice · Are all rules outside AI?</w:t>
+      </w:r>
+    </w:p>
+    <w:p>
+      <w:r>
+        <w:t>Try the claim before discussing it.</w:t>
+      </w:r>
+    </w:p>
+    <w:p>
+      <w:pPr>
+        <w:pStyle w:val="Heading2"/>
+      </w:pPr>
+      <w:r>
+        <w:t>Use this when helpful</w:t>
+      </w:r>
+    </w:p>
+    <w:p>
+      <w:pPr>
+        <w:spacing w:line="336" w:lineRule="auto" w:after="180"/>
+      </w:pPr>
+      <w:r>
+        <w:rPr>
+          <w:b w:val="0"/>
+        </w:rPr>
+        <w:t xml:space="preserve">Use the worked case for </w:t>
+      </w:r>
+      <w:r>
+        <w:rPr>
+          <w:b/>
+        </w:rPr>
+        <w:t>Evidence</w:t>
+      </w:r>
+      <w:r>
+        <w:rPr>
+          <w:b w:val="0"/>
+        </w:rPr>
+        <w:t xml:space="preserve"> and decision </w:t>
+      </w:r>
+      <w:r>
+        <w:rPr>
+          <w:b/>
+        </w:rPr>
+        <w:t>mechanism</w:t>
+      </w:r>
+      <w:r>
+        <w:rPr>
+          <w:b w:val="0"/>
+        </w:rPr>
+        <w:t>s. Proposed explanation: “All rules are outside AI”. Decide whether this explanation is supported.</w:t>
+      </w:r>
+    </w:p>
+    <w:p>
+      <w:pPr>
+        <w:spacing w:line="336" w:lineRule="auto" w:after="180"/>
+      </w:pPr>
+      <w:r>
+        <w:rPr>
+          <w:b w:val="0"/>
+        </w:rPr>
+        <w:t>Point to the step or supplied fact that decides; explain your repair if needed.</w:t>
+      </w:r>
+    </w:p>
+    <w:p>
+      <w:pPr>
+        <w:pStyle w:val="Heading3"/>
+      </w:pPr>
+      <w:r>
+        <w:t>My explanation before partner discussion</w:t>
+      </w:r>
+    </w:p>
+    <w:p>
+      <w:r>
+        <w:t>________________________________________________________________</w:t>
+      </w:r>
+    </w:p>
+    <w:p>
+      <w:r>
+        <w:t>________________________________________________________________</w:t>
+      </w:r>
+    </w:p>
+    <w:p>
+      <w:r>
+        <w:t>________________________________________________________________</w:t>
+      </w:r>
+    </w:p>
+    <w:p>
+      <w:r>
+        <w:t>________________________________________________________________</w:t>
+      </w:r>
+    </w:p>
+    <w:p>
+      <w:pPr>
+        <w:pStyle w:val="Heading1"/>
+      </w:pPr>
+      <w:r>
+        <w:t>05. Reference · The bus learning target</w:t>
+      </w:r>
+    </w:p>
+    <w:p>
+      <w:r>
+        <w:t>Use the bus explanation as a reminder, not a second independent assessment.</w:t>
+      </w:r>
+    </w:p>
+    <w:p>
+      <w:pPr>
+        <w:pStyle w:val="Heading2"/>
+      </w:pPr>
+      <w:r>
+        <w:t>Use this when helpful</w:t>
+      </w:r>
+    </w:p>
+    <w:p>
+      <w:pPr>
+        <w:spacing w:line="336" w:lineRule="auto" w:after="180"/>
+      </w:pPr>
+      <w:r>
+        <w:rPr>
+          <w:b w:val="0"/>
+        </w:rPr>
+        <w:t xml:space="preserve">A bus displays a delay </w:t>
+      </w:r>
+      <w:r>
+        <w:rPr>
+          <w:b/>
+        </w:rPr>
+        <w:t>prediction</w:t>
+      </w:r>
+      <w:r>
+        <w:rPr>
+          <w:b w:val="0"/>
+        </w:rPr>
+        <w:t xml:space="preserve"> learned from past journeys. A </w:t>
+      </w:r>
+      <w:r>
+        <w:rPr>
+          <w:b/>
+        </w:rPr>
+        <w:t>written rule</w:t>
+      </w:r>
+      <w:r>
+        <w:rPr>
+          <w:b w:val="0"/>
+        </w:rPr>
+        <w:t xml:space="preserve"> turns the display red above 10 minutes. A driver can override the message. Identify all three </w:t>
+      </w:r>
+      <w:r>
+        <w:rPr>
+          <w:b/>
+        </w:rPr>
+        <w:t>mechanism</w:t>
+      </w:r>
+      <w:r>
+        <w:rPr>
+          <w:b w:val="0"/>
+        </w:rPr>
+        <w:t>s.</w:t>
+      </w:r>
+    </w:p>
+    <w:p>
+      <w:pPr>
+        <w:spacing w:line="336" w:lineRule="auto" w:after="180"/>
+      </w:pPr>
+      <w:r>
+        <w:rPr>
+          <w:b w:val="0"/>
+        </w:rPr>
+        <w:t>Would seeing a red display prove that learning occurred?</w:t>
+      </w:r>
+    </w:p>
+    <w:p>
+      <w:pPr>
+        <w:pStyle w:val="Heading1"/>
+      </w:pPr>
+      <w:r>
+        <w:t>06. Extra practice · Device detective record</w:t>
+      </w:r>
+    </w:p>
+    <w:p>
+      <w:r>
+        <w:t>Use these cards and this response space if you choose the six-device investigation.</w:t>
+      </w:r>
+    </w:p>
+    <w:p>
+      <w:pPr>
+        <w:pStyle w:val="Heading2"/>
+      </w:pPr>
+      <w:r>
+        <w:t>Use this when helpful</w:t>
+      </w:r>
+    </w:p>
+    <w:p>
+      <w:pPr>
+        <w:spacing w:line="336" w:lineRule="auto" w:after="180"/>
+      </w:pPr>
+      <w:r>
+        <w:rPr>
+          <w:b w:val="0"/>
+        </w:rPr>
+        <w:t>Six devices are a motion-triggered lamp, a trained photo sorter, a remote-controlled car, a calculator, an unspecified smart speaker and an unspecified robot vacuum.</w:t>
+      </w:r>
+    </w:p>
+    <w:p>
+      <w:pPr>
+        <w:spacing w:line="336" w:lineRule="auto" w:after="180"/>
+      </w:pPr>
+      <w:r>
+        <w:rPr>
+          <w:b w:val="0"/>
+        </w:rPr>
+        <w:t xml:space="preserve">Classify all six using </w:t>
+      </w:r>
+      <w:r>
+        <w:rPr>
+          <w:b/>
+        </w:rPr>
+        <w:t>mechanism</w:t>
+      </w:r>
+      <w:r>
+        <w:rPr>
+          <w:b w:val="0"/>
+        </w:rPr>
+        <w:t xml:space="preserve"> </w:t>
+      </w:r>
+      <w:r>
+        <w:rPr>
+          <w:b/>
+        </w:rPr>
+        <w:t>evidence</w:t>
+      </w:r>
+      <w:r>
+        <w:rPr>
+          <w:b w:val="0"/>
+        </w:rPr>
+        <w:t xml:space="preserve">. Which two need </w:t>
+      </w:r>
+      <w:r>
+        <w:rPr>
+          <w:b/>
+        </w:rPr>
+        <w:t>more information</w:t>
+      </w:r>
+      <w:r>
+        <w:rPr>
+          <w:b w:val="0"/>
+        </w:rPr>
+        <w:t>?</w:t>
+      </w:r>
+    </w:p>
+    <w:p>
+      <w:pPr>
+        <w:spacing w:line="336" w:lineRule="auto" w:after="180"/>
+      </w:pPr>
+      <w:r>
+        <w:rPr>
+          <w:b w:val="0"/>
+        </w:rPr>
+        <w:t xml:space="preserve">Show your trace, calculation or </w:t>
+      </w:r>
+      <w:r>
+        <w:rPr>
+          <w:b/>
+        </w:rPr>
+        <w:t>evidence</w:t>
+      </w:r>
+    </w:p>
+    <w:p>
+      <w:pPr>
+        <w:pStyle w:val="Heading3"/>
+      </w:pPr>
+      <w:r>
+        <w:t>Write or draw your reasoning and evidence.</w:t>
+      </w:r>
+    </w:p>
+    <w:p>
+      <w:r>
+        <w:t>________________________________________________________________</w:t>
+      </w:r>
+    </w:p>
+    <w:p>
+      <w:r>
+        <w:t>________________________________________________________________</w:t>
+      </w:r>
+    </w:p>
+    <w:p>
+      <w:r>
+        <w:t>________________________________________________________________</w:t>
+      </w:r>
+    </w:p>
+    <w:p>
+      <w:r>
+        <w:t>________________________________________________________________</w:t>
+      </w:r>
+    </w:p>
+    <w:p>
+      <w:r>
+        <w:t>________________________________________________________________</w:t>
+      </w:r>
+    </w:p>
+    <w:p>
+      <w:pPr>
+        <w:pStyle w:val="Heading1"/>
+      </w:pPr>
+      <w:r>
+        <w:t>07. Extra practice · Toy, photo app and clock</w:t>
+      </w:r>
+    </w:p>
+    <w:p>
+      <w:r>
+        <w:t>Use this as a later changed case.</w:t>
+      </w:r>
+    </w:p>
+    <w:p>
+      <w:pPr>
+        <w:pStyle w:val="Heading2"/>
+      </w:pPr>
+      <w:r>
+        <w:t>Use this when helpful</w:t>
+      </w:r>
+    </w:p>
+    <w:p>
+      <w:pPr>
+        <w:spacing w:line="336" w:lineRule="auto" w:after="180"/>
+      </w:pPr>
+      <w:r>
+        <w:rPr>
+          <w:b w:val="0"/>
+        </w:rPr>
+        <w:t xml:space="preserve">A toy follows your steering buttons. A photo app learned from labelled pictures. A talking clock follows a written timetable. Which uses a </w:t>
+      </w:r>
+      <w:r>
+        <w:rPr>
+          <w:b/>
+        </w:rPr>
+        <w:t>learned model</w:t>
+      </w:r>
+      <w:r>
+        <w:rPr>
+          <w:b w:val="0"/>
+        </w:rPr>
+        <w:t xml:space="preserve">? What </w:t>
+      </w:r>
+      <w:r>
+        <w:rPr>
+          <w:b/>
+        </w:rPr>
+        <w:t>evidence</w:t>
+      </w:r>
+      <w:r>
+        <w:rPr>
+          <w:b w:val="0"/>
+        </w:rPr>
+        <w:t xml:space="preserve"> supports each classification?</w:t>
+      </w:r>
+    </w:p>
+    <w:p>
+      <w:pPr>
+        <w:spacing w:line="336" w:lineRule="auto" w:after="180"/>
+      </w:pPr>
+      <w:r>
+        <w:rPr>
+          <w:b w:val="0"/>
+        </w:rPr>
+        <w:t>My answer and reason</w:t>
+      </w:r>
+    </w:p>
+    <w:p>
+      <w:pPr>
+        <w:pStyle w:val="Heading3"/>
+      </w:pPr>
+      <w:r>
+        <w:t>Write or draw your reasoning and evidence.</w:t>
+      </w:r>
+    </w:p>
+    <w:p>
+      <w:r>
+        <w:t>________________________________________________________________</w:t>
+      </w:r>
+    </w:p>
+    <w:p>
+      <w:r>
+        <w:t>________________________________________________________________</w:t>
+      </w:r>
+    </w:p>
+    <w:p>
+      <w:r>
+        <w:t>________________________________________________________________</w:t>
+      </w:r>
+    </w:p>
+    <w:p>
+      <w:r>
+        <w:t>________________________________________________________________</w:t>
+      </w:r>
+    </w:p>
+    <w:p>
+      <w:r>
+        <w:t>________________________________________________________________</w:t>
+      </w:r>
+    </w:p>
+    <w:p>
+      <w:pPr>
+        <w:pStyle w:val="Heading3"/>
+      </w:pPr>
+      <w:r>
+        <w:t>Week 1 Test and reflect</w:t>
+      </w:r>
+    </w:p>
+    <w:p>
+      <w:pPr>
+        <w:pStyle w:val="Heading1"/>
+      </w:pPr>
+      <w:r>
+        <w:t>08. Extra practice · Design a revealing test</w:t>
+      </w:r>
+    </w:p>
+    <w:p>
+      <w:r>
+        <w:t>Keep predicted and observed results separate.</w:t>
+      </w:r>
+    </w:p>
+    <w:p>
+      <w:pPr>
+        <w:pStyle w:val="Heading2"/>
+      </w:pPr>
+      <w:r>
+        <w:t>Use this when helpful</w:t>
+      </w:r>
+    </w:p>
+    <w:p>
+      <w:pPr>
+        <w:spacing w:line="336" w:lineRule="auto" w:after="180"/>
+      </w:pPr>
+      <w:r>
+        <w:rPr>
+          <w:b w:val="0"/>
+        </w:rPr>
+        <w:t xml:space="preserve">Create a changed </w:t>
+      </w:r>
+      <w:r>
+        <w:rPr>
+          <w:b/>
+        </w:rPr>
+        <w:t>input</w:t>
+      </w:r>
+      <w:r>
+        <w:rPr>
+          <w:b w:val="0"/>
+        </w:rPr>
+        <w:t>, boundary case or missing-information case. Write the expected answer or safe response before testing.</w:t>
+      </w:r>
+    </w:p>
+    <w:tbl>
+      <w:tblPr>
+        <w:tblStyle w:val="LightShading-Accent1"/>
+        <w:tblW w:type="auto" w:w="0"/>
+        <w:tblLook w:firstColumn="1" w:firstRow="1" w:lastColumn="0" w:lastRow="0" w:noHBand="0" w:noVBand="1" w:val="04A0"/>
+      </w:tblPr>
+      <w:tblGrid>
+        <w:gridCol w:w="5112"/>
+        <w:gridCol w:w="5112"/>
+      </w:tblGrid>
+      <w:tr>
+        <w:trPr>
+          <w:tblHeader/>
+        </w:trPr>
+        <w:tc>
+          <w:tcPr>
+            <w:tcW w:type="dxa" w:w="5112"/>
+          </w:tcPr>
+          <w:p>
+            <w:r>
+              <w:t>Test record</w:t>
+            </w:r>
+          </w:p>
+        </w:tc>
+        <w:tc>
+          <w:tcPr>
+            <w:tcW w:type="dxa" w:w="5112"/>
+          </w:tcPr>
+          <w:p>
+            <w:r>
+              <w:t>My evidence</w:t>
+            </w:r>
+          </w:p>
+        </w:tc>
+      </w:tr>
+      <w:tr>
+        <w:tc>
+          <w:tcPr>
+            <w:tcW w:type="dxa" w:w="5112"/>
+          </w:tcPr>
+          <w:p>
+            <w:r>
+              <w:t>Changed input or condition</w:t>
+            </w:r>
+          </w:p>
+        </w:tc>
+        <w:tc>
+          <w:tcPr>
+            <w:tcW w:type="dxa" w:w="5112"/>
+          </w:tcPr>
+          <w:p>
+            <w:r/>
+          </w:p>
+        </w:tc>
+      </w:tr>
+      <w:tr>
+        <w:tc>
+          <w:tcPr>
+            <w:tcW w:type="dxa" w:w="5112"/>
+          </w:tcPr>
+          <w:p>
+            <w:r>
+              <w:t>Expected answer or fallback</w:t>
+            </w:r>
+          </w:p>
+        </w:tc>
+        <w:tc>
+          <w:tcPr>
+            <w:tcW w:type="dxa" w:w="5112"/>
+          </w:tcPr>
+          <w:p>
+            <w:r/>
+          </w:p>
+        </w:tc>
+      </w:tr>
+      <w:tr>
+        <w:tc>
+          <w:tcPr>
+            <w:tcW w:type="dxa" w:w="5112"/>
+          </w:tcPr>
+          <w:p>
+            <w:r>
+              <w:t>Observed result</w:t>
+            </w:r>
+          </w:p>
+        </w:tc>
+        <w:tc>
+          <w:tcPr>
+            <w:tcW w:type="dxa" w:w="5112"/>
+          </w:tcPr>
+          <w:p>
+            <w:r/>
+          </w:p>
+        </w:tc>
+      </w:tr>
+      <w:tr>
+        <w:tc>
+          <w:tcPr>
+            <w:tcW w:type="dxa" w:w="5112"/>
+          </w:tcPr>
+          <w:p>
+            <w:r>
+              <w:t>Why the result occurred</w:t>
+            </w:r>
+          </w:p>
+        </w:tc>
+        <w:tc>
+          <w:tcPr>
+            <w:tcW w:type="dxa" w:w="5112"/>
+          </w:tcPr>
+          <w:p>
+            <w:r/>
+          </w:p>
+        </w:tc>
+      </w:tr>
+    </w:tbl>
+    <w:p>
+      <w:pPr>
+        <w:pStyle w:val="Heading1"/>
+      </w:pPr>
+      <w:r>
+        <w:t>11. Reference · Revisit the bus question</w:t>
+      </w:r>
+    </w:p>
+    <w:p>
+      <w:r>
+        <w:t>This bus question has already been used in teaching; record it as practice.</w:t>
+      </w:r>
+    </w:p>
+    <w:p>
+      <w:pPr>
+        <w:pStyle w:val="Heading2"/>
+      </w:pPr>
+      <w:r>
+        <w:t>Use this when helpful</w:t>
+      </w:r>
+    </w:p>
+    <w:p>
+      <w:pPr>
+        <w:spacing w:line="336" w:lineRule="auto" w:after="180"/>
+      </w:pPr>
+      <w:r>
+        <w:rPr>
+          <w:b w:val="0"/>
+        </w:rPr>
+        <w:t xml:space="preserve">A bus displays a delay </w:t>
+      </w:r>
+      <w:r>
+        <w:rPr>
+          <w:b/>
+        </w:rPr>
+        <w:t>prediction</w:t>
+      </w:r>
+      <w:r>
+        <w:rPr>
+          <w:b w:val="0"/>
+        </w:rPr>
+        <w:t xml:space="preserve"> learned from past journeys. A </w:t>
+      </w:r>
+      <w:r>
+        <w:rPr>
+          <w:b/>
+        </w:rPr>
+        <w:t>written rule</w:t>
+      </w:r>
+      <w:r>
+        <w:rPr>
+          <w:b w:val="0"/>
+        </w:rPr>
+        <w:t xml:space="preserve"> turns the display red above 10 minutes. A driver can override the message. Identify all three </w:t>
+      </w:r>
+      <w:r>
+        <w:rPr>
+          <w:b/>
+        </w:rPr>
+        <w:t>mechanism</w:t>
+      </w:r>
+      <w:r>
+        <w:rPr>
+          <w:b w:val="0"/>
+        </w:rPr>
+        <w:t>s.</w:t>
+      </w:r>
+    </w:p>
+    <w:p>
+      <w:pPr>
+        <w:spacing w:line="336" w:lineRule="auto" w:after="180"/>
+      </w:pPr>
+      <w:r>
+        <w:rPr>
+          <w:b w:val="0"/>
+        </w:rPr>
+        <w:t>Would seeing a red display prove that learning occurred?</w:t>
+      </w:r>
+    </w:p>
+    <w:p>
+      <w:pPr>
+        <w:pStyle w:val="Heading3"/>
+      </w:pPr>
+      <w:r>
+        <w:t>My explanation after practice</w:t>
+      </w:r>
+    </w:p>
+    <w:p>
+      <w:r>
+        <w:t>________________________________________________________________</w:t>
+      </w:r>
+    </w:p>
+    <w:p>
+      <w:r>
+        <w:t>________________________________________________________________</w:t>
+      </w:r>
+    </w:p>
+    <w:p>
+      <w:r>
+        <w:t>________________________________________________________________</w:t>
+      </w:r>
+    </w:p>
+    <w:p>
+      <w:r>
+        <w:t>________________________________________________________________</w:t>
+      </w:r>
+    </w:p>
+    <w:p>
+      <w:r>
+        <w:t>________________________________________________________________</w:t>
+      </w:r>
+    </w:p>
+    <w:p>
+      <w:r>
+        <w:t>________________________________________________________________</w:t>
+      </w:r>
+    </w:p>
+    <w:p>
+      <w:r>
+        <w:t>________________________________________________________________</w:t>
+      </w:r>
+    </w:p>
+    <w:p>
+      <w:pPr>
+        <w:spacing w:line="336" w:lineRule="auto" w:after="180"/>
+      </w:pPr>
+      <w:r>
+        <w:rPr>
+          <w:b w:val="0"/>
+        </w:rPr>
+        <w:t>Record support used: none, hint or teacher explanation.</w:t>
+      </w:r>
+    </w:p>
+    <w:p>
+      <w:pPr>
+        <w:pStyle w:val="Heading1"/>
+      </w:pPr>
+      <w:r>
+        <w:t>15. Reference · Greenhouse response copy</w:t>
+      </w:r>
+    </w:p>
+    <w:p>
+      <w:r>
+        <w:t>This is the same W4 case. Reuse its first-attempt record.</w:t>
+      </w:r>
+    </w:p>
+    <w:p>
+      <w:pPr>
+        <w:pStyle w:val="Heading2"/>
+      </w:pPr>
+      <w:r>
+        <w:t>Use this when helpful</w:t>
+      </w:r>
+    </w:p>
+    <w:p>
+      <w:pPr>
+        <w:spacing w:line="336" w:lineRule="auto" w:after="180"/>
+      </w:pPr>
+      <w:r>
+        <w:rPr>
+          <w:b w:val="0"/>
+        </w:rPr>
+        <w:t xml:space="preserve">A school greenhouse estimates tomorrow's temperature using a model fitted on historical weather. A </w:t>
+      </w:r>
+      <w:r>
+        <w:rPr>
+          <w:b/>
+        </w:rPr>
+        <w:t>written rule</w:t>
+      </w:r>
+      <w:r>
+        <w:rPr>
+          <w:b w:val="0"/>
+        </w:rPr>
+        <w:t xml:space="preserve"> displays CHECK PLANTS above 30 degrees C. A caretaker chooses whether to open a vent.</w:t>
+      </w:r>
+    </w:p>
+    <w:p>
+      <w:pPr>
+        <w:spacing w:line="336" w:lineRule="auto" w:after="180"/>
+      </w:pPr>
+      <w:r>
+        <w:rPr>
+          <w:b w:val="0"/>
+        </w:rPr>
+        <w:t xml:space="preserve">Identify each </w:t>
+      </w:r>
+      <w:r>
+        <w:rPr>
+          <w:b/>
+        </w:rPr>
+        <w:t>mechanism</w:t>
+      </w:r>
+      <w:r>
+        <w:rPr>
+          <w:b w:val="0"/>
+        </w:rPr>
+        <w:t xml:space="preserve"> and explain why a correct CHECK PLANTS message would not prove an accurate temperature </w:t>
+      </w:r>
+      <w:r>
+        <w:rPr>
+          <w:b/>
+        </w:rPr>
+        <w:t>prediction</w:t>
+      </w:r>
+      <w:r>
+        <w:rPr>
+          <w:b w:val="0"/>
+        </w:rPr>
+        <w:t>.</w:t>
+      </w:r>
+    </w:p>
+    <w:p>
+      <w:pPr>
+        <w:pStyle w:val="Heading3"/>
+      </w:pPr>
+      <w:r>
+        <w:t>My reasoning and evidence</w:t>
+      </w:r>
+    </w:p>
+    <w:p>
+      <w:r>
+        <w:t>________________________________________________________________</w:t>
+      </w:r>
+    </w:p>
+    <w:p>
+      <w:r>
+        <w:t>________________________________________________________________</w:t>
+      </w:r>
+    </w:p>
+    <w:p>
+      <w:r>
+        <w:t>________________________________________________________________</w:t>
+      </w:r>
+    </w:p>
+    <w:p>
+      <w:r>
+        <w:t>________________________________________________________________</w:t>
+      </w:r>
+    </w:p>
+    <w:p>
+      <w:r>
+        <w:t>________________________________________________________________</w:t>
+      </w:r>
+    </w:p>
+    <w:p>
+      <w:r>
+        <w:t>________________________________________________________________</w:t>
+      </w:r>
+    </w:p>
+    <w:p>
+      <w:r>
+        <w:t>________________________________________________________________</w:t>
+      </w:r>
+    </w:p>
+    <w:p>
+      <w:r>
+        <w:t>________________________________________________________________</w:t>
+      </w:r>
+    </w:p>
+    <w:p>
+      <w:pPr>
+        <w:pStyle w:val="Heading1"/>
+      </w:pPr>
+      <w:r>
+        <w:t>18. Extra practice · Read the umbrella picture</w:t>
+      </w:r>
+    </w:p>
+    <w:p>
+      <w:r>
+        <w:t>Explain the stage and its changed boundary.</w:t>
+      </w:r>
+    </w:p>
+    <w:p>
+      <w:pPr>
+        <w:pStyle w:val="Heading2"/>
+      </w:pPr>
+      <w:r>
+        <w:t>Use this when helpful</w:t>
+      </w:r>
+    </w:p>
+    <w:p>
+      <w:pPr>
+        <w:spacing w:line="336" w:lineRule="auto" w:after="180"/>
       </w:pPr>
       <w:r>
         <w:rPr>
@@ -1923,7 +1988,6 @@
     <w:p>
       <w:pPr>
         <w:spacing w:line="336" w:lineRule="auto" w:after="180"/>
-        <w:shd w:fill="F5F1FB"/>
       </w:pPr>
       <w:r>
         <w:rPr>
@@ -1972,16 +2036,7 @@
     </w:p>
     <w:p>
       <w:pPr>
-        <w:pStyle w:val="Heading3"/>
-      </w:pPr>
-      <w:r>
-        <w:t>Record the help you used</w:t>
-      </w:r>
-    </w:p>
-    <w:p>
-      <w:pPr>
         <w:spacing w:line="336" w:lineRule="auto" w:after="180"/>
-        <w:shd w:fill="F1F6F8"/>
       </w:pPr>
       <w:r>
         <w:rPr>
@@ -2005,7 +2060,6 @@
     <w:p>
       <w:pPr>
         <w:spacing w:line="336" w:lineRule="auto" w:after="180"/>
-        <w:shd w:fill="EDF7F3"/>
       </w:pPr>
       <w:r>
         <w:rPr>
@@ -2019,18 +2073,25 @@
         <w:pStyle w:val="Heading1"/>
       </w:pPr>
       <w:r>
-        <w:t>19. Project portfolio milestone</w:t>
-      </w:r>
-    </w:p>
-    <w:p>
-      <w:r>
-        <w:t>Keep the sorter milestone, input, deciding step, result and limitation together in the project record.</w:t>
+        <w:t>19. Reference · Sorter portfolio record</w:t>
+      </w:r>
+    </w:p>
+    <w:p>
+      <w:r>
+        <w:t>Use alongside your main project response when you need a fuller record.</w:t>
+      </w:r>
+    </w:p>
+    <w:p>
+      <w:pPr>
+        <w:pStyle w:val="Heading2"/>
+      </w:pPr>
+      <w:r>
+        <w:t>Use this when helpful</w:t>
       </w:r>
     </w:p>
     <w:p>
       <w:pPr>
         <w:spacing w:line="336" w:lineRule="auto" w:after="180"/>
-        <w:shd w:fill="EDF7F3"/>
       </w:pPr>
       <w:r>
         <w:rPr>
@@ -2042,7 +2103,6 @@
     <w:p>
       <w:pPr>
         <w:spacing w:line="336" w:lineRule="auto" w:after="180"/>
-        <w:shd w:fill="EDF7F3"/>
       </w:pPr>
       <w:r>
         <w:rPr>
@@ -2195,7 +2255,7 @@
         <w:pStyle w:val="Heading3"/>
       </w:pPr>
       <w:r>
-        <w:t>Explain what this week adds to your project. Reuse last week’s record rather than starting again.</w:t>
+        <w:t>Start this week’s project record. Name the classroom need and explain why your proposed process fits it.</w:t>
       </w:r>
     </w:p>
     <w:p>
@@ -2228,12 +2288,421 @@
         <w:pStyle w:val="Heading1"/>
       </w:pPr>
       <w:r>
-        <w:t>20. Supported practice and learning evidence</w:t>
-      </w:r>
-    </w:p>
-    <w:p>
-      <w:r>
-        <w:t>Use the supported questions once, compare with feedback after attempting them, and record what you repaired.</w:t>
+        <w:t>20. Extra practice · Supported questions</w:t>
+      </w:r>
+    </w:p>
+    <w:p>
+      <w:r>
+        <w:t>Choose the paper or interactive version, and compare with feedback after trying.</w:t>
+      </w:r>
+    </w:p>
+    <w:p>
+      <w:pPr>
+        <w:pStyle w:val="Heading2"/>
+      </w:pPr>
+      <w:r>
+        <w:t>First supported question</w:t>
+      </w:r>
+    </w:p>
+    <w:p>
+      <w:pPr>
+        <w:pStyle w:val="ListBullet"/>
+      </w:pPr>
+      <w:r>
+        <w:t>A fictional school umbrella display shows TAKE ONE before lunch. What produced that advice?</w:t>
+      </w:r>
+    </w:p>
+    <w:p>
+      <w:pPr>
+        <w:pStyle w:val="Heading3"/>
+      </w:pPr>
+      <w:r>
+        <w:t>Practice 1: explain the deciding evidence</w:t>
+      </w:r>
+    </w:p>
+    <w:p>
+      <w:pPr>
+        <w:pStyle w:val="ListBullet"/>
+      </w:pPr>
+      <w:r>
+        <w:t>Which labelled step matches this detail? The teacher checks current conditions before distributing umbrellas.</w:t>
+      </w:r>
+    </w:p>
+    <w:p>
+      <w:pPr>
+        <w:pStyle w:val="ListBullet"/>
+      </w:pPr>
+      <w:r>
+        <w:t>1. Weather records</w:t>
+      </w:r>
+    </w:p>
+    <w:p>
+      <w:pPr>
+        <w:pStyle w:val="ListBullet"/>
+      </w:pPr>
+      <w:r>
+        <w:t>2. Final decision</w:t>
+      </w:r>
+    </w:p>
+    <w:p>
+      <w:pPr>
+        <w:pStyle w:val="ListBullet"/>
+      </w:pPr>
+      <w:r>
+        <w:t>3. Display rule</w:t>
+      </w:r>
+    </w:p>
+    <w:p>
+      <w:pPr>
+        <w:pStyle w:val="ListBullet"/>
+      </w:pPr>
+      <w:r>
+        <w:t>4. Forecast</w:t>
+      </w:r>
+    </w:p>
+    <w:p>
+      <w:pPr>
+        <w:pStyle w:val="Heading3"/>
+      </w:pPr>
+      <w:r>
+        <w:t>My selected conclusion, deciding fact and explanation</w:t>
+      </w:r>
+    </w:p>
+    <w:p>
+      <w:r>
+        <w:t>________________________________________________________________</w:t>
+      </w:r>
+    </w:p>
+    <w:p>
+      <w:r>
+        <w:t>________________________________________________________________</w:t>
+      </w:r>
+    </w:p>
+    <w:p>
+      <w:r>
+        <w:t>________________________________________________________________</w:t>
+      </w:r>
+    </w:p>
+    <w:p>
+      <w:r>
+        <w:t>________________________________________________________________</w:t>
+      </w:r>
+    </w:p>
+    <w:p>
+      <w:r>
+        <w:t>________________________________________________________________</w:t>
+      </w:r>
+    </w:p>
+    <w:p>
+      <w:pPr>
+        <w:pStyle w:val="ListBullet"/>
+      </w:pPr>
+      <w:r>
+        <w:t>Hint if needed: Read the steps in the pictorial case. Match the supplied detail to the stage that performs or records it.</w:t>
+      </w:r>
+    </w:p>
+    <w:p>
+      <w:pPr>
+        <w:pStyle w:val="Heading2"/>
+      </w:pPr>
+      <w:r>
+        <w:t>Check after trying · reference / check after trying</w:t>
+      </w:r>
+    </w:p>
+    <w:p>
+      <w:pPr>
+        <w:spacing w:line="336" w:lineRule="auto" w:after="180"/>
+      </w:pPr>
+      <w:r>
+        <w:rPr>
+          <w:b w:val="0"/>
+        </w:rPr>
+        <w:t xml:space="preserve">After your attempt, compare with the supported explanation: Final decision The teacher checks current conditions before distributing umbrellas. The </w:t>
+      </w:r>
+      <w:r>
+        <w:rPr>
+          <w:b/>
+        </w:rPr>
+        <w:t>fitting</w:t>
+      </w:r>
+      <w:r>
+        <w:rPr>
+          <w:b w:val="0"/>
+        </w:rPr>
+        <w:t xml:space="preserve"> record supports calling the forecasting stage learned.</w:t>
+      </w:r>
+    </w:p>
+    <w:p>
+      <w:pPr>
+        <w:spacing w:line="336" w:lineRule="auto" w:after="180"/>
+      </w:pPr>
+      <w:r>
+        <w:rPr>
+          <w:b w:val="0"/>
+        </w:rPr>
+        <w:t xml:space="preserve">Comparing 70 with 60 is an explicit rule. The final action belongs to a person. Merely seeing TAKE ONE would not reveal any of these </w:t>
+      </w:r>
+      <w:r>
+        <w:rPr>
+          <w:b/>
+        </w:rPr>
+        <w:t>mechanism</w:t>
+      </w:r>
+      <w:r>
+        <w:rPr>
+          <w:b w:val="0"/>
+        </w:rPr>
+        <w:t xml:space="preserve">s; the </w:t>
+      </w:r>
+      <w:r>
+        <w:rPr>
+          <w:b/>
+        </w:rPr>
+        <w:t>process</w:t>
+      </w:r>
+      <w:r>
+        <w:rPr>
+          <w:b w:val="0"/>
+        </w:rPr>
+        <w:t xml:space="preserve"> notes supply that </w:t>
+      </w:r>
+      <w:r>
+        <w:rPr>
+          <w:b/>
+        </w:rPr>
+        <w:t>evidence</w:t>
+      </w:r>
+      <w:r>
+        <w:rPr>
+          <w:b w:val="0"/>
+        </w:rPr>
+        <w:t>.</w:t>
+      </w:r>
+    </w:p>
+    <w:p>
+      <w:pPr>
+        <w:pStyle w:val="Heading2"/>
+      </w:pPr>
+      <w:r>
+        <w:t>Changed boundary question</w:t>
+      </w:r>
+    </w:p>
+    <w:p>
+      <w:pPr>
+        <w:pStyle w:val="Heading3"/>
+      </w:pPr>
+      <w:r>
+        <w:t>Practice 2: explain the deciding evidence</w:t>
+      </w:r>
+    </w:p>
+    <w:p>
+      <w:pPr>
+        <w:pStyle w:val="ListBullet"/>
+      </w:pPr>
+      <w:r>
+        <w:t>Changed-case practice: Keep the forecast but raise the display boundary to 80%. Which conclusion is supported by the supplied facts?</w:t>
+      </w:r>
+    </w:p>
+    <w:p>
+      <w:pPr>
+        <w:pStyle w:val="ListBullet"/>
+      </w:pPr>
+      <w:r>
+        <w:t>1. This one example guarantees correct results for every future input.</w:t>
+      </w:r>
+    </w:p>
+    <w:p>
+      <w:pPr>
+        <w:pStyle w:val="ListBullet"/>
+      </w:pPr>
+      <w:r>
+        <w:t>2. The display no longer says TAKE ONE.</w:t>
+      </w:r>
+    </w:p>
+    <w:p>
+      <w:pPr>
+        <w:pStyle w:val="ListBullet"/>
+      </w:pPr>
+      <w:r>
+        <w:t>3. We can decide the result without examining the changed input or the procedure.</w:t>
+      </w:r>
+    </w:p>
+    <w:p>
+      <w:pPr>
+        <w:pStyle w:val="Heading3"/>
+      </w:pPr>
+      <w:r>
+        <w:t>My selected conclusion, deciding fact and explanation</w:t>
+      </w:r>
+    </w:p>
+    <w:p>
+      <w:r>
+        <w:t>________________________________________________________________</w:t>
+      </w:r>
+    </w:p>
+    <w:p>
+      <w:r>
+        <w:t>________________________________________________________________</w:t>
+      </w:r>
+    </w:p>
+    <w:p>
+      <w:r>
+        <w:t>________________________________________________________________</w:t>
+      </w:r>
+    </w:p>
+    <w:p>
+      <w:r>
+        <w:t>________________________________________________________________</w:t>
+      </w:r>
+    </w:p>
+    <w:p>
+      <w:r>
+        <w:t>________________________________________________________________</w:t>
+      </w:r>
+    </w:p>
+    <w:p>
+      <w:pPr>
+        <w:pStyle w:val="ListBullet"/>
+      </w:pPr>
+      <w:r>
+        <w:t>Hint if needed: Use the changed condition and the deciding step in the pictorial trace. The answer must say what follows from those facts.</w:t>
+      </w:r>
+    </w:p>
+    <w:p>
+      <w:pPr>
+        <w:pStyle w:val="Heading2"/>
+      </w:pPr>
+      <w:r>
+        <w:t>Check after trying · reference / check after trying</w:t>
+      </w:r>
+    </w:p>
+    <w:p>
+      <w:pPr>
+        <w:spacing w:line="336" w:lineRule="auto" w:after="180"/>
+      </w:pPr>
+      <w:r>
+        <w:rPr>
+          <w:b w:val="0"/>
+        </w:rPr>
+        <w:t>After your attempt, compare with the supported explanation: The display no longer says TAKE ONE. 70 is below 80; changing a display rule does not refit the model.</w:t>
+      </w:r>
+    </w:p>
+    <w:p>
+      <w:pPr>
+        <w:pStyle w:val="Heading2"/>
+      </w:pPr>
+      <w:r>
+        <w:t>What you will keep</w:t>
+      </w:r>
+    </w:p>
+    <w:p>
+      <w:pPr>
+        <w:spacing w:line="336" w:lineRule="auto" w:after="180"/>
+      </w:pPr>
+      <w:r>
+        <w:rPr>
+          <w:b w:val="0"/>
+        </w:rPr>
+        <w:t xml:space="preserve">This is the starting lesson. Ask your teacher to model one </w:t>
+      </w:r>
+      <w:r>
+        <w:rPr>
+          <w:b/>
+        </w:rPr>
+        <w:t>observation</w:t>
+      </w:r>
+      <w:r>
+        <w:rPr>
+          <w:b w:val="0"/>
+        </w:rPr>
+        <w:t xml:space="preserve">, one </w:t>
+      </w:r>
+      <w:r>
+        <w:rPr>
+          <w:b/>
+        </w:rPr>
+        <w:t>written rule</w:t>
+      </w:r>
+      <w:r>
+        <w:rPr>
+          <w:b w:val="0"/>
+        </w:rPr>
+        <w:t xml:space="preserve"> and one deciding step, then try your own example.</w:t>
+      </w:r>
+    </w:p>
+    <w:p>
+      <w:pPr>
+        <w:spacing w:line="336" w:lineRule="auto" w:after="180"/>
+      </w:pPr>
+      <w:r>
+        <w:rPr>
+          <w:b w:val="0"/>
+        </w:rPr>
+        <w:t xml:space="preserve">Use Download completed work in the hosted lesson to export your answers, reflections, practice feedback and code-run </w:t>
+      </w:r>
+      <w:r>
+        <w:rPr>
+          <w:b/>
+        </w:rPr>
+        <w:t>evidence</w:t>
+      </w:r>
+      <w:r>
+        <w:rPr>
+          <w:b w:val="0"/>
+        </w:rPr>
+        <w:t>. Open the HTML copy to read or print it.</w:t>
+      </w:r>
+    </w:p>
+    <w:p>
+      <w:pPr>
+        <w:spacing w:line="336" w:lineRule="auto" w:after="180"/>
+      </w:pPr>
+      <w:r>
+        <w:rPr>
+          <w:b w:val="0"/>
+        </w:rPr>
+        <w:t>Drafts stay in this browser when storage is available; clear drafts on a shared device.</w:t>
+      </w:r>
+    </w:p>
+    <w:p>
+      <w:pPr>
+        <w:pStyle w:val="Heading3"/>
+      </w:pPr>
+      <w:r>
+        <w:t>What I repaired, the evidence I kept and the next test</w:t>
+      </w:r>
+    </w:p>
+    <w:p>
+      <w:r>
+        <w:t>________________________________________________________________</w:t>
+      </w:r>
+    </w:p>
+    <w:p>
+      <w:r>
+        <w:t>________________________________________________________________</w:t>
+      </w:r>
+    </w:p>
+    <w:p>
+      <w:r>
+        <w:t>________________________________________________________________</w:t>
+      </w:r>
+    </w:p>
+    <w:p>
+      <w:r>
+        <w:t>________________________________________________________________</w:t>
+      </w:r>
+    </w:p>
+    <w:p>
+      <w:r>
+        <w:t>________________________________________________________________</w:t>
+      </w:r>
+    </w:p>
+    <w:p>
+      <w:pPr>
+        <w:pStyle w:val="Heading2"/>
+      </w:pPr>
+      <w:r>
+        <w:t>Earlier prompts and notes · reference / check after trying</w:t>
       </w:r>
     </w:p>
     <w:p>
@@ -2249,81 +2718,10 @@
     </w:p>
     <w:p>
       <w:pPr>
-        <w:spacing w:line="336" w:lineRule="auto" w:after="180"/>
-        <w:shd w:fill="F5F1FB"/>
-      </w:pPr>
-      <w:r>
-        <w:rPr>
-          <w:b w:val="0"/>
-        </w:rPr>
-        <w:t>A fictional school umbrella display shows TAKE ONE before lunch. What produced that advice?</w:t>
-      </w:r>
-    </w:p>
-    <w:p>
-      <w:pPr>
         <w:pStyle w:val="Heading3"/>
       </w:pPr>
       <w:r>
-        <w:t>Practice 1: explain the deciding evidence</w:t>
-      </w:r>
-    </w:p>
-    <w:p>
-      <w:pPr>
-        <w:spacing w:line="336" w:lineRule="auto" w:after="180"/>
-      </w:pPr>
-      <w:r>
-        <w:rPr>
-          <w:b w:val="0"/>
-        </w:rPr>
-        <w:t>Which labelled step matches this detail? The teacher checks current conditions before distributing umbrellas.</w:t>
-      </w:r>
-    </w:p>
-    <w:p>
-      <w:pPr>
-        <w:spacing w:line="336" w:lineRule="auto" w:after="180"/>
-        <w:shd w:fill="F4F9FC"/>
-      </w:pPr>
-      <w:r>
-        <w:rPr>
-          <w:b w:val="0"/>
-        </w:rPr>
-        <w:t>1. Weather records</w:t>
-      </w:r>
-    </w:p>
-    <w:p>
-      <w:pPr>
-        <w:spacing w:line="336" w:lineRule="auto" w:after="180"/>
-        <w:shd w:fill="F4F9FC"/>
-      </w:pPr>
-      <w:r>
-        <w:rPr>
-          <w:b w:val="0"/>
-        </w:rPr>
-        <w:t>2. Final decision</w:t>
-      </w:r>
-    </w:p>
-    <w:p>
-      <w:pPr>
-        <w:spacing w:line="336" w:lineRule="auto" w:after="180"/>
-        <w:shd w:fill="F4F9FC"/>
-      </w:pPr>
-      <w:r>
-        <w:rPr>
-          <w:b w:val="0"/>
-        </w:rPr>
-        <w:t>3. Display rule</w:t>
-      </w:r>
-    </w:p>
-    <w:p>
-      <w:pPr>
-        <w:spacing w:line="336" w:lineRule="auto" w:after="180"/>
-        <w:shd w:fill="F4F9FC"/>
-      </w:pPr>
-      <w:r>
-        <w:rPr>
-          <w:b w:val="0"/>
-        </w:rPr>
-        <w:t>4. Forecast</w:t>
+        <w:t>Repair a missing building block</w:t>
       </w:r>
     </w:p>
     <w:p>
@@ -2331,441 +2729,25 @@
         <w:pStyle w:val="Heading3"/>
       </w:pPr>
       <w:r>
-        <w:t>My selected conclusion, deciding fact and explanation</w:t>
-      </w:r>
-    </w:p>
-    <w:p>
-      <w:r>
-        <w:t>________________________________________________________________</w:t>
-      </w:r>
-    </w:p>
-    <w:p>
-      <w:r>
-        <w:t>________________________________________________________________</w:t>
-      </w:r>
-    </w:p>
-    <w:p>
-      <w:r>
-        <w:t>________________________________________________________________</w:t>
-      </w:r>
-    </w:p>
-    <w:p>
-      <w:r>
-        <w:t>________________________________________________________________</w:t>
-      </w:r>
-    </w:p>
-    <w:p>
-      <w:r>
-        <w:t>________________________________________________________________</w:t>
-      </w:r>
-    </w:p>
-    <w:p>
-      <w:pPr>
-        <w:pStyle w:val="Heading3"/>
-      </w:pPr>
-      <w:r>
-        <w:t>Hint · use only after trying</w:t>
-      </w:r>
-    </w:p>
-    <w:p>
-      <w:pPr>
-        <w:spacing w:line="336" w:lineRule="auto" w:after="180"/>
-        <w:shd w:fill="F1F6F8"/>
-      </w:pPr>
-      <w:r>
-        <w:rPr>
-          <w:b w:val="0"/>
-        </w:rPr>
-        <w:t>Hint if needed: Read the steps in the pictorial case. Match the supplied detail to the stage that performs or records it.</w:t>
-      </w:r>
-    </w:p>
-    <w:p>
-      <w:pPr>
-        <w:pStyle w:val="Heading3"/>
-      </w:pPr>
-      <w:r>
-        <w:t>Feedback · compare after your attempt</w:t>
-      </w:r>
-    </w:p>
-    <w:p>
-      <w:pPr>
-        <w:spacing w:line="336" w:lineRule="auto" w:after="180"/>
-        <w:shd w:fill="F1F6FC"/>
-      </w:pPr>
-      <w:r>
-        <w:rPr>
-          <w:b w:val="0"/>
-        </w:rPr>
-        <w:t xml:space="preserve">After your attempt, compare with the supported explanation: Final decision The teacher checks current conditions before distributing umbrellas. The </w:t>
-      </w:r>
-      <w:r>
-        <w:rPr>
-          <w:b/>
-        </w:rPr>
-        <w:t>fitting</w:t>
-      </w:r>
-      <w:r>
-        <w:rPr>
-          <w:b w:val="0"/>
-        </w:rPr>
-        <w:t xml:space="preserve"> record supports calling the forecasting stage learned.</w:t>
-      </w:r>
-    </w:p>
-    <w:p>
-      <w:pPr>
-        <w:spacing w:line="336" w:lineRule="auto" w:after="180"/>
-        <w:shd w:fill="F1F6FC"/>
-      </w:pPr>
-      <w:r>
-        <w:rPr>
-          <w:b w:val="0"/>
-        </w:rPr>
-        <w:t xml:space="preserve">Comparing 70 with 60 is an explicit rule. The final action belongs to a person. Merely seeing TAKE ONE would not reveal any of these </w:t>
-      </w:r>
-      <w:r>
-        <w:rPr>
-          <w:b/>
-        </w:rPr>
-        <w:t>mechanism</w:t>
-      </w:r>
-      <w:r>
-        <w:rPr>
-          <w:b w:val="0"/>
-        </w:rPr>
-        <w:t xml:space="preserve">s; the </w:t>
-      </w:r>
-      <w:r>
-        <w:rPr>
-          <w:b/>
-        </w:rPr>
-        <w:t>process</w:t>
-      </w:r>
-      <w:r>
-        <w:rPr>
-          <w:b w:val="0"/>
-        </w:rPr>
-        <w:t xml:space="preserve"> notes supply that </w:t>
-      </w:r>
-      <w:r>
-        <w:rPr>
-          <w:b/>
-        </w:rPr>
-        <w:t>evidence</w:t>
-      </w:r>
-      <w:r>
-        <w:rPr>
-          <w:b w:val="0"/>
-        </w:rPr>
-        <w:t>.</w:t>
-      </w:r>
-    </w:p>
-    <w:p>
-      <w:pPr>
-        <w:pStyle w:val="Heading3"/>
-      </w:pPr>
-      <w:r>
-        <w:t>Practice 2: explain the deciding evidence</w:t>
-      </w:r>
-    </w:p>
-    <w:p>
-      <w:pPr>
-        <w:pStyle w:val="Heading3"/>
-      </w:pPr>
-      <w:r>
-        <w:t>Changed case · predict first</w:t>
-      </w:r>
-    </w:p>
-    <w:p>
-      <w:pPr>
-        <w:spacing w:line="336" w:lineRule="auto" w:after="180"/>
-        <w:shd w:fill="F5F1FB"/>
-      </w:pPr>
-      <w:r>
-        <w:rPr>
-          <w:b w:val="0"/>
-        </w:rPr>
-        <w:t xml:space="preserve">Changed-case practice: Keep the forecast but raise the display boundary to </w:t>
-      </w:r>
-      <w:r>
-        <w:rPr>
-          <w:b/>
-        </w:rPr>
-        <w:t>80%</w:t>
-      </w:r>
-      <w:r>
-        <w:rPr>
-          <w:b w:val="0"/>
-        </w:rPr>
-        <w:t>. Which conclusion is supported by the supplied facts?</w:t>
-      </w:r>
-    </w:p>
-    <w:p>
-      <w:pPr>
-        <w:spacing w:line="336" w:lineRule="auto" w:after="180"/>
-        <w:shd w:fill="F4F9FC"/>
-      </w:pPr>
-      <w:r>
-        <w:rPr>
-          <w:b w:val="0"/>
-        </w:rPr>
-        <w:t xml:space="preserve">1. This one example guarantees correct results for every future </w:t>
-      </w:r>
-      <w:r>
-        <w:rPr>
-          <w:b/>
-        </w:rPr>
-        <w:t>input</w:t>
-      </w:r>
-      <w:r>
-        <w:rPr>
-          <w:b w:val="0"/>
-        </w:rPr>
-        <w:t>.</w:t>
-      </w:r>
-    </w:p>
-    <w:p>
-      <w:pPr>
-        <w:spacing w:line="336" w:lineRule="auto" w:after="180"/>
-        <w:shd w:fill="F4F9FC"/>
-      </w:pPr>
-      <w:r>
-        <w:rPr>
-          <w:b w:val="0"/>
-        </w:rPr>
-        <w:t>2. The display no longer says TAKE ONE.</w:t>
-      </w:r>
-    </w:p>
-    <w:p>
-      <w:pPr>
-        <w:spacing w:line="336" w:lineRule="auto" w:after="180"/>
-        <w:shd w:fill="F4F9FC"/>
-      </w:pPr>
-      <w:r>
-        <w:rPr>
-          <w:b w:val="0"/>
-        </w:rPr>
-        <w:t xml:space="preserve">3. We can decide the result without examining the changed </w:t>
-      </w:r>
-      <w:r>
-        <w:rPr>
-          <w:b/>
-        </w:rPr>
-        <w:t>input</w:t>
-      </w:r>
-      <w:r>
-        <w:rPr>
-          <w:b w:val="0"/>
-        </w:rPr>
-        <w:t xml:space="preserve"> or the procedure.</w:t>
-      </w:r>
-    </w:p>
-    <w:p>
-      <w:pPr>
-        <w:pStyle w:val="Heading3"/>
-      </w:pPr>
-      <w:r>
-        <w:t>My selected conclusion, deciding fact and explanation</w:t>
-      </w:r>
-    </w:p>
-    <w:p>
-      <w:r>
-        <w:t>________________________________________________________________</w:t>
-      </w:r>
-    </w:p>
-    <w:p>
-      <w:r>
-        <w:t>________________________________________________________________</w:t>
-      </w:r>
-    </w:p>
-    <w:p>
-      <w:r>
-        <w:t>________________________________________________________________</w:t>
-      </w:r>
-    </w:p>
-    <w:p>
-      <w:r>
-        <w:t>________________________________________________________________</w:t>
-      </w:r>
-    </w:p>
-    <w:p>
-      <w:r>
-        <w:t>________________________________________________________________</w:t>
-      </w:r>
-    </w:p>
-    <w:p>
-      <w:pPr>
-        <w:pStyle w:val="Heading3"/>
-      </w:pPr>
-      <w:r>
-        <w:t>Hint · use only after trying</w:t>
-      </w:r>
-    </w:p>
-    <w:p>
-      <w:pPr>
-        <w:spacing w:line="336" w:lineRule="auto" w:after="180"/>
-        <w:shd w:fill="F1F6F8"/>
-      </w:pPr>
-      <w:r>
-        <w:rPr>
-          <w:b w:val="0"/>
-        </w:rPr>
-        <w:t>Hint if needed: Use the changed condition and the deciding step in the pictorial trace. The answer must say what follows from those facts.</w:t>
-      </w:r>
-    </w:p>
-    <w:p>
-      <w:pPr>
-        <w:pStyle w:val="Heading3"/>
-      </w:pPr>
-      <w:r>
-        <w:t>Feedback · compare after your attempt</w:t>
-      </w:r>
-    </w:p>
-    <w:p>
-      <w:pPr>
-        <w:spacing w:line="336" w:lineRule="auto" w:after="180"/>
-        <w:shd w:fill="F1F6FC"/>
-      </w:pPr>
-      <w:r>
-        <w:rPr>
-          <w:b w:val="0"/>
-        </w:rPr>
-        <w:t>After your attempt, compare with the supported explanation: The display no longer says TAKE ONE. 70 is below 80; changing a display rule does not refit the model.</w:t>
-      </w:r>
-    </w:p>
-    <w:p>
-      <w:pPr>
-        <w:pStyle w:val="Heading3"/>
-      </w:pPr>
-      <w:r>
-        <w:t>Repair a missing building block</w:t>
-      </w:r>
-    </w:p>
-    <w:p>
-      <w:pPr>
-        <w:spacing w:line="336" w:lineRule="auto" w:after="180"/>
-      </w:pPr>
-      <w:r>
-        <w:rPr>
-          <w:b w:val="0"/>
-        </w:rPr>
-        <w:t xml:space="preserve">This is the starting lesson. Ask your teacher to model one </w:t>
-      </w:r>
-      <w:r>
-        <w:rPr>
-          <w:b/>
-        </w:rPr>
-        <w:t>observation</w:t>
-      </w:r>
-      <w:r>
-        <w:rPr>
-          <w:b w:val="0"/>
-        </w:rPr>
-        <w:t xml:space="preserve">, one </w:t>
-      </w:r>
-      <w:r>
-        <w:rPr>
-          <w:b/>
-        </w:rPr>
-        <w:t>written rule</w:t>
-      </w:r>
-      <w:r>
-        <w:rPr>
-          <w:b w:val="0"/>
-        </w:rPr>
-        <w:t xml:space="preserve"> and one deciding step, then try your own example.</w:t>
-      </w:r>
-    </w:p>
-    <w:p>
-      <w:pPr>
-        <w:pStyle w:val="Heading3"/>
-      </w:pPr>
-      <w:r>
         <w:t>Keep your completed work</w:t>
       </w:r>
     </w:p>
     <w:p>
       <w:pPr>
-        <w:spacing w:line="336" w:lineRule="auto" w:after="180"/>
-      </w:pPr>
-      <w:r>
-        <w:rPr>
-          <w:b w:val="0"/>
-        </w:rPr>
-        <w:t xml:space="preserve">Use Download completed work in the hosted lesson to export your answers, reflections, practice feedback and code-run </w:t>
-      </w:r>
-      <w:r>
-        <w:rPr>
-          <w:b/>
-        </w:rPr>
-        <w:t>evidence</w:t>
-      </w:r>
-      <w:r>
-        <w:rPr>
-          <w:b w:val="0"/>
-        </w:rPr>
-        <w:t>. Open the HTML copy to read or print it.</w:t>
-      </w:r>
-    </w:p>
-    <w:p>
-      <w:pPr>
-        <w:spacing w:line="336" w:lineRule="auto" w:after="180"/>
-      </w:pPr>
-      <w:r>
-        <w:rPr>
-          <w:b w:val="0"/>
-        </w:rPr>
-        <w:t>Drafts stay in this browser when storage is available; clear drafts on a shared device.</w:t>
-      </w:r>
-    </w:p>
-    <w:p>
-      <w:pPr>
-        <w:pStyle w:val="Heading3"/>
-      </w:pPr>
-      <w:r>
-        <w:t>What I repaired, the evidence I kept and the next test</w:t>
-      </w:r>
-    </w:p>
-    <w:p>
-      <w:r>
-        <w:t>________________________________________________________________</w:t>
-      </w:r>
-    </w:p>
-    <w:p>
-      <w:r>
-        <w:t>________________________________________________________________</w:t>
-      </w:r>
-    </w:p>
-    <w:p>
-      <w:r>
-        <w:t>________________________________________________________________</w:t>
-      </w:r>
-    </w:p>
-    <w:p>
-      <w:r>
-        <w:t>________________________________________________________________</w:t>
-      </w:r>
-    </w:p>
-    <w:p>
-      <w:r>
-        <w:t>________________________________________________________________</w:t>
-      </w:r>
-    </w:p>
-    <w:p>
-      <w:pPr>
         <w:pStyle w:val="Heading1"/>
       </w:pPr>
       <w:r>
-        <w:t>21. Visual concept journey</w:t>
-      </w:r>
-    </w:p>
-    <w:p>
-      <w:r>
-        <w:t>Explain each picture using its labels and evidence, then record a relevant limit.</w:t>
-      </w:r>
-    </w:p>
-    <w:p>
-      <w:pPr>
-        <w:pStyle w:val="Heading3"/>
+        <w:t>21. Reference · Six-picture response sheets</w:t>
+      </w:r>
+    </w:p>
+    <w:p>
+      <w:r>
+        <w:t>Choose a relevant picture; completing all six is optional.</w:t>
+      </w:r>
+    </w:p>
+    <w:p>
+      <w:pPr>
+        <w:pStyle w:val="Heading2"/>
       </w:pPr>
       <w:r>
         <w:t>01. Seeing a result is not explaining it</w:t>
@@ -2857,7 +2839,6 @@
     <w:p>
       <w:pPr>
         <w:spacing w:line="336" w:lineRule="auto" w:after="180"/>
-        <w:shd w:fill="F5F1FB"/>
       </w:pPr>
       <w:r>
         <w:rPr>
@@ -2920,7 +2901,7 @@
     </w:p>
     <w:p>
       <w:pPr>
-        <w:pStyle w:val="Heading3"/>
+        <w:pStyle w:val="Heading2"/>
       </w:pPr>
       <w:r>
         <w:t>02. Who or what makes this decision?</w:t>
@@ -3012,7 +2993,6 @@
     <w:p>
       <w:pPr>
         <w:spacing w:line="336" w:lineRule="auto" w:after="180"/>
-        <w:shd w:fill="F5F1FB"/>
       </w:pPr>
       <w:r>
         <w:rPr>
@@ -3051,7 +3031,7 @@
     </w:p>
     <w:p>
       <w:pPr>
-        <w:pStyle w:val="Heading3"/>
+        <w:pStyle w:val="Heading2"/>
       </w:pPr>
       <w:r>
         <w:t>03. One bus display. Three different decisions.</w:t>
@@ -3119,7 +3099,6 @@
     <w:p>
       <w:pPr>
         <w:spacing w:line="336" w:lineRule="auto" w:after="180"/>
-        <w:shd w:fill="F5F1FB"/>
       </w:pPr>
       <w:r>
         <w:rPr>
@@ -3158,7 +3137,7 @@
     </w:p>
     <w:p>
       <w:pPr>
-        <w:pStyle w:val="Heading3"/>
+        <w:pStyle w:val="Heading2"/>
       </w:pPr>
       <w:r>
         <w:t>04. Learn first. Predict later.</w:t>
@@ -3214,7 +3193,6 @@
     <w:p>
       <w:pPr>
         <w:spacing w:line="336" w:lineRule="auto" w:after="180"/>
-        <w:shd w:fill="F5F1FB"/>
       </w:pPr>
       <w:r>
         <w:rPr>
@@ -3253,7 +3231,7 @@
     </w:p>
     <w:p>
       <w:pPr>
-        <w:pStyle w:val="Heading3"/>
+        <w:pStyle w:val="Heading2"/>
       </w:pPr>
       <w:r>
         <w:t>05. Change the rule. Keep the forecast.</w:t>
@@ -3309,7 +3287,6 @@
     <w:p>
       <w:pPr>
         <w:spacing w:line="336" w:lineRule="auto" w:after="180"/>
-        <w:shd w:fill="F5F1FB"/>
       </w:pPr>
       <w:r>
         <w:rPr>
@@ -3372,7 +3349,7 @@
     </w:p>
     <w:p>
       <w:pPr>
-        <w:pStyle w:val="Heading3"/>
+        <w:pStyle w:val="Heading2"/>
       </w:pPr>
       <w:r>
         <w:t>06. “Not enough information” is a useful answer</w:t>
@@ -3476,7 +3453,6 @@
     <w:p>
       <w:pPr>
         <w:spacing w:line="336" w:lineRule="auto" w:after="180"/>
-        <w:shd w:fill="F5F1FB"/>
       </w:pPr>
       <w:r>
         <w:rPr>
@@ -3523,6 +3499,62 @@
     <w:p>
       <w:r>
         <w:t>________________________________________________________________</w:t>
+      </w:r>
+    </w:p>
+    <w:p>
+      <w:pPr>
+        <w:pStyle w:val="Heading2"/>
+      </w:pPr>
+      <w:r>
+        <w:t>Earlier prompts and notes · reference / check after trying</w:t>
+      </w:r>
+    </w:p>
+    <w:p>
+      <w:pPr>
+        <w:pStyle w:val="Heading3"/>
+      </w:pPr>
+      <w:r>
+        <w:t>01. Seeing a result is not explaining it</w:t>
+      </w:r>
+    </w:p>
+    <w:p>
+      <w:pPr>
+        <w:pStyle w:val="Heading3"/>
+      </w:pPr>
+      <w:r>
+        <w:t>02. Who or what makes this decision?</w:t>
+      </w:r>
+    </w:p>
+    <w:p>
+      <w:pPr>
+        <w:pStyle w:val="Heading3"/>
+      </w:pPr>
+      <w:r>
+        <w:t>03. One bus display. Three different decisions.</w:t>
+      </w:r>
+    </w:p>
+    <w:p>
+      <w:pPr>
+        <w:pStyle w:val="Heading3"/>
+      </w:pPr>
+      <w:r>
+        <w:t>04. Learn first. Predict later.</w:t>
+      </w:r>
+    </w:p>
+    <w:p>
+      <w:pPr>
+        <w:pStyle w:val="Heading3"/>
+      </w:pPr>
+      <w:r>
+        <w:t>05. Change the rule. Keep the forecast.</w:t>
+      </w:r>
+    </w:p>
+    <w:p>
+      <w:pPr>
+        <w:pStyle w:val="Heading3"/>
+      </w:pPr>
+      <w:r>
+        <w:t>06. “Not enough information” is a useful answer</w:t>
       </w:r>
     </w:p>
     <w:sectPr>
